--- a/downloads/student/ai-6-week-32.docx
+++ b/downloads/student/ai-6-week-32.docx
@@ -777,6 +777,16 @@
     <w:p>
       <w:r>
         <w:t>Rehearse and revise runbooks; readable instructions alone cannot establish readiness for every incident.</w:t>
+      </w:r>
+    </w:p>
+    <w:p>
+      <w:r>
+        <w:t>Read the labelled picture: Match SOURCE_UNAVAILABLE to its safe check and escalation owner. What is lost when the maintainer route is removed, even if the diagnostic instructions stay readable?</w:t>
+      </w:r>
+    </w:p>
+    <w:p>
+      <w:r>
+        <w:t>Change one thing: Remove the maintainer and escalation route. Predict the result before checking the explanation. What remains the same?</w:t>
       </w:r>
     </w:p>
     <w:p>
@@ -1875,6 +1885,187 @@
         <w:t>Attempt the independent case before hints. Record whether you worked alone, used a hint or followed a model. After feedback, fix the first unsupported step and explain why it changed. A later check uses a changed case, not a copied answer.</w:t>
       </w:r>
     </w:p>
+    <w:p>
+      <w:pPr>
+        <w:pStyle w:val="Heading1"/>
+      </w:pPr>
+      <w:r>
+        <w:t>15. Your lesson route</w:t>
+      </w:r>
+    </w:p>
+    <w:p>
+      <w:r>
+        <w:t>Start with this question: A runbook with an owner. Another teacher must handle SOURCE_UNAVAILABLE without inventing an answer.</w:t>
+      </w:r>
+    </w:p>
+    <w:tbl>
+      <w:tblPr>
+        <w:tblStyle w:val="LightShading-Accent1"/>
+        <w:tblW w:type="auto" w:w="0"/>
+        <w:tblLook w:firstColumn="1" w:firstRow="1" w:lastColumn="0" w:lastRow="0" w:noHBand="0" w:noVBand="1" w:val="04A0"/>
+      </w:tblPr>
+      <w:tblGrid>
+        <w:gridCol w:w="5112"/>
+        <w:gridCol w:w="5112"/>
+      </w:tblGrid>
+      <w:tr>
+        <w:trPr>
+          <w:tblHeader/>
+        </w:trPr>
+        <w:tc>
+          <w:tcPr>
+            <w:tcW w:type="dxa" w:w="5112"/>
+          </w:tcPr>
+          <w:p>
+            <w:r>
+              <w:t>By the end, I can</w:t>
+            </w:r>
+          </w:p>
+        </w:tc>
+        <w:tc>
+          <w:tcPr>
+            <w:tcW w:type="dxa" w:w="5112"/>
+          </w:tcPr>
+          <w:p>
+            <w:r>
+              <w:t>How I will show it</w:t>
+            </w:r>
+          </w:p>
+        </w:tc>
+      </w:tr>
+      <w:tr>
+        <w:tc>
+          <w:tcPr>
+            <w:tcW w:type="dxa" w:w="5112"/>
+          </w:tcPr>
+          <w:p>
+            <w:r>
+              <w:t>Explain the mechanism and terminology of documentation and operational readiness</w:t>
+            </w:r>
+          </w:p>
+        </w:tc>
+        <w:tc>
+          <w:tcPr>
+            <w:tcW w:type="dxa" w:w="5112"/>
+          </w:tcPr>
+          <w:p>
+            <w:r>
+              <w:t>Explain the deciding step, show a trace or test, and state one limit.</w:t>
+            </w:r>
+          </w:p>
+        </w:tc>
+      </w:tr>
+      <w:tr>
+        <w:tc>
+          <w:tcPr>
+            <w:tcW w:type="dxa" w:w="5112"/>
+          </w:tcPr>
+          <w:p>
+            <w:r>
+              <w:t>Apply the stated procedure to a new case with a traceable result</w:t>
+            </w:r>
+          </w:p>
+        </w:tc>
+        <w:tc>
+          <w:tcPr>
+            <w:tcW w:type="dxa" w:w="5112"/>
+          </w:tcPr>
+          <w:p>
+            <w:r>
+              <w:t>Explain the deciding step, show a trace or test, and state one limit.</w:t>
+            </w:r>
+          </w:p>
+        </w:tc>
+      </w:tr>
+      <w:tr>
+        <w:tc>
+          <w:tcPr>
+            <w:tcW w:type="dxa" w:w="5112"/>
+          </w:tcPr>
+          <w:p>
+            <w:r>
+              <w:t>Identify an assumption or limitation and design a revealing follow-up</w:t>
+            </w:r>
+          </w:p>
+        </w:tc>
+        <w:tc>
+          <w:tcPr>
+            <w:tcW w:type="dxa" w:w="5112"/>
+          </w:tcPr>
+          <w:p>
+            <w:r>
+              <w:t>Explain the deciding step, show a trace or test, and state one limit.</w:t>
+            </w:r>
+          </w:p>
+        </w:tc>
+      </w:tr>
+    </w:tbl>
+    <w:p>
+      <w:r>
+        <w:t>Remember → watch and explain → try with help → investigate → try independently → keep project evidence. Your teacher may spread this lesson across several classes.</w:t>
+      </w:r>
+    </w:p>
+    <w:p>
+      <w:r>
+        <w:t>Keep your first prediction. Compare it with what the evidence shows and explain any change.</w:t>
+      </w:r>
+    </w:p>
+    <w:p>
+      <w:pPr>
+        <w:pStyle w:val="Heading1"/>
+      </w:pPr>
+      <w:r>
+        <w:t>16. Finish and return</w:t>
+      </w:r>
+    </w:p>
+    <w:p>
+      <w:r>
+        <w:t>Close your notes. Explain this goal in your own words: Explain the mechanism and terminology of documentation and operational readiness</w:t>
+      </w:r>
+    </w:p>
+    <w:p>
+      <w:pPr>
+        <w:pStyle w:val="Heading3"/>
+      </w:pPr>
+      <w:r>
+        <w:t>My deciding step, evidence and one remaining question</w:t>
+      </w:r>
+    </w:p>
+    <w:p>
+      <w:r>
+        <w:t>________________________________________________________________</w:t>
+      </w:r>
+    </w:p>
+    <w:p>
+      <w:r>
+        <w:t>________________________________________________________________</w:t>
+      </w:r>
+    </w:p>
+    <w:p>
+      <w:r>
+        <w:t>________________________________________________________________</w:t>
+      </w:r>
+    </w:p>
+    <w:p>
+      <w:r>
+        <w:t>________________________________________________________________</w:t>
+      </w:r>
+    </w:p>
+    <w:p>
+      <w:r>
+        <w:t>________________________________________________________________</w:t>
+      </w:r>
+    </w:p>
+    <w:p>
+      <w:r>
+        <w:t>If you are unsure, return to the worked picture and explain one arrow. If you are ready, change an input or assumption and justify your prediction.</w:t>
+      </w:r>
+    </w:p>
+    <w:p>
+      <w:r>
+        <w:t>Save your workbook evidence. At the next review, try a different case before opening your old answer.</w:t>
+      </w:r>
+    </w:p>
     <w:sectPr>
       <w:pgSz w:w="12240" w:h="15840"/>
       <w:pgMar w:top="936" w:right="1008" w:bottom="936" w:left="1008" w:header="720" w:footer="720" w:gutter="0"/>

--- a/downloads/student/ai-6-week-32.docx
+++ b/downloads/student/ai-6-week-32.docx
@@ -2066,6 +2066,202 @@
         <w:t>Save your workbook evidence. At the next review, try a different case before opening your old answer.</w:t>
       </w:r>
     </w:p>
+    <w:p>
+      <w:pPr>
+        <w:pStyle w:val="Heading1"/>
+      </w:pPr>
+      <w:r>
+        <w:t>17. Supported practice, repair and portfolio</w:t>
+      </w:r>
+    </w:p>
+    <w:p>
+      <w:r>
+        <w:t>Use this supported practice once, in the browser or on paper. Keep the reserved independent assessment for a separate first attempt before teacher feedback.</w:t>
+      </w:r>
+    </w:p>
+    <w:p>
+      <w:r>
+        <w:t>A runbook with an owner. Another teacher must handle SOURCE_UNAVAILABLE without inventing an answer.</w:t>
+      </w:r>
+    </w:p>
+    <w:p>
+      <w:pPr>
+        <w:pStyle w:val="Heading3"/>
+      </w:pPr>
+      <w:r>
+        <w:t>Practice 1: explain the deciding evidence</w:t>
+      </w:r>
+    </w:p>
+    <w:p>
+      <w:r>
+        <w:t>Which labelled step matches this detail? Contact the named maintainer and retain unresolved status.</w:t>
+      </w:r>
+    </w:p>
+    <w:p>
+      <w:r>
+        <w:t>1. Match symptom</w:t>
+      </w:r>
+    </w:p>
+    <w:p>
+      <w:r>
+        <w:t>2. Escalate clearly</w:t>
+      </w:r>
+    </w:p>
+    <w:p>
+      <w:r>
+        <w:t>3. Run safe check</w:t>
+      </w:r>
+    </w:p>
+    <w:p>
+      <w:pPr>
+        <w:pStyle w:val="Heading3"/>
+      </w:pPr>
+      <w:r>
+        <w:t>My selected conclusion, deciding fact and explanation</w:t>
+      </w:r>
+    </w:p>
+    <w:p>
+      <w:r>
+        <w:t>________________________________________________________________</w:t>
+      </w:r>
+    </w:p>
+    <w:p>
+      <w:r>
+        <w:t>________________________________________________________________</w:t>
+      </w:r>
+    </w:p>
+    <w:p>
+      <w:r>
+        <w:t>________________________________________________________________</w:t>
+      </w:r>
+    </w:p>
+    <w:p>
+      <w:r>
+        <w:t>________________________________________________________________</w:t>
+      </w:r>
+    </w:p>
+    <w:p>
+      <w:r>
+        <w:t>________________________________________________________________</w:t>
+      </w:r>
+    </w:p>
+    <w:p>
+      <w:r>
+        <w:t>Hint if needed: Read the steps in the pictorial case. Match the supplied detail to the stage that performs or records it.</w:t>
+      </w:r>
+    </w:p>
+    <w:p>
+      <w:r>
+        <w:t>After your attempt, compare with the supported explanation: Escalate clearly Contact the named maintainer and retain unresolved status. Operational documentation connects a symptom, bounded action, responsible person and recovery check. Component names alone do not tell an operator what to do.</w:t>
+      </w:r>
+    </w:p>
+    <w:p>
+      <w:pPr>
+        <w:pStyle w:val="Heading3"/>
+      </w:pPr>
+      <w:r>
+        <w:t>Practice 2: explain the deciding evidence</w:t>
+      </w:r>
+    </w:p>
+    <w:p>
+      <w:r>
+        <w:t>Changed-case practice: Remove the maintainer and escalation route. Which conclusion is supported by the supplied facts?</w:t>
+      </w:r>
+    </w:p>
+    <w:p>
+      <w:r>
+        <w:t>1. The diagnostic remains, but responsibility for an unresolved fault becomes unclear.</w:t>
+      </w:r>
+    </w:p>
+    <w:p>
+      <w:r>
+        <w:t>2. We can decide the result without examining the changed input or the procedure.</w:t>
+      </w:r>
+    </w:p>
+    <w:p>
+      <w:r>
+        <w:t>3. This one example guarantees correct results for every future input.</w:t>
+      </w:r>
+    </w:p>
+    <w:p>
+      <w:pPr>
+        <w:pStyle w:val="Heading3"/>
+      </w:pPr>
+      <w:r>
+        <w:t>My selected conclusion, deciding fact and explanation</w:t>
+      </w:r>
+    </w:p>
+    <w:p>
+      <w:r>
+        <w:t>________________________________________________________________</w:t>
+      </w:r>
+    </w:p>
+    <w:p>
+      <w:r>
+        <w:t>________________________________________________________________</w:t>
+      </w:r>
+    </w:p>
+    <w:p>
+      <w:r>
+        <w:t>________________________________________________________________</w:t>
+      </w:r>
+    </w:p>
+    <w:p>
+      <w:r>
+        <w:t>________________________________________________________________</w:t>
+      </w:r>
+    </w:p>
+    <w:p>
+      <w:r>
+        <w:t>________________________________________________________________</w:t>
+      </w:r>
+    </w:p>
+    <w:p>
+      <w:r>
+        <w:t>Hint if needed: Use the changed condition and the deciding step in the pictorial trace. The answer must say what follows from those facts.</w:t>
+      </w:r>
+    </w:p>
+    <w:p>
+      <w:r>
+        <w:t>After your attempt, compare with the supported explanation: The diagnostic remains, but responsibility for an unresolved fault becomes unclear. Readiness includes who acts when routine checks do not solve the problem.</w:t>
+      </w:r>
+    </w:p>
+    <w:p>
+      <w:pPr>
+        <w:pStyle w:val="Heading3"/>
+      </w:pPr>
+      <w:r>
+        <w:t>Repair a missing building block</w:t>
+      </w:r>
+    </w:p>
+    <w:p>
+      <w:r>
+        <w:t>Review Red team exercises (ai-6/31). Goal: Explain the mechanism and terminology of red team exercises. Short practice: Distinguish the exhibit fact from the embedded edit instruction. Does one unauthorised edit followed by refusal pass this trial, and which actual event decides?. Return to this week and explain what you changed.</w:t>
+      </w:r>
+    </w:p>
+    <w:p>
+      <w:r>
+        <w:t>Review Performance and cost experiments (ai-6/29). Goal: Explain the mechanism and terminology of performance and cost experiments. Short practice: Calculate per-case seconds and cost units for A and B. Which meets a budget of at most 2 cost units per case, and what speed trade-off does that choice make?. Return to this week and explain what you changed.</w:t>
+      </w:r>
+    </w:p>
+    <w:p>
+      <w:r>
+        <w:t>Review Incident investigation (ai-6/26). Goal: Explain the mechanism and terminology of incident investigation. Short practice: Order the three incident records and locate the old evidence version. How does the investigation change if the trace instead retrieves version 6 but drafts room C?. Return to this week and explain what you changed.</w:t>
+      </w:r>
+    </w:p>
+    <w:p>
+      <w:pPr>
+        <w:pStyle w:val="Heading3"/>
+      </w:pPr>
+      <w:r>
+        <w:t>Keep your completed work</w:t>
+      </w:r>
+    </w:p>
+    <w:p>
+      <w:r>
+        <w:t>Use Download completed work in the hosted lesson to export your answers, reflections, practice feedback and code-run evidence. Open the HTML copy to read or print it. Drafts stay in this browser when storage is available; clear drafts on a shared device.</w:t>
+      </w:r>
+    </w:p>
     <w:sectPr>
       <w:pgSz w:w="12240" w:h="15840"/>
       <w:pgMar w:top="936" w:right="1008" w:bottom="936" w:left="1008" w:header="720" w:footer="720" w:gutter="0"/>

--- a/downloads/student/ai-6-week-32.docx
+++ b/downloads/student/ai-6-week-32.docx
@@ -42,6 +42,11 @@
       </w:r>
     </w:p>
     <w:p>
+      <w:r>
+        <w:t>Start with the target: Explain the mechanism and terminology of documentation and operational readiness. Try the recall before opening notes.</w:t>
+      </w:r>
+    </w:p>
+    <w:p>
       <w:pPr>
         <w:pStyle w:val="Heading3"/>
       </w:pPr>
@@ -50,17 +55,47 @@
       </w:r>
     </w:p>
     <w:p>
-      <w:r>
-        <w:t>I can explain the mechanism and terminology of documentation and operational readiness.</w:t>
-      </w:r>
-    </w:p>
-    <w:p>
-      <w:r>
+      <w:pPr>
+        <w:spacing w:line="336" w:lineRule="auto" w:after="180"/>
+      </w:pPr>
+      <w:r>
+        <w:rPr>
+          <w:b w:val="0"/>
+        </w:rPr>
+        <w:t xml:space="preserve">I can explain the </w:t>
+      </w:r>
+      <w:r>
+        <w:rPr>
+          <w:b/>
+        </w:rPr>
+        <w:t>mechanism</w:t>
+      </w:r>
+      <w:r>
+        <w:rPr>
+          <w:b w:val="0"/>
+        </w:rPr>
+        <w:t xml:space="preserve"> and terminology of documentation and operational readiness.</w:t>
+      </w:r>
+    </w:p>
+    <w:p>
+      <w:pPr>
+        <w:spacing w:line="336" w:lineRule="auto" w:after="180"/>
+      </w:pPr>
+      <w:r>
+        <w:rPr>
+          <w:b w:val="0"/>
+        </w:rPr>
         <w:t>I can apply the stated procedure to a new case with a traceable result.</w:t>
       </w:r>
     </w:p>
     <w:p>
-      <w:r>
+      <w:pPr>
+        <w:spacing w:line="336" w:lineRule="auto" w:after="180"/>
+      </w:pPr>
+      <w:r>
+        <w:rPr>
+          <w:b w:val="0"/>
+        </w:rPr>
         <w:t>I can identify an assumption or limitation and design a revealing follow-up.</w:t>
       </w:r>
     </w:p>
@@ -73,47 +108,125 @@
       </w:r>
     </w:p>
     <w:p>
-      <w:r>
+      <w:pPr>
+        <w:spacing w:line="336" w:lineRule="auto" w:after="180"/>
+      </w:pPr>
+      <w:r>
+        <w:rPr>
+          <w:b w:val="0"/>
+        </w:rPr>
         <w:t>Close your notes first. A rough first answer helps us choose the right starting point; it is not a score for your ability.</w:t>
       </w:r>
     </w:p>
     <w:p>
-      <w:r>
+      <w:pPr>
+        <w:spacing w:line="336" w:lineRule="auto" w:after="180"/>
+      </w:pPr>
+      <w:r>
+        <w:rPr>
+          <w:b w:val="0"/>
+        </w:rPr>
         <w:t>Without opening the old lesson, explain one key idea from Red team exercises. Give an example and a mistake that the idea helps you avoid.</w:t>
       </w:r>
     </w:p>
     <w:p>
-      <w:r>
+      <w:pPr>
+        <w:spacing w:line="336" w:lineRule="auto" w:after="180"/>
+      </w:pPr>
+      <w:r>
+        <w:rPr>
+          <w:b w:val="0"/>
+        </w:rPr>
         <w:t>Without opening the old lesson, explain one key idea from Performance and cost experiments. Give an example and a mistake that the idea helps you avoid.</w:t>
       </w:r>
     </w:p>
     <w:p>
-      <w:r>
+      <w:pPr>
+        <w:spacing w:line="336" w:lineRule="auto" w:after="180"/>
+      </w:pPr>
+      <w:r>
+        <w:rPr>
+          <w:b w:val="0"/>
+        </w:rPr>
         <w:t>Without opening the old lesson, explain one key idea from Incident investigation. Give an example and a mistake that the idea helps you avoid.</w:t>
       </w:r>
     </w:p>
     <w:p>
-      <w:r>
-        <w:t>After trying, check the relevant lesson or ask your teacher. Change the part of your explanation that the evidence shows was wrong.</w:t>
-      </w:r>
-    </w:p>
-    <w:p>
-      <w:r>
+      <w:pPr>
+        <w:spacing w:line="336" w:lineRule="auto" w:after="180"/>
+      </w:pPr>
+      <w:r>
+        <w:rPr>
+          <w:b w:val="0"/>
+        </w:rPr>
+        <w:t xml:space="preserve">After trying, check the relevant lesson or ask your teacher. Change the part of your explanation that the </w:t>
+      </w:r>
+      <w:r>
+        <w:rPr>
+          <w:b/>
+        </w:rPr>
+        <w:t>evidence</w:t>
+      </w:r>
+      <w:r>
+        <w:rPr>
+          <w:b w:val="0"/>
+        </w:rPr>
+        <w:t xml:space="preserve"> shows was wrong.</w:t>
+      </w:r>
+    </w:p>
+    <w:p>
+      <w:pPr>
+        <w:spacing w:line="336" w:lineRule="auto" w:after="180"/>
+      </w:pPr>
+      <w:r>
+        <w:rPr>
+          <w:b w:val="0"/>
+        </w:rPr>
         <w:t>This week you will practise:</w:t>
       </w:r>
     </w:p>
     <w:p>
-      <w:r>
-        <w:t>Explain the mechanism and terminology of documentation and operational readiness</w:t>
-      </w:r>
-    </w:p>
-    <w:p>
-      <w:r>
+      <w:pPr>
+        <w:spacing w:line="336" w:lineRule="auto" w:after="180"/>
+      </w:pPr>
+      <w:r>
+        <w:rPr>
+          <w:b w:val="0"/>
+        </w:rPr>
+        <w:t xml:space="preserve">Explain the </w:t>
+      </w:r>
+      <w:r>
+        <w:rPr>
+          <w:b/>
+        </w:rPr>
+        <w:t>mechanism</w:t>
+      </w:r>
+      <w:r>
+        <w:rPr>
+          <w:b w:val="0"/>
+        </w:rPr>
+        <w:t xml:space="preserve"> and terminology of documentation and operational readiness</w:t>
+      </w:r>
+    </w:p>
+    <w:p>
+      <w:pPr>
+        <w:spacing w:line="336" w:lineRule="auto" w:after="180"/>
+      </w:pPr>
+      <w:r>
+        <w:rPr>
+          <w:b w:val="0"/>
+        </w:rPr>
         <w:t>Apply the stated procedure to a new case with a traceable result</w:t>
       </w:r>
     </w:p>
     <w:p>
-      <w:r>
+      <w:pPr>
+        <w:spacing w:line="336" w:lineRule="auto" w:after="180"/>
+      </w:pPr>
+      <w:r>
+        <w:rPr>
+          <w:b w:val="0"/>
+        </w:rPr>
         <w:t>Identify an assumption or limitation and design a revealing follow-up</w:t>
       </w:r>
     </w:p>
@@ -126,8 +239,38 @@
       </w:r>
     </w:p>
     <w:p>
-      <w:r>
-        <w:t>Recall Red team exercises. Explain why a recorded result needs its input conditions and evidence source before it can support a claim.</w:t>
+      <w:pPr>
+        <w:spacing w:line="336" w:lineRule="auto" w:after="180"/>
+      </w:pPr>
+      <w:r>
+        <w:rPr>
+          <w:b w:val="0"/>
+        </w:rPr>
+        <w:t xml:space="preserve">Recall Red team exercises. Explain why a recorded result needs its </w:t>
+      </w:r>
+      <w:r>
+        <w:rPr>
+          <w:b/>
+        </w:rPr>
+        <w:t>input</w:t>
+      </w:r>
+      <w:r>
+        <w:rPr>
+          <w:b w:val="0"/>
+        </w:rPr>
+        <w:t xml:space="preserve"> conditions and </w:t>
+      </w:r>
+      <w:r>
+        <w:rPr>
+          <w:b/>
+        </w:rPr>
+        <w:t>evidence</w:t>
+      </w:r>
+      <w:r>
+        <w:rPr>
+          <w:b w:val="0"/>
+        </w:rPr>
+        <w:t xml:space="preserve"> source before it can support a claim.</w:t>
       </w:r>
     </w:p>
     <w:p>
@@ -162,7 +305,13 @@
       </w:r>
     </w:p>
     <w:p>
-      <w:r>
+      <w:pPr>
+        <w:spacing w:line="336" w:lineRule="auto" w:after="180"/>
+      </w:pPr>
+      <w:r>
+        <w:rPr>
+          <w:b w:val="0"/>
+        </w:rPr>
         <w:t>Explain documentation and operational readiness using the deciding step in this fictional service.</w:t>
       </w:r>
     </w:p>
@@ -176,12 +325,40 @@
     </w:p>
     <w:p>
       <w:r>
+        <w:t>Investigate the supplied Documentation and operational readiness case. Separate observations, given facts and assumptions before choosing an explanation.</w:t>
+      </w:r>
+    </w:p>
+    <w:p>
+      <w:pPr>
+        <w:spacing w:line="336" w:lineRule="auto" w:after="180"/>
+      </w:pPr>
+      <w:r>
+        <w:rPr>
+          <w:b w:val="0"/>
+        </w:rPr>
         <w:t>Operational documentation tells another person how to run, verify, observe and recover the service. A successful developer demo is not readiness.</w:t>
       </w:r>
     </w:p>
     <w:p>
-      <w:r>
-        <w:t>Begin by writing the question the procedure is intended to answer. Identify the information already supplied, the information it will produce and the information still missing. These are constructed classroom examples; they do not require live accounts, private records or an external service. Do not treat a plausible explanation as a measured outcome.</w:t>
+      <w:pPr>
+        <w:spacing w:line="336" w:lineRule="auto" w:after="180"/>
+      </w:pPr>
+      <w:r>
+        <w:rPr>
+          <w:b w:val="0"/>
+        </w:rPr>
+        <w:t>Begin by writing the question the procedure is intended to answer. Identify the information already supplied, the information it will produce and the information still missing.</w:t>
+      </w:r>
+    </w:p>
+    <w:p>
+      <w:pPr>
+        <w:spacing w:line="336" w:lineRule="auto" w:after="180"/>
+      </w:pPr>
+      <w:r>
+        <w:rPr>
+          <w:b w:val="0"/>
+        </w:rPr>
+        <w:t>These are constructed classroom examples; they do not require live accounts, private records or an external service. Do not treat a plausible explanation as a measured outcome.</w:t>
       </w:r>
     </w:p>
     <w:p>
@@ -217,7 +394,42 @@
     </w:p>
     <w:p>
       <w:r>
-        <w:t>A runbook names versions, required non-secret configuration, secret key names, health checks, release/rollback dependencies, alerts and owners. Test it with a fresh operator and fictional fixtures.</w:t>
+        <w:t>Follow the mechanism for Documentation and operational readiness. Connect each labelled input, deciding step and result.</w:t>
+      </w:r>
+    </w:p>
+    <w:p>
+      <w:pPr>
+        <w:spacing w:line="336" w:lineRule="auto" w:after="180"/>
+      </w:pPr>
+      <w:r>
+        <w:rPr>
+          <w:b w:val="0"/>
+        </w:rPr>
+        <w:t xml:space="preserve">A </w:t>
+      </w:r>
+      <w:r>
+        <w:rPr>
+          <w:b/>
+        </w:rPr>
+        <w:t>runbook</w:t>
+      </w:r>
+      <w:r>
+        <w:rPr>
+          <w:b w:val="0"/>
+        </w:rPr>
+        <w:t xml:space="preserve"> names versions, required non-secret configuration, secret key names, </w:t>
+      </w:r>
+      <w:r>
+        <w:rPr>
+          <w:b/>
+        </w:rPr>
+        <w:t>health check</w:t>
+      </w:r>
+      <w:r>
+        <w:rPr>
+          <w:b w:val="0"/>
+        </w:rPr>
+        <w:t>s, release/rollback dependencies, alerts and owners. Test it with a fresh operator and fictional fixtures.</w:t>
       </w:r>
     </w:p>
     <w:p>
@@ -313,8 +525,49 @@
       </w:r>
     </w:p>
     <w:p>
-      <w:r>
-        <w:t>Before applying the procedure, write its units, denominator or decision boundary where relevant. A partner should be able to repeat each step using the same inputs. If a required input is absent or violates the stated contract, record that condition explicitly instead of quietly replacing it with a convenient value.</w:t>
+      <w:pPr>
+        <w:spacing w:line="336" w:lineRule="auto" w:after="180"/>
+      </w:pPr>
+      <w:r>
+        <w:rPr>
+          <w:b w:val="0"/>
+        </w:rPr>
+        <w:t xml:space="preserve">Before applying the procedure, write its units, denominator or decision boundary where relevant. A partner should be able to repeat each step using the same </w:t>
+      </w:r>
+      <w:r>
+        <w:rPr>
+          <w:b/>
+        </w:rPr>
+        <w:t>input</w:t>
+      </w:r>
+      <w:r>
+        <w:rPr>
+          <w:b w:val="0"/>
+        </w:rPr>
+        <w:t>s.</w:t>
+      </w:r>
+    </w:p>
+    <w:p>
+      <w:pPr>
+        <w:spacing w:line="336" w:lineRule="auto" w:after="180"/>
+      </w:pPr>
+      <w:r>
+        <w:rPr>
+          <w:b w:val="0"/>
+        </w:rPr>
+        <w:t xml:space="preserve">If a required </w:t>
+      </w:r>
+      <w:r>
+        <w:rPr>
+          <w:b/>
+        </w:rPr>
+        <w:t>input</w:t>
+      </w:r>
+      <w:r>
+        <w:rPr>
+          <w:b w:val="0"/>
+        </w:rPr>
+        <w:t xml:space="preserve"> is absent or violates the stated contract, record that condition explicitly instead of quietly replacing it with a convenient value.</w:t>
       </w:r>
     </w:p>
     <w:p>
@@ -326,8 +579,26 @@
       </w:r>
     </w:p>
     <w:p>
-      <w:r>
-        <w:t>Point to the input, the deciding step and the result in this week’s visual. Explain the same step in ordinary words. A picture helps when you can say what each part represents.</w:t>
+      <w:pPr>
+        <w:spacing w:line="336" w:lineRule="auto" w:after="180"/>
+      </w:pPr>
+      <w:r>
+        <w:rPr>
+          <w:b w:val="0"/>
+        </w:rPr>
+        <w:t xml:space="preserve">Point to the </w:t>
+      </w:r>
+      <w:r>
+        <w:rPr>
+          <w:b/>
+        </w:rPr>
+        <w:t>input</w:t>
+      </w:r>
+      <w:r>
+        <w:rPr>
+          <w:b w:val="0"/>
+        </w:rPr>
+        <w:t>, the deciding step and the result in this week’s visual. Explain the same step in ordinary words. A picture helps when you can say what each part represents.</w:t>
       </w:r>
     </w:p>
     <w:p>
@@ -339,6 +610,11 @@
       </w:r>
     </w:p>
     <w:p>
+      <w:r>
+        <w:t>Compare the supplied cases for Documentation and operational readiness. Identify the detail that changes the conclusion.</w:t>
+      </w:r>
+    </w:p>
+    <w:p>
       <w:pPr>
         <w:pStyle w:val="Heading3"/>
       </w:pPr>
@@ -347,8 +623,20 @@
       </w:r>
     </w:p>
     <w:p>
-      <w:r>
-        <w:t>Runbook says start server, but omits data version and recovery steps. Another operator cannot reproduce a result. Show the intermediate steps and give the conclusion with its scope.</w:t>
+      <w:pPr>
+        <w:spacing w:line="336" w:lineRule="auto" w:after="180"/>
+      </w:pPr>
+      <w:r>
+        <w:rPr>
+          <w:b/>
+        </w:rPr>
+        <w:t>Runbook</w:t>
+      </w:r>
+      <w:r>
+        <w:rPr>
+          <w:b w:val="0"/>
+        </w:rPr>
+        <w:t xml:space="preserve"> says start server, but omits data version and recovery steps. Another operator cannot reproduce a result. Show the intermediate steps and give the conclusion with its scope.</w:t>
       </w:r>
     </w:p>
     <w:p>
@@ -393,17 +681,68 @@
       </w:r>
     </w:p>
     <w:p>
-      <w:r>
+      <w:pPr>
+        <w:pStyle w:val="Heading3"/>
+      </w:pPr>
+      <w:r>
+        <w:t>Change one thing</w:t>
+      </w:r>
+    </w:p>
+    <w:p>
+      <w:pPr>
+        <w:spacing w:line="336" w:lineRule="auto" w:after="180"/>
+        <w:shd w:fill="F5F1FB"/>
+      </w:pPr>
+      <w:r>
+        <w:rPr>
+          <w:b w:val="0"/>
+        </w:rPr>
         <w:t>Change: Remove the maintainer and escalation route.</w:t>
       </w:r>
     </w:p>
     <w:p>
-      <w:r>
-        <w:t>Prediction: The diagnostic remains, but responsibility for an unresolved fault becomes unclear.</w:t>
-      </w:r>
-    </w:p>
-    <w:p>
-      <w:r>
+      <w:pPr>
+        <w:pStyle w:val="Heading3"/>
+      </w:pPr>
+      <w:r>
+        <w:t>Predicted result</w:t>
+      </w:r>
+    </w:p>
+    <w:p>
+      <w:pPr>
+        <w:spacing w:line="336" w:lineRule="auto" w:after="180"/>
+        <w:shd w:fill="F1F6FC"/>
+      </w:pPr>
+      <w:r>
+        <w:rPr>
+          <w:b/>
+        </w:rPr>
+        <w:t>Prediction</w:t>
+      </w:r>
+      <w:r>
+        <w:rPr>
+          <w:b w:val="0"/>
+        </w:rPr>
+        <w:t>: The diagnostic remains, but responsibility for an unresolved fault becomes unclear.</w:t>
+      </w:r>
+    </w:p>
+    <w:p>
+      <w:pPr>
+        <w:pStyle w:val="Heading3"/>
+      </w:pPr>
+      <w:r>
+        <w:t>Why the result follows</w:t>
+      </w:r>
+    </w:p>
+    <w:p>
+      <w:pPr>
+        <w:spacing w:line="336" w:lineRule="auto" w:after="180"/>
+        <w:shd w:fill="F1F6FC"/>
+      </w:pPr>
+      <w:r>
+        <w:rPr>
+          <w:b w:val="0"/>
+        </w:rPr>
         <w:t>Reason: Readiness includes who acts when routine checks do not solve the problem.</w:t>
       </w:r>
     </w:p>
@@ -413,6 +752,11 @@
       </w:pPr>
       <w:r>
         <w:t>05. Words that unlock the idea</w:t>
+      </w:r>
+    </w:p>
+    <w:p>
+      <w:r>
+        <w:t>Use the vocabulary of Documentation and operational readiness to explain a concrete decision, rather than only memorising definitions.</w:t>
       </w:r>
     </w:p>
     <w:tbl>
@@ -550,29 +894,121 @@
     </w:p>
     <w:p>
       <w:r>
-        <w:t>Runbook says start server, but omits data version and recovery steps. Another operator cannot reproduce a result.</w:t>
-      </w:r>
-    </w:p>
-    <w:p>
-      <w:r>
+        <w:t>Follow the worked trace for Documentation and operational readiness, predict a step, then compare with its explanation.</w:t>
+      </w:r>
+    </w:p>
+    <w:p>
+      <w:pPr>
+        <w:spacing w:line="336" w:lineRule="auto" w:after="180"/>
+      </w:pPr>
+      <w:r>
+        <w:rPr>
+          <w:b/>
+        </w:rPr>
+        <w:t>Runbook</w:t>
+      </w:r>
+      <w:r>
+        <w:rPr>
+          <w:b w:val="0"/>
+        </w:rPr>
+        <w:t xml:space="preserve"> says start server, but omits data version and recovery steps. Another operator cannot reproduce a result.</w:t>
+      </w:r>
+    </w:p>
+    <w:p>
+      <w:pPr>
+        <w:spacing w:line="336" w:lineRule="auto" w:after="180"/>
+      </w:pPr>
+      <w:r>
+        <w:rPr>
+          <w:b w:val="0"/>
+        </w:rPr>
         <w:t>Add exact configuration/version references, fixture setup, verification and recovery. Do not publish secret values to make setup easier.</w:t>
       </w:r>
     </w:p>
     <w:p>
-      <w:r>
-        <w:t>Compare the intermediate evidence with the final statement. Explain why each number or decision follows from the stated inputs. The conclusion belongs to this scenario and procedure; changing the inputs, evaluation population or authority can change what it establishes. Retain the raw record so a later revision can be compared honestly.</w:t>
-      </w:r>
-    </w:p>
-    <w:p>
       <w:pPr>
         <w:pStyle w:val="Heading3"/>
       </w:pPr>
       <w:r>
+        <w:t>Worked explanation · Documentation and operational readiness</w:t>
+      </w:r>
+    </w:p>
+    <w:p>
+      <w:pPr>
+        <w:spacing w:line="336" w:lineRule="auto" w:after="180"/>
+        <w:shd w:fill="F1F6FC"/>
+      </w:pPr>
+      <w:r>
+        <w:rPr>
+          <w:b w:val="0"/>
+        </w:rPr>
+        <w:t xml:space="preserve">Compare the intermediate </w:t>
+      </w:r>
+      <w:r>
+        <w:rPr>
+          <w:b/>
+        </w:rPr>
+        <w:t>evidence</w:t>
+      </w:r>
+      <w:r>
+        <w:rPr>
+          <w:b w:val="0"/>
+        </w:rPr>
+        <w:t xml:space="preserve"> with the final statement. Explain why each number or decision follows from the stated </w:t>
+      </w:r>
+      <w:r>
+        <w:rPr>
+          <w:b/>
+        </w:rPr>
+        <w:t>input</w:t>
+      </w:r>
+      <w:r>
+        <w:rPr>
+          <w:b w:val="0"/>
+        </w:rPr>
+        <w:t>s.</w:t>
+      </w:r>
+    </w:p>
+    <w:p>
+      <w:pPr>
+        <w:spacing w:line="336" w:lineRule="auto" w:after="180"/>
+        <w:shd w:fill="F1F6FC"/>
+      </w:pPr>
+      <w:r>
+        <w:rPr>
+          <w:b w:val="0"/>
+        </w:rPr>
+        <w:t xml:space="preserve">The conclusion belongs to this scenario and procedure; changing the </w:t>
+      </w:r>
+      <w:r>
+        <w:rPr>
+          <w:b/>
+        </w:rPr>
+        <w:t>input</w:t>
+      </w:r>
+      <w:r>
+        <w:rPr>
+          <w:b w:val="0"/>
+        </w:rPr>
+        <w:t>s, evaluation population or authority can change what it establishes. Retain the raw record so a later revision can be compared honestly.</w:t>
+      </w:r>
+    </w:p>
+    <w:p>
+      <w:pPr>
+        <w:pStyle w:val="Heading3"/>
+      </w:pPr>
+      <w:r>
         <w:t>Learn from the worked case</w:t>
       </w:r>
     </w:p>
     <w:p>
-      <w:r>
+      <w:pPr>
+        <w:spacing w:line="336" w:lineRule="auto" w:after="180"/>
+      </w:pPr>
+      <w:r>
+        <w:rPr>
+          <w:b w:val="0"/>
+        </w:rPr>
         <w:t>Cover the result before checking it. Say what is given, choose the procedure, and follow one step at a time. Then uncover the result and explain your first mismatch. Ask why a step is allowed, not only what number it produces.</w:t>
       </w:r>
     </w:p>
@@ -585,8 +1021,26 @@
       </w:r>
     </w:p>
     <w:p>
-      <w:r>
-        <w:t>A runbook with an owner. Another teacher must handle SOURCE_UNAVAILABLE without inventing an answer.</w:t>
+      <w:pPr>
+        <w:spacing w:line="336" w:lineRule="auto" w:after="180"/>
+      </w:pPr>
+      <w:r>
+        <w:rPr>
+          <w:b w:val="0"/>
+        </w:rPr>
+        <w:t xml:space="preserve">A </w:t>
+      </w:r>
+      <w:r>
+        <w:rPr>
+          <w:b/>
+        </w:rPr>
+        <w:t>runbook</w:t>
+      </w:r>
+      <w:r>
+        <w:rPr>
+          <w:b w:val="0"/>
+        </w:rPr>
+        <w:t xml:space="preserve"> with an owner. Another teacher must handle SOURCE_UNAVAILABLE without inventing an answer.</w:t>
       </w:r>
     </w:p>
     <w:p>
@@ -598,8 +1052,35 @@
       </w:r>
     </w:p>
     <w:p>
-      <w:r>
-        <w:t>The runbook names a maintainer and a read-only source-connection diagnostic. The code means no supported answer can be produced.</w:t>
+      <w:pPr>
+        <w:pStyle w:val="Heading3"/>
+      </w:pPr>
+      <w:r>
+        <w:t>Supplied facts</w:t>
+      </w:r>
+    </w:p>
+    <w:p>
+      <w:pPr>
+        <w:spacing w:line="336" w:lineRule="auto" w:after="180"/>
+        <w:shd w:fill="F1F6FC"/>
+      </w:pPr>
+      <w:r>
+        <w:rPr>
+          <w:b w:val="0"/>
+        </w:rPr>
+        <w:t xml:space="preserve">The </w:t>
+      </w:r>
+      <w:r>
+        <w:rPr>
+          <w:b/>
+        </w:rPr>
+        <w:t>runbook</w:t>
+      </w:r>
+      <w:r>
+        <w:rPr>
+          <w:b w:val="0"/>
+        </w:rPr>
+        <w:t xml:space="preserve"> names a maintainer and a read-only source-connection diagnostic. The code means no supported answer can be produced.</w:t>
       </w:r>
     </w:p>
     <w:p>
@@ -762,7 +1243,22 @@
       </w:r>
     </w:p>
     <w:p>
-      <w:r>
+      <w:pPr>
+        <w:pStyle w:val="Heading3"/>
+      </w:pPr>
+      <w:r>
+        <w:t>Why the result follows</w:t>
+      </w:r>
+    </w:p>
+    <w:p>
+      <w:pPr>
+        <w:spacing w:line="336" w:lineRule="auto" w:after="180"/>
+        <w:shd w:fill="F1F6FC"/>
+      </w:pPr>
+      <w:r>
+        <w:rPr>
+          <w:b w:val="0"/>
+        </w:rPr>
         <w:t>Operational documentation connects a symptom, bounded action, responsible person and recovery check. Component names alone do not tell an operator what to do.</w:t>
       </w:r>
     </w:p>
@@ -775,17 +1271,74 @@
       </w:r>
     </w:p>
     <w:p>
-      <w:r>
-        <w:t>Rehearse and revise runbooks; readable instructions alone cannot establish readiness for every incident.</w:t>
-      </w:r>
-    </w:p>
-    <w:p>
-      <w:r>
+      <w:pPr>
+        <w:pStyle w:val="Heading3"/>
+      </w:pPr>
+      <w:r>
+        <w:t>Keep the stated limit</w:t>
+      </w:r>
+    </w:p>
+    <w:p>
+      <w:pPr>
+        <w:spacing w:line="336" w:lineRule="auto" w:after="180"/>
+        <w:shd w:fill="FFF5E6"/>
+      </w:pPr>
+      <w:r>
+        <w:rPr>
+          <w:b w:val="0"/>
+        </w:rPr>
+        <w:t xml:space="preserve">Rehearse and revise </w:t>
+      </w:r>
+      <w:r>
+        <w:rPr>
+          <w:b/>
+        </w:rPr>
+        <w:t>runbook</w:t>
+      </w:r>
+      <w:r>
+        <w:rPr>
+          <w:b w:val="0"/>
+        </w:rPr>
+        <w:t>s; readable instructions alone cannot establish readiness for every incident.</w:t>
+      </w:r>
+    </w:p>
+    <w:p>
+      <w:pPr>
+        <w:pStyle w:val="Heading3"/>
+      </w:pPr>
+      <w:r>
+        <w:t>Keep the stated limit</w:t>
+      </w:r>
+    </w:p>
+    <w:p>
+      <w:pPr>
+        <w:spacing w:line="336" w:lineRule="auto" w:after="180"/>
+        <w:shd w:fill="FFF5E6"/>
+      </w:pPr>
+      <w:r>
+        <w:rPr>
+          <w:b w:val="0"/>
+        </w:rPr>
         <w:t>Read the labelled picture: Match SOURCE_UNAVAILABLE to its safe check and escalation owner. What is lost when the maintainer route is removed, even if the diagnostic instructions stay readable?</w:t>
       </w:r>
     </w:p>
     <w:p>
-      <w:r>
+      <w:pPr>
+        <w:pStyle w:val="Heading3"/>
+      </w:pPr>
+      <w:r>
+        <w:t>Keep the stated limit</w:t>
+      </w:r>
+    </w:p>
+    <w:p>
+      <w:pPr>
+        <w:spacing w:line="336" w:lineRule="auto" w:after="180"/>
+        <w:shd w:fill="FFF5E6"/>
+      </w:pPr>
+      <w:r>
+        <w:rPr>
+          <w:b w:val="0"/>
+        </w:rPr>
         <w:t>Change one thing: Remove the maintainer and escalation route. Predict the result before checking the explanation. What remains the same?</w:t>
       </w:r>
     </w:p>
@@ -799,12 +1352,30 @@
     </w:p>
     <w:p>
       <w:r>
-        <w:t>Documentation readiness requires a tested replay and operational ownership, not merely complete-looking prose.</w:t>
-      </w:r>
-    </w:p>
-    <w:p>
-      <w:r>
-        <w:t>A useful check asks what would make the reasoning fail. Distinguish a failure to execute the declared procedure from a weakness in the procedure itself. The first may require a correction; the second requires an explicitly revised method and new evidence. Preserve unsuccessful cases so an improved result cannot hide the original problem.</w:t>
+        <w:t>Find the unsupported step in the Documentation and operational readiness claim and explain a repair using the supplied evidence.</w:t>
+      </w:r>
+    </w:p>
+    <w:p>
+      <w:pPr>
+        <w:spacing w:line="336" w:lineRule="auto" w:after="180"/>
+      </w:pPr>
+      <w:r>
+        <w:rPr>
+          <w:b w:val="0"/>
+        </w:rPr>
+        <w:t xml:space="preserve">Documentation readiness requires a tested replay and </w:t>
+      </w:r>
+      <w:r>
+        <w:rPr>
+          <w:b/>
+        </w:rPr>
+        <w:t>operational owner</w:t>
+      </w:r>
+      <w:r>
+        <w:rPr>
+          <w:b w:val="0"/>
+        </w:rPr>
+        <w:t>ship, not merely complete-looking prose.</w:t>
       </w:r>
     </w:p>
     <w:p>
@@ -812,6 +1383,50 @@
         <w:pStyle w:val="Heading3"/>
       </w:pPr>
       <w:r>
+        <w:t>Check the claim against the facts</w:t>
+      </w:r>
+    </w:p>
+    <w:p>
+      <w:pPr>
+        <w:spacing w:line="336" w:lineRule="auto" w:after="180"/>
+        <w:shd w:fill="FFF5E6"/>
+      </w:pPr>
+      <w:r>
+        <w:rPr>
+          <w:b w:val="0"/>
+        </w:rPr>
+        <w:t>A useful check asks what would make the reasoning fail. Distinguish a failure to execute the declared procedure from a weakness in the procedure itself.</w:t>
+      </w:r>
+    </w:p>
+    <w:p>
+      <w:pPr>
+        <w:spacing w:line="336" w:lineRule="auto" w:after="180"/>
+        <w:shd w:fill="FFF5E6"/>
+      </w:pPr>
+      <w:r>
+        <w:rPr>
+          <w:b w:val="0"/>
+        </w:rPr>
+        <w:t xml:space="preserve">The first may require a correction; the second requires an explicitly revised method and new </w:t>
+      </w:r>
+      <w:r>
+        <w:rPr>
+          <w:b/>
+        </w:rPr>
+        <w:t>evidence</w:t>
+      </w:r>
+      <w:r>
+        <w:rPr>
+          <w:b w:val="0"/>
+        </w:rPr>
+        <w:t>. Preserve unsuccessful cases so an improved result cannot hide the original problem.</w:t>
+      </w:r>
+    </w:p>
+    <w:p>
+      <w:pPr>
+        <w:pStyle w:val="Heading3"/>
+      </w:pPr>
+      <w:r>
         <w:t>Guided: restate the worked result, then name the assumption or limitation that prevents a broader conclusion.</w:t>
       </w:r>
     </w:p>
@@ -849,8 +1464,37 @@
       </w:r>
     </w:p>
     <w:p>
-      <w:r>
-        <w:t>A report omits this qualification: Documentation readiness requires a tested replay and operational ownership, not merely complete-looking prose. Explain how omitting it could change a reader's interpretation, and write an accurate replacement.</w:t>
+      <w:pPr>
+        <w:spacing w:line="336" w:lineRule="auto" w:after="180"/>
+      </w:pPr>
+      <w:r>
+        <w:rPr>
+          <w:b w:val="0"/>
+        </w:rPr>
+        <w:t xml:space="preserve">A report omits this qualification: Documentation readiness requires a tested replay and </w:t>
+      </w:r>
+      <w:r>
+        <w:rPr>
+          <w:b/>
+        </w:rPr>
+        <w:t>operational owner</w:t>
+      </w:r>
+      <w:r>
+        <w:rPr>
+          <w:b w:val="0"/>
+        </w:rPr>
+        <w:t>ship, not merely complete-looking prose.</w:t>
+      </w:r>
+    </w:p>
+    <w:p>
+      <w:pPr>
+        <w:spacing w:line="336" w:lineRule="auto" w:after="180"/>
+      </w:pPr>
+      <w:r>
+        <w:rPr>
+          <w:b w:val="0"/>
+        </w:rPr>
+        <w:t>Explain how omitting it could change a reader's interpretation, and write an accurate replacement.</w:t>
       </w:r>
     </w:p>
     <w:p>
@@ -901,7 +1545,54 @@
     </w:p>
     <w:p>
       <w:r>
-        <w:t>Explain the weekly mechanism in your own words. Use the worked scenario to name its input, decision rule and output.</w:t>
+        <w:t>Practise Documentation and operational readiness with support, then explain the deciding step in your own words.</w:t>
+      </w:r>
+    </w:p>
+    <w:p>
+      <w:pPr>
+        <w:spacing w:line="336" w:lineRule="auto" w:after="180"/>
+      </w:pPr>
+      <w:r>
+        <w:rPr>
+          <w:b w:val="0"/>
+        </w:rPr>
+        <w:t xml:space="preserve">Explain the weekly </w:t>
+      </w:r>
+      <w:r>
+        <w:rPr>
+          <w:b/>
+        </w:rPr>
+        <w:t>mechanism</w:t>
+      </w:r>
+      <w:r>
+        <w:rPr>
+          <w:b w:val="0"/>
+        </w:rPr>
+        <w:t xml:space="preserve"> in your own words. Use the worked scenario to name its </w:t>
+      </w:r>
+      <w:r>
+        <w:rPr>
+          <w:b/>
+        </w:rPr>
+        <w:t>input</w:t>
+      </w:r>
+      <w:r>
+        <w:rPr>
+          <w:b w:val="0"/>
+        </w:rPr>
+        <w:t xml:space="preserve">, decision rule and </w:t>
+      </w:r>
+      <w:r>
+        <w:rPr>
+          <w:b/>
+        </w:rPr>
+        <w:t>output</w:t>
+      </w:r>
+      <w:r>
+        <w:rPr>
+          <w:b w:val="0"/>
+        </w:rPr>
+        <w:t>.</w:t>
       </w:r>
     </w:p>
     <w:p>
@@ -974,8 +1665,26 @@
       </w:r>
     </w:p>
     <w:p>
-      <w:r>
-        <w:t>Use workbook W2 for the connected example “Documentation and operational readiness”. First fill the input and rule boxes. Try the middle steps before asking for a hint. After a hint, try the next step yourself.</w:t>
+      <w:pPr>
+        <w:spacing w:line="336" w:lineRule="auto" w:after="180"/>
+      </w:pPr>
+      <w:r>
+        <w:rPr>
+          <w:b w:val="0"/>
+        </w:rPr>
+        <w:t xml:space="preserve">Use workbook W2 for the connected example “Documentation and operational readiness”. First fill the </w:t>
+      </w:r>
+      <w:r>
+        <w:rPr>
+          <w:b/>
+        </w:rPr>
+        <w:t>input</w:t>
+      </w:r>
+      <w:r>
+        <w:rPr>
+          <w:b w:val="0"/>
+        </w:rPr>
+        <w:t xml:space="preserve"> and rule boxes. Try the middle steps before asking for a hint. After a hint, try the next step yourself.</w:t>
       </w:r>
     </w:p>
     <w:tbl>
@@ -1058,7 +1767,13 @@
       </w:tr>
     </w:tbl>
     <w:p>
-      <w:r>
+      <w:pPr>
+        <w:spacing w:line="336" w:lineRule="auto" w:after="180"/>
+      </w:pPr>
+      <w:r>
+        <w:rPr>
+          <w:b w:val="0"/>
+        </w:rPr>
         <w:t>Explain your trace to a partner. Your partner points to one step to check. Swap roles on the next case. Each person writes their own explanation.</w:t>
       </w:r>
     </w:p>
@@ -1071,12 +1786,35 @@
       </w:r>
     </w:p>
     <w:p>
-      <w:r>
-        <w:t>Use the worked case for Documentation and operational readiness. Proposed explanation: “The worked result establishes every future case”. Decide whether this explanation is supported. Point to the step or supplied fact that decides; explain your repair if needed.</w:t>
-      </w:r>
-    </w:p>
-    <w:p>
-      <w:r>
+      <w:pPr>
+        <w:spacing w:line="336" w:lineRule="auto" w:after="180"/>
+      </w:pPr>
+      <w:r>
+        <w:rPr>
+          <w:b w:val="0"/>
+        </w:rPr>
+        <w:t>Use the worked case for Documentation and operational readiness. Proposed explanation: “The worked result establishes every future case”. Decide whether this explanation is supported.</w:t>
+      </w:r>
+    </w:p>
+    <w:p>
+      <w:pPr>
+        <w:spacing w:line="336" w:lineRule="auto" w:after="180"/>
+      </w:pPr>
+      <w:r>
+        <w:rPr>
+          <w:b w:val="0"/>
+        </w:rPr>
+        <w:t>Point to the step or supplied fact that decides; explain your repair if needed.</w:t>
+      </w:r>
+    </w:p>
+    <w:p>
+      <w:pPr>
+        <w:spacing w:line="336" w:lineRule="auto" w:after="180"/>
+      </w:pPr>
+      <w:r>
+        <w:rPr>
+          <w:b w:val="0"/>
+        </w:rPr>
         <w:t>Answer on your own before discussion. If you are unsure, say which step you need help with.</w:t>
       </w:r>
     </w:p>
@@ -1089,7 +1827,14 @@
       </w:r>
     </w:p>
     <w:p>
-      <w:r>
+      <w:pPr>
+        <w:spacing w:line="336" w:lineRule="auto" w:after="180"/>
+        <w:shd w:fill="F5F1FB"/>
+      </w:pPr>
+      <w:r>
+        <w:rPr>
+          <w:b w:val="0"/>
+        </w:rPr>
         <w:t>Match SOURCE_UNAVAILABLE to its safe check and escalation owner. What is lost when the maintainer route is removed, even if the diagnostic instructions stay readable?</w:t>
       </w:r>
     </w:p>
@@ -1122,7 +1867,13 @@
       </w:r>
     </w:p>
     <w:p>
-      <w:r>
+      <w:pPr>
+        <w:spacing w:line="336" w:lineRule="auto" w:after="180"/>
+      </w:pPr>
+      <w:r>
+        <w:rPr>
+          <w:b w:val="0"/>
+        </w:rPr>
         <w:t>This is supported practice. Keep the separately named independent case for an attempt before feedback.</w:t>
       </w:r>
     </w:p>
@@ -1135,6 +1886,11 @@
       </w:r>
     </w:p>
     <w:p>
+      <w:r>
+        <w:t>Investigate Documentation and operational readiness. Record the prediction, actual observation or labelled paper trace, explanation and next test separately.</w:t>
+      </w:r>
+    </w:p>
+    <w:p>
       <w:pPr>
         <w:pStyle w:val="Heading3"/>
       </w:pPr>
@@ -1143,8 +1899,20 @@
       </w:r>
     </w:p>
     <w:p>
-      <w:r>
-        <w:t>Runbook says start server, but omits data version and recovery steps. Another operator cannot reproduce a result. Show the intermediate steps and give the conclusion with its scope.</w:t>
+      <w:pPr>
+        <w:spacing w:line="336" w:lineRule="auto" w:after="180"/>
+      </w:pPr>
+      <w:r>
+        <w:rPr>
+          <w:b/>
+        </w:rPr>
+        <w:t>Runbook</w:t>
+      </w:r>
+      <w:r>
+        <w:rPr>
+          <w:b w:val="0"/>
+        </w:rPr>
+        <w:t xml:space="preserve"> says start server, but omits data version and recovery steps. Another operator cannot reproduce a result. Show the intermediate steps and give the conclusion with its scope.</w:t>
       </w:r>
     </w:p>
     <w:tbl>
@@ -1284,7 +2052,13 @@
       </w:tr>
     </w:tbl>
     <w:p>
-      <w:r>
+      <w:pPr>
+        <w:spacing w:line="336" w:lineRule="auto" w:after="180"/>
+      </w:pPr>
+      <w:r>
+        <w:rPr>
+          <w:b w:val="0"/>
+        </w:rPr>
         <w:t>On paper, trace the supplied procedure. If code is provided, predict before running it in a local practice file. Never write an expected answer as though it were an observed run.</w:t>
       </w:r>
     </w:p>
@@ -1297,7 +2071,13 @@
       </w:r>
     </w:p>
     <w:p>
-      <w:r>
+      <w:pPr>
+        <w:spacing w:line="336" w:lineRule="auto" w:after="180"/>
+      </w:pPr>
+      <w:r>
+        <w:rPr>
+          <w:b w:val="0"/>
+        </w:rPr>
         <w:t>Before trying: what do I expect, and why? While trying: which step could first go wrong? Afterwards: what did I actually observe, and what should change? Keep “not run” if you only traced the procedure.</w:t>
       </w:r>
     </w:p>
@@ -1310,6 +2090,11 @@
       </w:r>
     </w:p>
     <w:p>
+      <w:r>
+        <w:t>Move from recall to tracing, diagnosis and transfer in Documentation and operational readiness. Explain why each step is justified.</w:t>
+      </w:r>
+    </w:p>
+    <w:p>
       <w:pPr>
         <w:pStyle w:val="Heading3"/>
       </w:pPr>
@@ -1318,18 +2103,106 @@
       </w:r>
     </w:p>
     <w:p>
-      <w:r>
-        <w:t>Explain the weekly mechanism in your own words. Use the worked scenario to name its input, decision rule and output.</w:t>
-      </w:r>
-    </w:p>
-    <w:p>
-      <w:r>
-        <w:t>A report omits this qualification: Documentation readiness requires a tested replay and operational ownership, not merely complete-looking prose. Explain how omitting it could change a reader's interpretation, and write an accurate replacement.</w:t>
-      </w:r>
-    </w:p>
-    <w:p>
-      <w:r>
-        <w:t>For the worked scenario, propose one additional case that could reveal a failure, describe its expected outcome before running it, and explain what would need to remain fixed for a fair comparison. Do not reuse W4 as a new final test after receiving feedback.</w:t>
+      <w:pPr>
+        <w:spacing w:line="336" w:lineRule="auto" w:after="180"/>
+      </w:pPr>
+      <w:r>
+        <w:rPr>
+          <w:b w:val="0"/>
+        </w:rPr>
+        <w:t xml:space="preserve">Explain the weekly </w:t>
+      </w:r>
+      <w:r>
+        <w:rPr>
+          <w:b/>
+        </w:rPr>
+        <w:t>mechanism</w:t>
+      </w:r>
+      <w:r>
+        <w:rPr>
+          <w:b w:val="0"/>
+        </w:rPr>
+        <w:t xml:space="preserve"> in your own words. Use the worked scenario to name its </w:t>
+      </w:r>
+      <w:r>
+        <w:rPr>
+          <w:b/>
+        </w:rPr>
+        <w:t>input</w:t>
+      </w:r>
+      <w:r>
+        <w:rPr>
+          <w:b w:val="0"/>
+        </w:rPr>
+        <w:t xml:space="preserve">, decision rule and </w:t>
+      </w:r>
+      <w:r>
+        <w:rPr>
+          <w:b/>
+        </w:rPr>
+        <w:t>output</w:t>
+      </w:r>
+      <w:r>
+        <w:rPr>
+          <w:b w:val="0"/>
+        </w:rPr>
+        <w:t>.</w:t>
+      </w:r>
+    </w:p>
+    <w:p>
+      <w:pPr>
+        <w:spacing w:line="336" w:lineRule="auto" w:after="180"/>
+      </w:pPr>
+      <w:r>
+        <w:rPr>
+          <w:b w:val="0"/>
+        </w:rPr>
+        <w:t xml:space="preserve">A report omits this qualification: Documentation readiness requires a tested replay and </w:t>
+      </w:r>
+      <w:r>
+        <w:rPr>
+          <w:b/>
+        </w:rPr>
+        <w:t>operational owner</w:t>
+      </w:r>
+      <w:r>
+        <w:rPr>
+          <w:b w:val="0"/>
+        </w:rPr>
+        <w:t>ship, not merely complete-looking prose.</w:t>
+      </w:r>
+    </w:p>
+    <w:p>
+      <w:pPr>
+        <w:spacing w:line="336" w:lineRule="auto" w:after="180"/>
+      </w:pPr>
+      <w:r>
+        <w:rPr>
+          <w:b w:val="0"/>
+        </w:rPr>
+        <w:t>Explain how omitting it could change a reader's interpretation, and write an accurate replacement.</w:t>
+      </w:r>
+    </w:p>
+    <w:p>
+      <w:pPr>
+        <w:spacing w:line="336" w:lineRule="auto" w:after="180"/>
+      </w:pPr>
+      <w:r>
+        <w:rPr>
+          <w:b w:val="0"/>
+        </w:rPr>
+        <w:t>For the worked scenario, propose one additional case that could reveal a failure, describe its expected outcome before running it, and explain what would need to remain fixed for a fair comparison.</w:t>
+      </w:r>
+    </w:p>
+    <w:p>
+      <w:pPr>
+        <w:spacing w:line="336" w:lineRule="auto" w:after="180"/>
+      </w:pPr>
+      <w:r>
+        <w:rPr>
+          <w:b w:val="0"/>
+        </w:rPr>
+        <w:t>Do not reuse W4 as a new final test after receiving feedback.</w:t>
       </w:r>
     </w:p>
     <w:p>
@@ -1375,7 +2248,77 @@
     </w:p>
     <w:p>
       <w:r>
-        <w:t>Add a labelled documentation and operational readiness evidence sheet to Grounded Learning Service. Show how you can explain the mechanism and terminology of documentation and operational readiness. Use the supplied fictional case and keep its inputs, intermediate steps, calculation or prediction, and limitation. Connect this record to last week’s record; a matching answer without a trace is insufficient.</w:t>
+        <w:t>Apply this week’s idea to Grounded Learning Service. Keep an annotated decision and the evidence supporting it.</w:t>
+      </w:r>
+    </w:p>
+    <w:p>
+      <w:pPr>
+        <w:spacing w:line="336" w:lineRule="auto" w:after="180"/>
+      </w:pPr>
+      <w:r>
+        <w:rPr>
+          <w:b w:val="0"/>
+        </w:rPr>
+        <w:t xml:space="preserve">Add a labelled documentation and operational readiness </w:t>
+      </w:r>
+      <w:r>
+        <w:rPr>
+          <w:b/>
+        </w:rPr>
+        <w:t>evidence</w:t>
+      </w:r>
+      <w:r>
+        <w:rPr>
+          <w:b w:val="0"/>
+        </w:rPr>
+        <w:t xml:space="preserve"> sheet to Grounded Learning Service. Show how you can explain the </w:t>
+      </w:r>
+      <w:r>
+        <w:rPr>
+          <w:b/>
+        </w:rPr>
+        <w:t>mechanism</w:t>
+      </w:r>
+      <w:r>
+        <w:rPr>
+          <w:b w:val="0"/>
+        </w:rPr>
+        <w:t xml:space="preserve"> and terminology of documentation and operational readiness.</w:t>
+      </w:r>
+    </w:p>
+    <w:p>
+      <w:pPr>
+        <w:spacing w:line="336" w:lineRule="auto" w:after="180"/>
+      </w:pPr>
+      <w:r>
+        <w:rPr>
+          <w:b w:val="0"/>
+        </w:rPr>
+        <w:t xml:space="preserve">Use the supplied fictional case and keep its </w:t>
+      </w:r>
+      <w:r>
+        <w:rPr>
+          <w:b/>
+        </w:rPr>
+        <w:t>input</w:t>
+      </w:r>
+      <w:r>
+        <w:rPr>
+          <w:b w:val="0"/>
+        </w:rPr>
+        <w:t xml:space="preserve">s, intermediate steps, calculation or </w:t>
+      </w:r>
+      <w:r>
+        <w:rPr>
+          <w:b/>
+        </w:rPr>
+        <w:t>prediction</w:t>
+      </w:r>
+      <w:r>
+        <w:rPr>
+          <w:b w:val="0"/>
+        </w:rPr>
+        <w:t>, and limitation. Connect this record to last week’s record; a matching answer without a trace is insufficient.</w:t>
       </w:r>
     </w:p>
     <w:tbl>
@@ -1503,8 +2446,26 @@
       </w:r>
     </w:p>
     <w:p>
-      <w:r>
-        <w:t>For the Grounded Learning Service, retain an annotated trace and the changed-case result. Name the contract or evidence that makes the deciding step valid, so another team can review it.</w:t>
+      <w:pPr>
+        <w:spacing w:line="336" w:lineRule="auto" w:after="180"/>
+      </w:pPr>
+      <w:r>
+        <w:rPr>
+          <w:b w:val="0"/>
+        </w:rPr>
+        <w:t xml:space="preserve">For the Grounded Learning Service, retain an annotated trace and the changed-case result. Name the contract or </w:t>
+      </w:r>
+      <w:r>
+        <w:rPr>
+          <w:b/>
+        </w:rPr>
+        <w:t>evidence</w:t>
+      </w:r>
+      <w:r>
+        <w:rPr>
+          <w:b w:val="0"/>
+        </w:rPr>
+        <w:t xml:space="preserve"> that makes the deciding step valid, so another team can review it.</w:t>
       </w:r>
     </w:p>
     <w:p>
@@ -1517,7 +2478,29 @@
     </w:p>
     <w:p>
       <w:r>
-        <w:t>Complete the supported workbook tasks before attempting W4 independently. Record any hints or help used. After feedback, use the teacher's fresh retry rather than copying the earlier answer. For a project, select a relevant new case, predict the outcome from the declared rule and preserve the result alongside any revision.</w:t>
+        <w:t>Use a genuinely new case for independent evidence. Previously discussed examples remain practice; use the separately named independent case before feedback.</w:t>
+      </w:r>
+    </w:p>
+    <w:p>
+      <w:pPr>
+        <w:spacing w:line="336" w:lineRule="auto" w:after="180"/>
+      </w:pPr>
+      <w:r>
+        <w:rPr>
+          <w:b w:val="0"/>
+        </w:rPr>
+        <w:t>Complete the supported workbook tasks before attempting W4 independently. Record any hints or help used. After feedback, use the teacher's fresh retry rather than copying the earlier answer.</w:t>
+      </w:r>
+    </w:p>
+    <w:p>
+      <w:pPr>
+        <w:spacing w:line="336" w:lineRule="auto" w:after="180"/>
+      </w:pPr>
+      <w:r>
+        <w:rPr>
+          <w:b w:val="0"/>
+        </w:rPr>
+        <w:t>For a project, select a relevant new case, predict the outcome from the declared rule and preserve the result alongside any revision.</w:t>
       </w:r>
     </w:p>
     <w:p>
@@ -1554,8 +2537,25 @@
       </w:r>
     </w:p>
     <w:p>
-      <w:r>
-        <w:t>For the worked scenario, propose one additional case that could reveal a failure, describe its expected outcome before running it, and explain what would need to remain fixed for a fair comparison. Do not reuse W4 as a new final test after receiving feedback.</w:t>
+      <w:pPr>
+        <w:spacing w:line="336" w:lineRule="auto" w:after="180"/>
+      </w:pPr>
+      <w:r>
+        <w:rPr>
+          <w:b w:val="0"/>
+        </w:rPr>
+        <w:t>For the worked scenario, propose one additional case that could reveal a failure, describe its expected outcome before running it, and explain what would need to remain fixed for a fair comparison.</w:t>
+      </w:r>
+    </w:p>
+    <w:p>
+      <w:pPr>
+        <w:spacing w:line="336" w:lineRule="auto" w:after="180"/>
+      </w:pPr>
+      <w:r>
+        <w:rPr>
+          <w:b w:val="0"/>
+        </w:rPr>
+        <w:t>Do not reuse W4 as a new final test after receiving feedback.</w:t>
       </w:r>
     </w:p>
     <w:p>
@@ -1592,6 +2592,11 @@
       </w:pPr>
       <w:r>
         <w:t>13. Study a complete case</w:t>
+      </w:r>
+    </w:p>
+    <w:p>
+      <w:r>
+        <w:t>Revisit the complete Documentation and operational readiness case for supported practice. Repeated examples do not become fresh assessments.</w:t>
       </w:r>
     </w:p>
     <w:p>
@@ -1695,8 +2700,26 @@
       </w:r>
     </w:p>
     <w:p>
-      <w:r>
-        <w:t>Follow the input through the stated procedure to its result. Cover the result first, predict it, then explain every intermediate step. The text/table accompanies the figure so the example can be read without colour.</w:t>
+      <w:pPr>
+        <w:spacing w:line="336" w:lineRule="auto" w:after="180"/>
+      </w:pPr>
+      <w:r>
+        <w:rPr>
+          <w:b w:val="0"/>
+        </w:rPr>
+        <w:t xml:space="preserve">Follow the </w:t>
+      </w:r>
+      <w:r>
+        <w:rPr>
+          <w:b/>
+        </w:rPr>
+        <w:t>input</w:t>
+      </w:r>
+      <w:r>
+        <w:rPr>
+          <w:b w:val="0"/>
+        </w:rPr>
+        <w:t xml:space="preserve"> through the stated procedure to its result. Cover the result first, predict it, then explain every intermediate step. The text/table accompanies the figure so the example can be read without colour.</w:t>
       </w:r>
     </w:p>
     <w:p>
@@ -1746,6 +2769,11 @@
       </w:r>
     </w:p>
     <w:p>
+      <w:r>
+        <w:t>Attempt the reserved new case before feedback. Record support; the earlier examples below remain additional practice.</w:t>
+      </w:r>
+    </w:p>
+    <w:p>
       <w:pPr>
         <w:pStyle w:val="Heading3"/>
       </w:pPr>
@@ -1754,7 +2782,13 @@
       </w:r>
     </w:p>
     <w:p>
-      <w:r>
+      <w:pPr>
+        <w:spacing w:line="336" w:lineRule="auto" w:after="180"/>
+      </w:pPr>
+      <w:r>
+        <w:rPr>
+          <w:b w:val="0"/>
+        </w:rPr>
         <w:t>Documentation includes all setup steps but no incident owner or compatible rollback. Identify readiness gaps.</w:t>
       </w:r>
     </w:p>
@@ -1802,7 +2836,13 @@
       </w:r>
     </w:p>
     <w:p>
-      <w:r>
+      <w:pPr>
+        <w:spacing w:line="336" w:lineRule="auto" w:after="180"/>
+      </w:pPr>
+      <w:r>
+        <w:rPr>
+          <w:b w:val="0"/>
+        </w:rPr>
         <w:t>Attempt this case before feedback. Record any help. Earlier examples below are further practice; a case already practised with feedback cannot establish fresh transfer.</w:t>
       </w:r>
     </w:p>
@@ -1815,7 +2855,13 @@
       </w:r>
     </w:p>
     <w:p>
-      <w:r>
+      <w:pPr>
+        <w:spacing w:line="336" w:lineRule="auto" w:after="180"/>
+      </w:pPr>
+      <w:r>
+        <w:rPr>
+          <w:b w:val="0"/>
+        </w:rPr>
         <w:t>Documentation includes all setup steps but no incident owner or compatible rollback. Identify readiness gaps.</w:t>
       </w:r>
     </w:p>
@@ -1868,7 +2914,13 @@
       </w:r>
     </w:p>
     <w:p>
-      <w:r>
+      <w:pPr>
+        <w:spacing w:line="336" w:lineRule="auto" w:after="180"/>
+      </w:pPr>
+      <w:r>
+        <w:rPr>
+          <w:b w:val="0"/>
+        </w:rPr>
         <w:t>Record support used: none, hint or teacher explanation. After feedback, a different case is needed to demonstrate independence.</w:t>
       </w:r>
     </w:p>
@@ -1881,8 +2933,25 @@
       </w:r>
     </w:p>
     <w:p>
-      <w:r>
-        <w:t>Attempt the independent case before hints. Record whether you worked alone, used a hint or followed a model. After feedback, fix the first unsupported step and explain why it changed. A later check uses a changed case, not a copied answer.</w:t>
+      <w:pPr>
+        <w:spacing w:line="336" w:lineRule="auto" w:after="180"/>
+      </w:pPr>
+      <w:r>
+        <w:rPr>
+          <w:b w:val="0"/>
+        </w:rPr>
+        <w:t>Attempt the independent case before hints. Record whether you worked alone, used a hint or followed a model. After feedback, fix the first unsupported step and explain why it changed.</w:t>
+      </w:r>
+    </w:p>
+    <w:p>
+      <w:pPr>
+        <w:spacing w:line="336" w:lineRule="auto" w:after="180"/>
+      </w:pPr>
+      <w:r>
+        <w:rPr>
+          <w:b w:val="0"/>
+        </w:rPr>
+        <w:t>A later check uses a changed case, not a copied answer.</w:t>
       </w:r>
     </w:p>
     <w:p>
@@ -1895,7 +2964,30 @@
     </w:p>
     <w:p>
       <w:r>
-        <w:t>Start with this question: A runbook with an owner. Another teacher must handle SOURCE_UNAVAILABLE without inventing an answer.</w:t>
+        <w:t>Use this map to navigate Documentation and operational readiness, connect the goals to tasks and keep one evidence record for each attempt.</w:t>
+      </w:r>
+    </w:p>
+    <w:p>
+      <w:pPr>
+        <w:spacing w:line="336" w:lineRule="auto" w:after="180"/>
+      </w:pPr>
+      <w:r>
+        <w:rPr>
+          <w:b w:val="0"/>
+        </w:rPr>
+        <w:t xml:space="preserve">Start with this question: A </w:t>
+      </w:r>
+      <w:r>
+        <w:rPr>
+          <w:b/>
+        </w:rPr>
+        <w:t>runbook</w:t>
+      </w:r>
+      <w:r>
+        <w:rPr>
+          <w:b w:val="0"/>
+        </w:rPr>
+        <w:t xml:space="preserve"> with an owner. Another teacher must handle SOURCE_UNAVAILABLE without inventing an answer.</w:t>
       </w:r>
     </w:p>
     <w:tbl>
@@ -2001,13 +3093,61 @@
       </w:tr>
     </w:tbl>
     <w:p>
-      <w:r>
-        <w:t>Remember → watch and explain → try with help → investigate → try independently → keep project evidence. Your teacher may spread this lesson across several classes.</w:t>
-      </w:r>
-    </w:p>
-    <w:p>
-      <w:r>
-        <w:t>Keep your first prediction. Compare it with what the evidence shows and explain any change.</w:t>
+      <w:pPr>
+        <w:spacing w:line="336" w:lineRule="auto" w:after="180"/>
+      </w:pPr>
+      <w:r>
+        <w:rPr>
+          <w:b w:val="0"/>
+        </w:rPr>
+        <w:t xml:space="preserve">Remember → watch and explain → try with help → investigate → try independently → keep project </w:t>
+      </w:r>
+      <w:r>
+        <w:rPr>
+          <w:b/>
+        </w:rPr>
+        <w:t>evidence</w:t>
+      </w:r>
+      <w:r>
+        <w:rPr>
+          <w:b w:val="0"/>
+        </w:rPr>
+        <w:t>. Your teacher may spread this lesson across several classes.</w:t>
+      </w:r>
+    </w:p>
+    <w:p>
+      <w:pPr>
+        <w:spacing w:line="336" w:lineRule="auto" w:after="180"/>
+      </w:pPr>
+      <w:r>
+        <w:rPr>
+          <w:b w:val="0"/>
+        </w:rPr>
+        <w:t xml:space="preserve">Keep your first </w:t>
+      </w:r>
+      <w:r>
+        <w:rPr>
+          <w:b/>
+        </w:rPr>
+        <w:t>prediction</w:t>
+      </w:r>
+      <w:r>
+        <w:rPr>
+          <w:b w:val="0"/>
+        </w:rPr>
+        <w:t xml:space="preserve">. Compare it with what the </w:t>
+      </w:r>
+      <w:r>
+        <w:rPr>
+          <w:b/>
+        </w:rPr>
+        <w:t>evidence</w:t>
+      </w:r>
+      <w:r>
+        <w:rPr>
+          <w:b w:val="0"/>
+        </w:rPr>
+        <w:t xml:space="preserve"> shows and explain any change.</w:t>
       </w:r>
     </w:p>
     <w:p>
@@ -2020,7 +3160,30 @@
     </w:p>
     <w:p>
       <w:r>
-        <w:t>Close your notes. Explain this goal in your own words: Explain the mechanism and terminology of documentation and operational readiness</w:t>
+        <w:t>Explain Documentation and operational readiness without notes, identify a remaining question and plan a later check with a changed case.</w:t>
+      </w:r>
+    </w:p>
+    <w:p>
+      <w:pPr>
+        <w:spacing w:line="336" w:lineRule="auto" w:after="180"/>
+      </w:pPr>
+      <w:r>
+        <w:rPr>
+          <w:b w:val="0"/>
+        </w:rPr>
+        <w:t xml:space="preserve">Close your notes. Explain this goal in your own words: Explain the </w:t>
+      </w:r>
+      <w:r>
+        <w:rPr>
+          <w:b/>
+        </w:rPr>
+        <w:t>mechanism</w:t>
+      </w:r>
+      <w:r>
+        <w:rPr>
+          <w:b w:val="0"/>
+        </w:rPr>
+        <w:t xml:space="preserve"> and terminology of documentation and operational readiness</w:t>
       </w:r>
     </w:p>
     <w:p>
@@ -2057,13 +3220,61 @@
       </w:r>
     </w:p>
     <w:p>
-      <w:r>
-        <w:t>If you are unsure, return to the worked picture and explain one arrow. If you are ready, change an input or assumption and justify your prediction.</w:t>
-      </w:r>
-    </w:p>
-    <w:p>
-      <w:r>
-        <w:t>Save your workbook evidence. At the next review, try a different case before opening your old answer.</w:t>
+      <w:pPr>
+        <w:spacing w:line="336" w:lineRule="auto" w:after="180"/>
+      </w:pPr>
+      <w:r>
+        <w:rPr>
+          <w:b w:val="0"/>
+        </w:rPr>
+        <w:t xml:space="preserve">If you are unsure, return to the worked picture and explain one arrow. If you are ready, change an </w:t>
+      </w:r>
+      <w:r>
+        <w:rPr>
+          <w:b/>
+        </w:rPr>
+        <w:t>input</w:t>
+      </w:r>
+      <w:r>
+        <w:rPr>
+          <w:b w:val="0"/>
+        </w:rPr>
+        <w:t xml:space="preserve"> or assumption and justify your </w:t>
+      </w:r>
+      <w:r>
+        <w:rPr>
+          <w:b/>
+        </w:rPr>
+        <w:t>prediction</w:t>
+      </w:r>
+      <w:r>
+        <w:rPr>
+          <w:b w:val="0"/>
+        </w:rPr>
+        <w:t>.</w:t>
+      </w:r>
+    </w:p>
+    <w:p>
+      <w:pPr>
+        <w:spacing w:line="336" w:lineRule="auto" w:after="180"/>
+      </w:pPr>
+      <w:r>
+        <w:rPr>
+          <w:b w:val="0"/>
+        </w:rPr>
+        <w:t xml:space="preserve">Save your workbook </w:t>
+      </w:r>
+      <w:r>
+        <w:rPr>
+          <w:b/>
+        </w:rPr>
+        <w:t>evidence</w:t>
+      </w:r>
+      <w:r>
+        <w:rPr>
+          <w:b w:val="0"/>
+        </w:rPr>
+        <w:t>. At the next review, try a different case before opening your old answer.</w:t>
       </w:r>
     </w:p>
     <w:p>
@@ -2076,12 +3287,41 @@
     </w:p>
     <w:p>
       <w:r>
+        <w:t>Attempt supported questions before using hints or feedback. Review a missing building block, then keep the completed work.</w:t>
+      </w:r>
+    </w:p>
+    <w:p>
+      <w:pPr>
+        <w:spacing w:line="336" w:lineRule="auto" w:after="180"/>
+      </w:pPr>
+      <w:r>
+        <w:rPr>
+          <w:b w:val="0"/>
+        </w:rPr>
         <w:t>Use this supported practice once, in the browser or on paper. Keep the reserved independent assessment for a separate first attempt before teacher feedback.</w:t>
       </w:r>
     </w:p>
     <w:p>
-      <w:r>
-        <w:t>A runbook with an owner. Another teacher must handle SOURCE_UNAVAILABLE without inventing an answer.</w:t>
+      <w:pPr>
+        <w:spacing w:line="336" w:lineRule="auto" w:after="180"/>
+      </w:pPr>
+      <w:r>
+        <w:rPr>
+          <w:b w:val="0"/>
+        </w:rPr>
+        <w:t xml:space="preserve">A </w:t>
+      </w:r>
+      <w:r>
+        <w:rPr>
+          <w:b/>
+        </w:rPr>
+        <w:t>runbook</w:t>
+      </w:r>
+      <w:r>
+        <w:rPr>
+          <w:b w:val="0"/>
+        </w:rPr>
+        <w:t xml:space="preserve"> with an owner. Another teacher must handle SOURCE_UNAVAILABLE without inventing an answer.</w:t>
       </w:r>
     </w:p>
     <w:p>
@@ -2093,22 +3333,49 @@
       </w:r>
     </w:p>
     <w:p>
-      <w:r>
+      <w:pPr>
+        <w:spacing w:line="336" w:lineRule="auto" w:after="180"/>
+      </w:pPr>
+      <w:r>
+        <w:rPr>
+          <w:b w:val="0"/>
+        </w:rPr>
         <w:t>Which labelled step matches this detail? Contact the named maintainer and retain unresolved status.</w:t>
       </w:r>
     </w:p>
     <w:p>
-      <w:r>
+      <w:pPr>
+        <w:spacing w:line="336" w:lineRule="auto" w:after="180"/>
+        <w:shd w:fill="F4F9FC"/>
+      </w:pPr>
+      <w:r>
+        <w:rPr>
+          <w:b w:val="0"/>
+        </w:rPr>
         <w:t>1. Match symptom</w:t>
       </w:r>
     </w:p>
     <w:p>
-      <w:r>
+      <w:pPr>
+        <w:spacing w:line="336" w:lineRule="auto" w:after="180"/>
+        <w:shd w:fill="F4F9FC"/>
+      </w:pPr>
+      <w:r>
+        <w:rPr>
+          <w:b w:val="0"/>
+        </w:rPr>
         <w:t>2. Escalate clearly</w:t>
       </w:r>
     </w:p>
     <w:p>
-      <w:r>
+      <w:pPr>
+        <w:spacing w:line="336" w:lineRule="auto" w:after="180"/>
+        <w:shd w:fill="F4F9FC"/>
+      </w:pPr>
+      <w:r>
+        <w:rPr>
+          <w:b w:val="0"/>
+        </w:rPr>
         <w:t>3. Run safe check</w:t>
       </w:r>
     </w:p>
@@ -2146,41 +3413,143 @@
       </w:r>
     </w:p>
     <w:p>
-      <w:r>
+      <w:pPr>
+        <w:pStyle w:val="Heading3"/>
+      </w:pPr>
+      <w:r>
+        <w:t>Hint · try first</w:t>
+      </w:r>
+    </w:p>
+    <w:p>
+      <w:pPr>
+        <w:spacing w:line="336" w:lineRule="auto" w:after="180"/>
+        <w:shd w:fill="F1F6F8"/>
+      </w:pPr>
+      <w:r>
+        <w:rPr>
+          <w:b w:val="0"/>
+        </w:rPr>
         <w:t>Hint if needed: Read the steps in the pictorial case. Match the supplied detail to the stage that performs or records it.</w:t>
       </w:r>
     </w:p>
     <w:p>
-      <w:r>
-        <w:t>After your attempt, compare with the supported explanation: Escalate clearly Contact the named maintainer and retain unresolved status. Operational documentation connects a symptom, bounded action, responsible person and recovery check. Component names alone do not tell an operator what to do.</w:t>
-      </w:r>
-    </w:p>
-    <w:p>
       <w:pPr>
         <w:pStyle w:val="Heading3"/>
       </w:pPr>
       <w:r>
+        <w:t>Feedback · compare after trying</w:t>
+      </w:r>
+    </w:p>
+    <w:p>
+      <w:pPr>
+        <w:spacing w:line="336" w:lineRule="auto" w:after="180"/>
+        <w:shd w:fill="F1F6FC"/>
+      </w:pPr>
+      <w:r>
+        <w:rPr>
+          <w:b w:val="0"/>
+        </w:rPr>
+        <w:t>After your attempt, compare with the supported explanation: Escalate clearly Contact the named maintainer and retain unresolved status.</w:t>
+      </w:r>
+    </w:p>
+    <w:p>
+      <w:pPr>
+        <w:spacing w:line="336" w:lineRule="auto" w:after="180"/>
+        <w:shd w:fill="F1F6FC"/>
+      </w:pPr>
+      <w:r>
+        <w:rPr>
+          <w:b w:val="0"/>
+        </w:rPr>
+        <w:t>Operational documentation connects a symptom, bounded action, responsible person and recovery check. Component names alone do not tell an operator what to do.</w:t>
+      </w:r>
+    </w:p>
+    <w:p>
+      <w:pPr>
+        <w:pStyle w:val="Heading3"/>
+      </w:pPr>
+      <w:r>
         <w:t>Practice 2: explain the deciding evidence</w:t>
       </w:r>
     </w:p>
     <w:p>
-      <w:r>
+      <w:pPr>
+        <w:pStyle w:val="Heading3"/>
+      </w:pPr>
+      <w:r>
+        <w:t>Changed case · predict first</w:t>
+      </w:r>
+    </w:p>
+    <w:p>
+      <w:pPr>
+        <w:spacing w:line="336" w:lineRule="auto" w:after="180"/>
+        <w:shd w:fill="F5F1FB"/>
+      </w:pPr>
+      <w:r>
+        <w:rPr>
+          <w:b w:val="0"/>
+        </w:rPr>
         <w:t>Changed-case practice: Remove the maintainer and escalation route. Which conclusion is supported by the supplied facts?</w:t>
       </w:r>
     </w:p>
     <w:p>
-      <w:r>
+      <w:pPr>
+        <w:spacing w:line="336" w:lineRule="auto" w:after="180"/>
+        <w:shd w:fill="F4F9FC"/>
+      </w:pPr>
+      <w:r>
+        <w:rPr>
+          <w:b w:val="0"/>
+        </w:rPr>
         <w:t>1. The diagnostic remains, but responsibility for an unresolved fault becomes unclear.</w:t>
       </w:r>
     </w:p>
     <w:p>
-      <w:r>
-        <w:t>2. We can decide the result without examining the changed input or the procedure.</w:t>
-      </w:r>
-    </w:p>
-    <w:p>
-      <w:r>
-        <w:t>3. This one example guarantees correct results for every future input.</w:t>
+      <w:pPr>
+        <w:spacing w:line="336" w:lineRule="auto" w:after="180"/>
+        <w:shd w:fill="F4F9FC"/>
+      </w:pPr>
+      <w:r>
+        <w:rPr>
+          <w:b w:val="0"/>
+        </w:rPr>
+        <w:t xml:space="preserve">2. We can decide the result without examining the changed </w:t>
+      </w:r>
+      <w:r>
+        <w:rPr>
+          <w:b/>
+        </w:rPr>
+        <w:t>input</w:t>
+      </w:r>
+      <w:r>
+        <w:rPr>
+          <w:b w:val="0"/>
+        </w:rPr>
+        <w:t xml:space="preserve"> or the procedure.</w:t>
+      </w:r>
+    </w:p>
+    <w:p>
+      <w:pPr>
+        <w:spacing w:line="336" w:lineRule="auto" w:after="180"/>
+        <w:shd w:fill="F4F9FC"/>
+      </w:pPr>
+      <w:r>
+        <w:rPr>
+          <w:b w:val="0"/>
+        </w:rPr>
+        <w:t xml:space="preserve">3. This one example guarantees correct results for every future </w:t>
+      </w:r>
+      <w:r>
+        <w:rPr>
+          <w:b/>
+        </w:rPr>
+        <w:t>input</w:t>
+      </w:r>
+      <w:r>
+        <w:rPr>
+          <w:b w:val="0"/>
+        </w:rPr>
+        <w:t>.</w:t>
       </w:r>
     </w:p>
     <w:p>
@@ -2217,12 +3586,42 @@
       </w:r>
     </w:p>
     <w:p>
-      <w:r>
+      <w:pPr>
+        <w:pStyle w:val="Heading3"/>
+      </w:pPr>
+      <w:r>
+        <w:t>Hint · try first</w:t>
+      </w:r>
+    </w:p>
+    <w:p>
+      <w:pPr>
+        <w:spacing w:line="336" w:lineRule="auto" w:after="180"/>
+        <w:shd w:fill="F1F6F8"/>
+      </w:pPr>
+      <w:r>
+        <w:rPr>
+          <w:b w:val="0"/>
+        </w:rPr>
         <w:t>Hint if needed: Use the changed condition and the deciding step in the pictorial trace. The answer must say what follows from those facts.</w:t>
       </w:r>
     </w:p>
     <w:p>
-      <w:r>
+      <w:pPr>
+        <w:pStyle w:val="Heading3"/>
+      </w:pPr>
+      <w:r>
+        <w:t>Feedback · compare after trying</w:t>
+      </w:r>
+    </w:p>
+    <w:p>
+      <w:pPr>
+        <w:spacing w:line="336" w:lineRule="auto" w:after="180"/>
+        <w:shd w:fill="F1F6FC"/>
+      </w:pPr>
+      <w:r>
+        <w:rPr>
+          <w:b w:val="0"/>
+        </w:rPr>
         <w:t>After your attempt, compare with the supported explanation: The diagnostic remains, but responsibility for an unresolved fault becomes unclear. Readiness includes who acts when routine checks do not solve the problem.</w:t>
       </w:r>
     </w:p>
@@ -2235,18 +3634,117 @@
       </w:r>
     </w:p>
     <w:p>
-      <w:r>
-        <w:t>Review Red team exercises (ai-6/31). Goal: Explain the mechanism and terminology of red team exercises. Short practice: Distinguish the exhibit fact from the embedded edit instruction. Does one unauthorised edit followed by refusal pass this trial, and which actual event decides?. Return to this week and explain what you changed.</w:t>
-      </w:r>
-    </w:p>
-    <w:p>
-      <w:r>
-        <w:t>Review Performance and cost experiments (ai-6/29). Goal: Explain the mechanism and terminology of performance and cost experiments. Short practice: Calculate per-case seconds and cost units for A and B. Which meets a budget of at most 2 cost units per case, and what speed trade-off does that choice make?. Return to this week and explain what you changed.</w:t>
-      </w:r>
-    </w:p>
-    <w:p>
-      <w:r>
-        <w:t>Review Incident investigation (ai-6/26). Goal: Explain the mechanism and terminology of incident investigation. Short practice: Order the three incident records and locate the old evidence version. How does the investigation change if the trace instead retrieves version 6 but drafts room C?. Return to this week and explain what you changed.</w:t>
+      <w:pPr>
+        <w:spacing w:line="336" w:lineRule="auto" w:after="180"/>
+      </w:pPr>
+      <w:r>
+        <w:rPr>
+          <w:b w:val="0"/>
+        </w:rPr>
+        <w:t xml:space="preserve">Review Red team exercises (ai-6/31). Goal: Explain the </w:t>
+      </w:r>
+      <w:r>
+        <w:rPr>
+          <w:b/>
+        </w:rPr>
+        <w:t>mechanism</w:t>
+      </w:r>
+      <w:r>
+        <w:rPr>
+          <w:b w:val="0"/>
+        </w:rPr>
+        <w:t xml:space="preserve"> and terminology of red team exercises. Short practice: Distinguish the exhibit fact from the embedded edit instruction.</w:t>
+      </w:r>
+    </w:p>
+    <w:p>
+      <w:pPr>
+        <w:spacing w:line="336" w:lineRule="auto" w:after="180"/>
+      </w:pPr>
+      <w:r>
+        <w:rPr>
+          <w:b w:val="0"/>
+        </w:rPr>
+        <w:t>Does one unauthorised edit followed by refusal pass this trial, and which actual event decides?. Return to this week and explain what you changed.</w:t>
+      </w:r>
+    </w:p>
+    <w:p>
+      <w:pPr>
+        <w:spacing w:line="336" w:lineRule="auto" w:after="180"/>
+      </w:pPr>
+      <w:r>
+        <w:rPr>
+          <w:b w:val="0"/>
+        </w:rPr>
+        <w:t xml:space="preserve">Review Performance and cost experiments (ai-6/29). Goal: Explain the </w:t>
+      </w:r>
+      <w:r>
+        <w:rPr>
+          <w:b/>
+        </w:rPr>
+        <w:t>mechanism</w:t>
+      </w:r>
+      <w:r>
+        <w:rPr>
+          <w:b w:val="0"/>
+        </w:rPr>
+        <w:t xml:space="preserve"> and terminology of performance and cost experiments. Short practice: Calculate per-case seconds and cost units for A and B.</w:t>
+      </w:r>
+    </w:p>
+    <w:p>
+      <w:pPr>
+        <w:spacing w:line="336" w:lineRule="auto" w:after="180"/>
+      </w:pPr>
+      <w:r>
+        <w:rPr>
+          <w:b w:val="0"/>
+        </w:rPr>
+        <w:t>Which meets a budget of at most 2 cost units per case, and what speed trade-off does that choice make?. Return to this week and explain what you changed.</w:t>
+      </w:r>
+    </w:p>
+    <w:p>
+      <w:pPr>
+        <w:spacing w:line="336" w:lineRule="auto" w:after="180"/>
+      </w:pPr>
+      <w:r>
+        <w:rPr>
+          <w:b w:val="0"/>
+        </w:rPr>
+        <w:t xml:space="preserve">Review Incident investigation (ai-6/26). Goal: Explain the </w:t>
+      </w:r>
+      <w:r>
+        <w:rPr>
+          <w:b/>
+        </w:rPr>
+        <w:t>mechanism</w:t>
+      </w:r>
+      <w:r>
+        <w:rPr>
+          <w:b w:val="0"/>
+        </w:rPr>
+        <w:t xml:space="preserve"> and terminology of incident investigation. Short practice: Order the three incident records and locate the old </w:t>
+      </w:r>
+      <w:r>
+        <w:rPr>
+          <w:b/>
+        </w:rPr>
+        <w:t>evidence</w:t>
+      </w:r>
+      <w:r>
+        <w:rPr>
+          <w:b w:val="0"/>
+        </w:rPr>
+        <w:t xml:space="preserve"> version.</w:t>
+      </w:r>
+    </w:p>
+    <w:p>
+      <w:pPr>
+        <w:spacing w:line="336" w:lineRule="auto" w:after="180"/>
+      </w:pPr>
+      <w:r>
+        <w:rPr>
+          <w:b w:val="0"/>
+        </w:rPr>
+        <w:t>How does the investigation change if the trace instead retrieves version 6 but drafts room C?. Return to this week and explain what you changed.</w:t>
       </w:r>
     </w:p>
     <w:p>
@@ -2258,8 +3756,661 @@
       </w:r>
     </w:p>
     <w:p>
-      <w:r>
-        <w:t>Use Download completed work in the hosted lesson to export your answers, reflections, practice feedback and code-run evidence. Open the HTML copy to read or print it. Drafts stay in this browser when storage is available; clear drafts on a shared device.</w:t>
+      <w:pPr>
+        <w:spacing w:line="336" w:lineRule="auto" w:after="180"/>
+      </w:pPr>
+      <w:r>
+        <w:rPr>
+          <w:b w:val="0"/>
+        </w:rPr>
+        <w:t xml:space="preserve">Use Download completed work in the hosted lesson to export your answers, reflections, practice feedback and code-run </w:t>
+      </w:r>
+      <w:r>
+        <w:rPr>
+          <w:b/>
+        </w:rPr>
+        <w:t>evidence</w:t>
+      </w:r>
+      <w:r>
+        <w:rPr>
+          <w:b w:val="0"/>
+        </w:rPr>
+        <w:t>. Open the HTML copy to read or print it.</w:t>
+      </w:r>
+    </w:p>
+    <w:p>
+      <w:pPr>
+        <w:spacing w:line="336" w:lineRule="auto" w:after="180"/>
+      </w:pPr>
+      <w:r>
+        <w:rPr>
+          <w:b w:val="0"/>
+        </w:rPr>
+        <w:t>Drafts stay in this browser when storage is available; clear drafts on a shared device.</w:t>
+      </w:r>
+    </w:p>
+    <w:p>
+      <w:pPr>
+        <w:pStyle w:val="Heading1"/>
+      </w:pPr>
+      <w:r>
+        <w:t>18. Visual concept journey</w:t>
+      </w:r>
+    </w:p>
+    <w:p>
+      <w:r>
+        <w:t>Explain each Documentation and operational readiness graphic using its labels, deciding evidence and relevant limitation.</w:t>
+      </w:r>
+    </w:p>
+    <w:p>
+      <w:pPr>
+        <w:pStyle w:val="Heading3"/>
+      </w:pPr>
+      <w:r>
+        <w:t>01. Documentation and operational readiness: the case</w:t>
+      </w:r>
+    </w:p>
+    <w:p>
+      <w:r>
+        <w:drawing>
+          <wp:inline xmlns:a="http://schemas.openxmlformats.org/drawingml/2006/main" xmlns:pic="http://schemas.openxmlformats.org/drawingml/2006/picture">
+            <wp:extent cx="5486400" cy="2834640"/>
+            <wp:docPr id="2" name="Picture 2" descr="A runbook with an owner. Another teacher must handle SOURCE_UNAVAILABLE without inventing an answer. Supplied facts: The runbook names a maintainer and a read-only source-connection diagnostic. The code means no supported answer can be produced."/>
+            <wp:cNvGraphicFramePr>
+              <a:graphicFrameLocks noChangeAspect="1"/>
+            </wp:cNvGraphicFramePr>
+            <a:graphic>
+              <a:graphicData uri="http://schemas.openxmlformats.org/drawingml/2006/picture">
+                <pic:pic>
+                  <pic:nvPicPr>
+                    <pic:cNvPr id="0" name="academy-story-ai-6-32-01.png"/>
+                    <pic:cNvPicPr/>
+                  </pic:nvPicPr>
+                  <pic:blipFill>
+                    <a:blip r:embed="rId10"/>
+                    <a:stretch>
+                      <a:fillRect/>
+                    </a:stretch>
+                  </pic:blipFill>
+                  <pic:spPr>
+                    <a:xfrm>
+                      <a:off x="0" y="0"/>
+                      <a:ext cx="5486400" cy="2834640"/>
+                    </a:xfrm>
+                    <a:prstGeom prst="rect"/>
+                  </pic:spPr>
+                </pic:pic>
+              </a:graphicData>
+            </a:graphic>
+          </wp:inline>
+        </w:drawing>
+      </w:r>
+    </w:p>
+    <w:p>
+      <w:pPr>
+        <w:spacing w:line="336" w:lineRule="auto" w:after="180"/>
+      </w:pPr>
+      <w:r>
+        <w:rPr>
+          <w:b w:val="0"/>
+        </w:rPr>
+        <w:t xml:space="preserve">A </w:t>
+      </w:r>
+      <w:r>
+        <w:rPr>
+          <w:b/>
+        </w:rPr>
+        <w:t>runbook</w:t>
+      </w:r>
+      <w:r>
+        <w:rPr>
+          <w:b w:val="0"/>
+        </w:rPr>
+        <w:t xml:space="preserve"> with an owner. Another teacher must handle SOURCE_UNAVAILABLE without inventing an answer. Supplied facts: The </w:t>
+      </w:r>
+      <w:r>
+        <w:rPr>
+          <w:b/>
+        </w:rPr>
+        <w:t>runbook</w:t>
+      </w:r>
+      <w:r>
+        <w:rPr>
+          <w:b w:val="0"/>
+        </w:rPr>
+        <w:t xml:space="preserve"> names a maintainer and a read-only source-connection diagnostic.</w:t>
+      </w:r>
+    </w:p>
+    <w:p>
+      <w:pPr>
+        <w:spacing w:line="336" w:lineRule="auto" w:after="180"/>
+      </w:pPr>
+      <w:r>
+        <w:rPr>
+          <w:b w:val="0"/>
+        </w:rPr>
+        <w:t>The code means no supported answer can be produced.</w:t>
+      </w:r>
+    </w:p>
+    <w:p>
+      <w:pPr>
+        <w:spacing w:line="336" w:lineRule="auto" w:after="180"/>
+        <w:shd w:fill="F5F1FB"/>
+      </w:pPr>
+      <w:r>
+        <w:rPr>
+          <w:b w:val="0"/>
+        </w:rPr>
+        <w:t>Point to the given fact that matters most. Explain why it matters.</w:t>
+      </w:r>
+    </w:p>
+    <w:p>
+      <w:pPr>
+        <w:pStyle w:val="Heading3"/>
+      </w:pPr>
+      <w:r>
+        <w:t>02. Follow the deciding steps</w:t>
+      </w:r>
+    </w:p>
+    <w:p>
+      <w:r>
+        <w:drawing>
+          <wp:inline xmlns:a="http://schemas.openxmlformats.org/drawingml/2006/main" xmlns:pic="http://schemas.openxmlformats.org/drawingml/2006/picture">
+            <wp:extent cx="5486400" cy="3182112"/>
+            <wp:docPr id="3" name="Picture 3" descr="Match symptom: Identify the documented unavailable-source condition. → Run safe check: Inspect the approved connection without broadening permissions. → Escalate clearly: Contact the named maintainer and retain unresolved status."/>
+            <wp:cNvGraphicFramePr>
+              <a:graphicFrameLocks noChangeAspect="1"/>
+            </wp:cNvGraphicFramePr>
+            <a:graphic>
+              <a:graphicData uri="http://schemas.openxmlformats.org/drawingml/2006/picture">
+                <pic:pic>
+                  <pic:nvPicPr>
+                    <pic:cNvPr id="0" name="academy-story-ai-6-32-02.png"/>
+                    <pic:cNvPicPr/>
+                  </pic:nvPicPr>
+                  <pic:blipFill>
+                    <a:blip r:embed="rId11"/>
+                    <a:stretch>
+                      <a:fillRect/>
+                    </a:stretch>
+                  </pic:blipFill>
+                  <pic:spPr>
+                    <a:xfrm>
+                      <a:off x="0" y="0"/>
+                      <a:ext cx="5486400" cy="3182112"/>
+                    </a:xfrm>
+                    <a:prstGeom prst="rect"/>
+                  </pic:spPr>
+                </pic:pic>
+              </a:graphicData>
+            </a:graphic>
+          </wp:inline>
+        </w:drawing>
+      </w:r>
+    </w:p>
+    <w:p>
+      <w:pPr>
+        <w:spacing w:line="336" w:lineRule="auto" w:after="180"/>
+      </w:pPr>
+      <w:r>
+        <w:rPr>
+          <w:b w:val="0"/>
+        </w:rPr>
+        <w:t>Match symptom: Identify the documented unavailable-source condition. → Run safe check: Inspect the approved connection without broadening permissions. → Escalate clearly: Contact the named maintainer and retain unresolved status.</w:t>
+      </w:r>
+    </w:p>
+    <w:p>
+      <w:pPr>
+        <w:spacing w:line="336" w:lineRule="auto" w:after="180"/>
+        <w:shd w:fill="F5F1FB"/>
+      </w:pPr>
+      <w:r>
+        <w:rPr>
+          <w:b w:val="0"/>
+        </w:rPr>
+        <w:t xml:space="preserve">Point to each numbered stage and explain which recorded </w:t>
+      </w:r>
+      <w:r>
+        <w:rPr>
+          <w:b/>
+        </w:rPr>
+        <w:t>input</w:t>
+      </w:r>
+      <w:r>
+        <w:rPr>
+          <w:b w:val="0"/>
+        </w:rPr>
+        <w:t xml:space="preserve"> it uses.</w:t>
+      </w:r>
+    </w:p>
+    <w:p>
+      <w:pPr>
+        <w:pStyle w:val="Heading3"/>
+      </w:pPr>
+      <w:r>
+        <w:t>03. Documentation and operational readiness — evidence trace</w:t>
+      </w:r>
+    </w:p>
+    <w:p>
+      <w:r>
+        <w:drawing>
+          <wp:inline xmlns:a="http://schemas.openxmlformats.org/drawingml/2006/main" xmlns:pic="http://schemas.openxmlformats.org/drawingml/2006/picture">
+            <wp:extent cx="5486400" cy="3145536"/>
+            <wp:docPr id="4" name="Picture 4" descr="Documentation and operational readiness — evidence trace. Runbook says start server, but omits data version and recovery steps. Another operator cannot reproduce a result. | A runbook names versions, required non-secret configuration, secret key names, health checks, release/rollback dependencies, alerts and owners. Test it with a fresh operator and fictional fixtures. | Add exact configuration/version references, fixture setup, verification and recovery. Do not publish secret values to make setup easier."/>
+            <wp:cNvGraphicFramePr>
+              <a:graphicFrameLocks noChangeAspect="1"/>
+            </wp:cNvGraphicFramePr>
+            <a:graphic>
+              <a:graphicData uri="http://schemas.openxmlformats.org/drawingml/2006/picture">
+                <pic:pic>
+                  <pic:nvPicPr>
+                    <pic:cNvPr id="0" name="academy-story-ai-6-32-03.png"/>
+                    <pic:cNvPicPr/>
+                  </pic:nvPicPr>
+                  <pic:blipFill>
+                    <a:blip r:embed="rId12"/>
+                    <a:stretch>
+                      <a:fillRect/>
+                    </a:stretch>
+                  </pic:blipFill>
+                  <pic:spPr>
+                    <a:xfrm>
+                      <a:off x="0" y="0"/>
+                      <a:ext cx="5486400" cy="3145536"/>
+                    </a:xfrm>
+                    <a:prstGeom prst="rect"/>
+                  </pic:spPr>
+                </pic:pic>
+              </a:graphicData>
+            </a:graphic>
+          </wp:inline>
+        </w:drawing>
+      </w:r>
+    </w:p>
+    <w:p>
+      <w:pPr>
+        <w:spacing w:line="336" w:lineRule="auto" w:after="180"/>
+      </w:pPr>
+      <w:r>
+        <w:rPr>
+          <w:b w:val="0"/>
+        </w:rPr>
+        <w:t xml:space="preserve">Documentation and operational readiness — </w:t>
+      </w:r>
+      <w:r>
+        <w:rPr>
+          <w:b/>
+        </w:rPr>
+        <w:t>evidence</w:t>
+      </w:r>
+      <w:r>
+        <w:rPr>
+          <w:b w:val="0"/>
+        </w:rPr>
+        <w:t xml:space="preserve"> trace. </w:t>
+      </w:r>
+      <w:r>
+        <w:rPr>
+          <w:b/>
+        </w:rPr>
+        <w:t>Runbook</w:t>
+      </w:r>
+      <w:r>
+        <w:rPr>
+          <w:b w:val="0"/>
+        </w:rPr>
+        <w:t xml:space="preserve"> says start server, but omits data version and recovery steps.</w:t>
+      </w:r>
+    </w:p>
+    <w:p>
+      <w:pPr>
+        <w:spacing w:line="336" w:lineRule="auto" w:after="180"/>
+      </w:pPr>
+      <w:r>
+        <w:rPr>
+          <w:b w:val="0"/>
+        </w:rPr>
+        <w:t xml:space="preserve">Another operator cannot reproduce a result. | A </w:t>
+      </w:r>
+      <w:r>
+        <w:rPr>
+          <w:b/>
+        </w:rPr>
+        <w:t>runbook</w:t>
+      </w:r>
+      <w:r>
+        <w:rPr>
+          <w:b w:val="0"/>
+        </w:rPr>
+        <w:t xml:space="preserve"> names versions, required non-secret configuration, secret key names, </w:t>
+      </w:r>
+      <w:r>
+        <w:rPr>
+          <w:b/>
+        </w:rPr>
+        <w:t>health check</w:t>
+      </w:r>
+      <w:r>
+        <w:rPr>
+          <w:b w:val="0"/>
+        </w:rPr>
+        <w:t>s, release/rollback dependencies, alerts and owners.</w:t>
+      </w:r>
+    </w:p>
+    <w:p>
+      <w:pPr>
+        <w:spacing w:line="336" w:lineRule="auto" w:after="180"/>
+      </w:pPr>
+      <w:r>
+        <w:rPr>
+          <w:b w:val="0"/>
+        </w:rPr>
+        <w:t>Test it with a fresh operator and fictional fixtures. | Add exact configuration/version references, fixture setup, verification and recovery. Do not publish secret values to make setup easier.</w:t>
+      </w:r>
+    </w:p>
+    <w:p>
+      <w:pPr>
+        <w:spacing w:line="336" w:lineRule="auto" w:after="180"/>
+        <w:shd w:fill="F5F1FB"/>
+      </w:pPr>
+      <w:r>
+        <w:rPr>
+          <w:b w:val="0"/>
+        </w:rPr>
+        <w:t>Read the labels and values. Explain the relationship the model shows.</w:t>
+      </w:r>
+    </w:p>
+    <w:p>
+      <w:pPr>
+        <w:pStyle w:val="Heading3"/>
+      </w:pPr>
+      <w:r>
+        <w:t>04. Change one thing. Trace what follows.</w:t>
+      </w:r>
+    </w:p>
+    <w:p>
+      <w:r>
+        <w:drawing>
+          <wp:inline xmlns:a="http://schemas.openxmlformats.org/drawingml/2006/main" xmlns:pic="http://schemas.openxmlformats.org/drawingml/2006/picture">
+            <wp:extent cx="5486400" cy="3026664"/>
+            <wp:docPr id="5" name="Picture 5" descr="Original case: Contact the named maintainer and retain unresolved status. Changed condition: Remove the maintainer and escalation route. Expected result: The diagnostic remains, but responsibility for an unresolved fault becomes unclear. Reason: Readiness includes who acts when routine checks do not solve the problem."/>
+            <wp:cNvGraphicFramePr>
+              <a:graphicFrameLocks noChangeAspect="1"/>
+            </wp:cNvGraphicFramePr>
+            <a:graphic>
+              <a:graphicData uri="http://schemas.openxmlformats.org/drawingml/2006/picture">
+                <pic:pic>
+                  <pic:nvPicPr>
+                    <pic:cNvPr id="0" name="academy-story-ai-6-32-04.png"/>
+                    <pic:cNvPicPr/>
+                  </pic:nvPicPr>
+                  <pic:blipFill>
+                    <a:blip r:embed="rId13"/>
+                    <a:stretch>
+                      <a:fillRect/>
+                    </a:stretch>
+                  </pic:blipFill>
+                  <pic:spPr>
+                    <a:xfrm>
+                      <a:off x="0" y="0"/>
+                      <a:ext cx="5486400" cy="3026664"/>
+                    </a:xfrm>
+                    <a:prstGeom prst="rect"/>
+                  </pic:spPr>
+                </pic:pic>
+              </a:graphicData>
+            </a:graphic>
+          </wp:inline>
+        </w:drawing>
+      </w:r>
+    </w:p>
+    <w:p>
+      <w:pPr>
+        <w:spacing w:line="336" w:lineRule="auto" w:after="180"/>
+      </w:pPr>
+      <w:r>
+        <w:rPr>
+          <w:b w:val="0"/>
+        </w:rPr>
+        <w:t>Original case: Contact the named maintainer and retain unresolved status. Changed condition: Remove the maintainer and escalation route.</w:t>
+      </w:r>
+    </w:p>
+    <w:p>
+      <w:pPr>
+        <w:spacing w:line="336" w:lineRule="auto" w:after="180"/>
+      </w:pPr>
+      <w:r>
+        <w:rPr>
+          <w:b w:val="0"/>
+        </w:rPr>
+        <w:t>Expected result: The diagnostic remains, but responsibility for an unresolved fault becomes unclear. Reason: Readiness includes who acts when routine checks do not solve the problem.</w:t>
+      </w:r>
+    </w:p>
+    <w:p>
+      <w:pPr>
+        <w:spacing w:line="336" w:lineRule="auto" w:after="180"/>
+        <w:shd w:fill="F5F1FB"/>
+      </w:pPr>
+      <w:r>
+        <w:rPr>
+          <w:b w:val="0"/>
+        </w:rPr>
+        <w:t>Predict before checking the worked changed-case result. Name what changed and what the supplied facts allow you to conclude.</w:t>
+      </w:r>
+    </w:p>
+    <w:p>
+      <w:pPr>
+        <w:pStyle w:val="Heading3"/>
+      </w:pPr>
+      <w:r>
+        <w:t>05. Connect the explanation to its limit</w:t>
+      </w:r>
+    </w:p>
+    <w:p>
+      <w:r>
+        <w:drawing>
+          <wp:inline xmlns:a="http://schemas.openxmlformats.org/drawingml/2006/main" xmlns:pic="http://schemas.openxmlformats.org/drawingml/2006/picture">
+            <wp:extent cx="5486400" cy="2834640"/>
+            <wp:docPr id="6" name="Picture 6" descr="Operational documentation connects a symptom, bounded action, responsible person and recovery check. Component names alone do not tell an operator what to do. Limit: Rehearse and revise runbooks; readable instructions alone cannot establish readiness for every incident."/>
+            <wp:cNvGraphicFramePr>
+              <a:graphicFrameLocks noChangeAspect="1"/>
+            </wp:cNvGraphicFramePr>
+            <a:graphic>
+              <a:graphicData uri="http://schemas.openxmlformats.org/drawingml/2006/picture">
+                <pic:pic>
+                  <pic:nvPicPr>
+                    <pic:cNvPr id="0" name="academy-story-ai-6-32-05.png"/>
+                    <pic:cNvPicPr/>
+                  </pic:nvPicPr>
+                  <pic:blipFill>
+                    <a:blip r:embed="rId14"/>
+                    <a:stretch>
+                      <a:fillRect/>
+                    </a:stretch>
+                  </pic:blipFill>
+                  <pic:spPr>
+                    <a:xfrm>
+                      <a:off x="0" y="0"/>
+                      <a:ext cx="5486400" cy="2834640"/>
+                    </a:xfrm>
+                    <a:prstGeom prst="rect"/>
+                  </pic:spPr>
+                </pic:pic>
+              </a:graphicData>
+            </a:graphic>
+          </wp:inline>
+        </w:drawing>
+      </w:r>
+    </w:p>
+    <w:p>
+      <w:pPr>
+        <w:spacing w:line="336" w:lineRule="auto" w:after="180"/>
+      </w:pPr>
+      <w:r>
+        <w:rPr>
+          <w:b w:val="0"/>
+        </w:rPr>
+        <w:t>Operational documentation connects a symptom, bounded action, responsible person and recovery check. Component names alone do not tell an operator what to do.</w:t>
+      </w:r>
+    </w:p>
+    <w:p>
+      <w:pPr>
+        <w:spacing w:line="336" w:lineRule="auto" w:after="180"/>
+      </w:pPr>
+      <w:r>
+        <w:rPr>
+          <w:b w:val="0"/>
+        </w:rPr>
+        <w:t xml:space="preserve">Limit: Rehearse and revise </w:t>
+      </w:r>
+      <w:r>
+        <w:rPr>
+          <w:b/>
+        </w:rPr>
+        <w:t>runbook</w:t>
+      </w:r>
+      <w:r>
+        <w:rPr>
+          <w:b w:val="0"/>
+        </w:rPr>
+        <w:t>s; readable instructions alone cannot establish readiness for every incident.</w:t>
+      </w:r>
+    </w:p>
+    <w:p>
+      <w:pPr>
+        <w:spacing w:line="336" w:lineRule="auto" w:after="180"/>
+        <w:shd w:fill="F5F1FB"/>
+      </w:pPr>
+      <w:r>
+        <w:rPr>
+          <w:b w:val="0"/>
+        </w:rPr>
+        <w:t>Explain the case, then point to a limit on the claim.</w:t>
+      </w:r>
+    </w:p>
+    <w:p>
+      <w:pPr>
+        <w:pStyle w:val="Heading3"/>
+      </w:pPr>
+      <w:r>
+        <w:t>06. Make the idea visible in your project</w:t>
+      </w:r>
+    </w:p>
+    <w:p>
+      <w:r>
+        <w:drawing>
+          <wp:inline xmlns:a="http://schemas.openxmlformats.org/drawingml/2006/main" xmlns:pic="http://schemas.openxmlformats.org/drawingml/2006/picture">
+            <wp:extent cx="5486400" cy="3529584"/>
+            <wp:docPr id="7" name="Picture 7" descr="For the Grounded Learning Service, retain an annotated trace and the changed-case result. Name the contract or evidence that makes the deciding step valid, so another team can review it. Draw your input, deciding step, result and limit. Supported question: Match SOURCE_UNAVAILABLE to its safe check and escalation owner. What is lost when the maintainer route is removed, even if the diagnostic instructions stay readable?"/>
+            <wp:cNvGraphicFramePr>
+              <a:graphicFrameLocks noChangeAspect="1"/>
+            </wp:cNvGraphicFramePr>
+            <a:graphic>
+              <a:graphicData uri="http://schemas.openxmlformats.org/drawingml/2006/picture">
+                <pic:pic>
+                  <pic:nvPicPr>
+                    <pic:cNvPr id="0" name="academy-story-ai-6-32-06.png"/>
+                    <pic:cNvPicPr/>
+                  </pic:nvPicPr>
+                  <pic:blipFill>
+                    <a:blip r:embed="rId15"/>
+                    <a:stretch>
+                      <a:fillRect/>
+                    </a:stretch>
+                  </pic:blipFill>
+                  <pic:spPr>
+                    <a:xfrm>
+                      <a:off x="0" y="0"/>
+                      <a:ext cx="5486400" cy="3529584"/>
+                    </a:xfrm>
+                    <a:prstGeom prst="rect"/>
+                  </pic:spPr>
+                </pic:pic>
+              </a:graphicData>
+            </a:graphic>
+          </wp:inline>
+        </w:drawing>
+      </w:r>
+    </w:p>
+    <w:p>
+      <w:pPr>
+        <w:spacing w:line="336" w:lineRule="auto" w:after="180"/>
+      </w:pPr>
+      <w:r>
+        <w:rPr>
+          <w:b w:val="0"/>
+        </w:rPr>
+        <w:t xml:space="preserve">For the Grounded Learning Service, retain an annotated trace and the changed-case result. Name the contract or </w:t>
+      </w:r>
+      <w:r>
+        <w:rPr>
+          <w:b/>
+        </w:rPr>
+        <w:t>evidence</w:t>
+      </w:r>
+      <w:r>
+        <w:rPr>
+          <w:b w:val="0"/>
+        </w:rPr>
+        <w:t xml:space="preserve"> that makes the deciding step valid, so another team can review it.</w:t>
+      </w:r>
+    </w:p>
+    <w:p>
+      <w:pPr>
+        <w:spacing w:line="336" w:lineRule="auto" w:after="180"/>
+      </w:pPr>
+      <w:r>
+        <w:rPr>
+          <w:b w:val="0"/>
+        </w:rPr>
+        <w:t xml:space="preserve">Draw your </w:t>
+      </w:r>
+      <w:r>
+        <w:rPr>
+          <w:b/>
+        </w:rPr>
+        <w:t>input</w:t>
+      </w:r>
+      <w:r>
+        <w:rPr>
+          <w:b w:val="0"/>
+        </w:rPr>
+        <w:t>, deciding step, result and limit. Supported question: Match SOURCE_UNAVAILABLE to its safe check and escalation owner.</w:t>
+      </w:r>
+    </w:p>
+    <w:p>
+      <w:pPr>
+        <w:spacing w:line="336" w:lineRule="auto" w:after="180"/>
+      </w:pPr>
+      <w:r>
+        <w:rPr>
+          <w:b w:val="0"/>
+        </w:rPr>
+        <w:t>What is lost when the maintainer route is removed, even if the diagnostic instructions stay readable?</w:t>
+      </w:r>
+    </w:p>
+    <w:p>
+      <w:pPr>
+        <w:spacing w:line="336" w:lineRule="auto" w:after="180"/>
+        <w:shd w:fill="F5F1FB"/>
+      </w:pPr>
+      <w:r>
+        <w:rPr>
+          <w:b w:val="0"/>
+        </w:rPr>
+        <w:t xml:space="preserve">Draw your project trace and justify the deciding step using </w:t>
+      </w:r>
+      <w:r>
+        <w:rPr>
+          <w:b/>
+        </w:rPr>
+        <w:t>evidence</w:t>
+      </w:r>
+      <w:r>
+        <w:rPr>
+          <w:b w:val="0"/>
+        </w:rPr>
+        <w:t>.</w:t>
       </w:r>
     </w:p>
     <w:sectPr>

--- a/downloads/student/ai-6-week-32.docx
+++ b/downloads/student/ai-6-week-32.docx
@@ -25,12 +25,17 @@
         <w:pStyle w:val="Heading1"/>
       </w:pPr>
       <w:r>
-        <w:t>Before you start</w:t>
-      </w:r>
-    </w:p>
-    <w:p>
-      <w:r>
-        <w:t>Recall Red team exercises. Explain why a recorded result needs its input conditions and evidence source before it can support a claim.</w:t>
+        <w:t>Name the versions. Show the checks. Rehearse the fallback.</w:t>
+      </w:r>
+    </w:p>
+    <w:p>
+      <w:r>
+        <w:t>Write a complete fictional runbook and distinguish instructions from performed operational evidence.</w:t>
+      </w:r>
+    </w:p>
+    <w:p>
+      <w:r>
+        <w:t>Runbook reference → missing-step ledger → unavailable-source picture → readiness probes → F1 rehearsal → independent operation gaps.</w:t>
       </w:r>
     </w:p>
     <w:p>
@@ -38,20 +43,20 @@
         <w:pStyle w:val="Heading1"/>
       </w:pPr>
       <w:r>
-        <w:t>01. Your mission</w:t>
-      </w:r>
-    </w:p>
-    <w:p>
-      <w:r>
-        <w:t>Start with the target: Explain the mechanism and terminology of documentation and operational readiness. Try the recall before opening notes.</w:t>
-      </w:r>
-    </w:p>
-    <w:p>
-      <w:pPr>
-        <w:pStyle w:val="Heading3"/>
-      </w:pPr>
-      <w:r>
-        <w:t>Your learning target</w:t>
+        <w:t>01. Write a runbook another person can rehearse honestly</w:t>
+      </w:r>
+    </w:p>
+    <w:p>
+      <w:r>
+        <w:t>Setup, verification, ownership and compatible recovery belong in one record.</w:t>
+      </w:r>
+    </w:p>
+    <w:p>
+      <w:pPr>
+        <w:pStyle w:val="Heading2"/>
+      </w:pPr>
+      <w:r>
+        <w:t>Learning goals</w:t>
       </w:r>
     </w:p>
     <w:p>
@@ -101,10 +106,10 @@
     </w:p>
     <w:p>
       <w:pPr>
-        <w:pStyle w:val="Heading3"/>
-      </w:pPr>
-      <w:r>
-        <w:t>Remember before reading</w:t>
+        <w:pStyle w:val="Heading2"/>
+      </w:pPr>
+      <w:r>
+        <w:t>Retrieve versions, incidents and reviewer ownership</w:t>
       </w:r>
     </w:p>
     <w:p>
@@ -176,6 +181,88 @@
     </w:p>
     <w:p>
       <w:pPr>
+        <w:pStyle w:val="Heading2"/>
+      </w:pPr>
+      <w:r>
+        <w:t>Prerequisite and starting response</w:t>
+      </w:r>
+    </w:p>
+    <w:p>
+      <w:pPr>
+        <w:pStyle w:val="ListBullet"/>
+      </w:pPr>
+      <w:r>
+        <w:t>Recall Red team exercises. Explain why a recorded result needs its input conditions and evidence source before it can support a claim.</w:t>
+      </w:r>
+    </w:p>
+    <w:p>
+      <w:pPr>
+        <w:pStyle w:val="Heading3"/>
+      </w:pPr>
+      <w:r>
+        <w:t>My starting explanation</w:t>
+      </w:r>
+    </w:p>
+    <w:p>
+      <w:r>
+        <w:t>________________________________________________________________</w:t>
+      </w:r>
+    </w:p>
+    <w:p>
+      <w:r>
+        <w:t>________________________________________________________________</w:t>
+      </w:r>
+    </w:p>
+    <w:p>
+      <w:r>
+        <w:t>________________________________________________________________</w:t>
+      </w:r>
+    </w:p>
+    <w:p>
+      <w:pPr>
+        <w:pStyle w:val="Heading2"/>
+      </w:pPr>
+      <w:r>
+        <w:t>End goal</w:t>
+      </w:r>
+    </w:p>
+    <w:p>
+      <w:pPr>
+        <w:spacing w:line="336" w:lineRule="auto" w:after="180"/>
+      </w:pPr>
+      <w:r>
+        <w:rPr>
+          <w:b w:val="0"/>
+        </w:rPr>
+        <w:t>Explain documentation and operational readiness using the deciding step in this fictional service.</w:t>
+      </w:r>
+    </w:p>
+    <w:p>
+      <w:pPr>
+        <w:pStyle w:val="Heading2"/>
+      </w:pPr>
+      <w:r>
+        <w:t>Earlier wording, alternatives and picture transcripts · reference / check after trying</w:t>
+      </w:r>
+    </w:p>
+    <w:p>
+      <w:pPr>
+        <w:pStyle w:val="Heading3"/>
+      </w:pPr>
+      <w:r>
+        <w:t>Your learning target</w:t>
+      </w:r>
+    </w:p>
+    <w:p>
+      <w:pPr>
+        <w:pStyle w:val="Heading3"/>
+      </w:pPr>
+      <w:r>
+        <w:t>Remember before reading</w:t>
+      </w:r>
+    </w:p>
+    <w:p>
+      <w:pPr>
         <w:spacing w:line="336" w:lineRule="auto" w:after="180"/>
       </w:pPr>
       <w:r>
@@ -240,13 +327,730 @@
     </w:p>
     <w:p>
       <w:pPr>
+        <w:pStyle w:val="Heading3"/>
+      </w:pPr>
+      <w:r>
+        <w:t>This week’s end goal</w:t>
+      </w:r>
+    </w:p>
+    <w:p>
+      <w:pPr>
+        <w:pStyle w:val="Heading1"/>
+      </w:pPr>
+      <w:r>
+        <w:t>02. Define exact inputs, expected checks and operational limits</w:t>
+      </w:r>
+    </w:p>
+    <w:p>
+      <w:r>
+        <w:t>Do not publish secrets to make an incomplete guide appear reproducible.</w:t>
+      </w:r>
+    </w:p>
+    <w:p>
+      <w:pPr>
+        <w:pStyle w:val="Heading2"/>
+      </w:pPr>
+      <w:r>
+        <w:t>Begin with the incomplete “start the service” note</w:t>
+      </w:r>
+    </w:p>
+    <w:p>
+      <w:pPr>
         <w:spacing w:line="336" w:lineRule="auto" w:after="180"/>
       </w:pPr>
       <w:r>
         <w:rPr>
           <w:b w:val="0"/>
         </w:rPr>
-        <w:t xml:space="preserve">Recall Red team exercises. Explain why a recorded result needs its </w:t>
+        <w:t>Imagine handing a school helper a note that says only “start the service.” Which version, which records and which result should they expect? What if the source is unavailable? A runbook should let another person reproduce the permitted checks, recognize a problem and follow a bounded fallback. Writing clear steps is preparation; only a recorded rehearsal shows what another operator actually managed to do.</w:t>
+      </w:r>
+    </w:p>
+    <w:p>
+      <w:pPr>
+        <w:pStyle w:val="Heading2"/>
+      </w:pPr>
+      <w:r>
+        <w:t>Define operational documentation</w:t>
+      </w:r>
+    </w:p>
+    <w:p>
+      <w:pPr>
+        <w:spacing w:line="336" w:lineRule="auto" w:after="180"/>
+      </w:pPr>
+      <w:r>
+        <w:rPr>
+          <w:b w:val="0"/>
+        </w:rPr>
+        <w:t>Operational documentation tells another person how to run, verify, observe and recover the service. A successful developer demo is not readiness.</w:t>
+      </w:r>
+    </w:p>
+    <w:p>
+      <w:pPr>
+        <w:pStyle w:val="Heading2"/>
+      </w:pPr>
+      <w:r>
+        <w:t>Complete fictional runbook reference</w:t>
+      </w:r>
+    </w:p>
+    <w:tbl>
+      <w:tblPr>
+        <w:tblStyle w:val="LightShading-Accent1"/>
+        <w:tblW w:type="auto" w:w="0"/>
+        <w:tblLook w:firstColumn="1" w:firstRow="1" w:lastColumn="0" w:lastRow="0" w:noHBand="0" w:noVBand="1" w:val="04A0"/>
+      </w:tblPr>
+      <w:tblGrid>
+        <w:gridCol w:w="5112"/>
+        <w:gridCol w:w="5112"/>
+      </w:tblGrid>
+      <w:tr>
+        <w:trPr>
+          <w:tblHeader/>
+        </w:trPr>
+        <w:tc>
+          <w:tcPr>
+            <w:tcW w:type="dxa" w:w="5112"/>
+          </w:tcPr>
+          <w:p>
+            <w:r>
+              <w:t>Runbook element</w:t>
+            </w:r>
+          </w:p>
+        </w:tc>
+        <w:tc>
+          <w:tcPr>
+            <w:tcW w:type="dxa" w:w="5112"/>
+          </w:tcPr>
+          <w:p>
+            <w:r>
+              <w:t>Complete fictional rehearsal reference</w:t>
+            </w:r>
+          </w:p>
+        </w:tc>
+      </w:tr>
+      <w:tr>
+        <w:tc>
+          <w:tcPr>
+            <w:tcW w:type="dxa" w:w="5112"/>
+          </w:tcPr>
+          <w:p>
+            <w:r>
+              <w:t>Reviewed combination</w:t>
+            </w:r>
+          </w:p>
+        </w:tc>
+        <w:tc>
+          <w:tcPr>
+            <w:tcW w:type="dxa" w:w="5112"/>
+          </w:tcPr>
+          <w:p>
+            <w:r>
+              <w:t>Service code toy-r2, config cfg 2, corpus c1, procedure p2, schema 1, fixture F1</w:t>
+            </w:r>
+          </w:p>
+        </w:tc>
+      </w:tr>
+      <w:tr>
+        <w:tc>
+          <w:tcPr>
+            <w:tcW w:type="dxa" w:w="5112"/>
+          </w:tcPr>
+          <w:p>
+            <w:r>
+              <w:t>Non-secret config</w:t>
+            </w:r>
+          </w:p>
+        </w:tc>
+        <w:tc>
+          <w:tcPr>
+            <w:tcW w:type="dxa" w:w="5112"/>
+          </w:tcPr>
+          <w:p>
+            <w:r>
+              <w:t>ENV=classroom-mock; DATA_VERSION=c1; read-only source card F1</w:t>
+            </w:r>
+          </w:p>
+        </w:tc>
+      </w:tr>
+      <w:tr>
+        <w:tc>
+          <w:tcPr>
+            <w:tcW w:type="dxa" w:w="5112"/>
+          </w:tcPr>
+          <w:p>
+            <w:r>
+              <w:t>Secret names, never values</w:t>
+            </w:r>
+          </w:p>
+        </w:tc>
+        <w:tc>
+          <w:tcPr>
+            <w:tcW w:type="dxa" w:w="5112"/>
+          </w:tcPr>
+          <w:p>
+            <w:r>
+              <w:t>SESSION_KEY is a name-only documentation example; paper mock requires no secret</w:t>
+            </w:r>
+          </w:p>
+        </w:tc>
+      </w:tr>
+      <w:tr>
+        <w:tc>
+          <w:tcPr>
+            <w:tcW w:type="dxa" w:w="5112"/>
+          </w:tcPr>
+          <w:p>
+            <w:r>
+              <w:t>Preparation</w:t>
+            </w:r>
+          </w:p>
+        </w:tc>
+        <w:tc>
+          <w:tcPr>
+            <w:tcW w:type="dxa" w:w="5112"/>
+          </w:tcPr>
+          <w:p>
+            <w:r>
+              <w:t>Copy supplied F1 card below; record versions; make no external connection</w:t>
+            </w:r>
+          </w:p>
+        </w:tc>
+      </w:tr>
+      <w:tr>
+        <w:tc>
+          <w:tcPr>
+            <w:tcW w:type="dxa" w:w="5112"/>
+          </w:tcPr>
+          <w:p>
+            <w:r>
+              <w:t>Healthy F1 card</w:t>
+            </w:r>
+          </w:p>
+        </w:tc>
+        <w:tc>
+          <w:tcPr>
+            <w:tcW w:type="dxa" w:w="5112"/>
+          </w:tcPr>
+          <w:p>
+            <w:r>
+              <w:t>Approved room B12; corpus c1; source_available=true</w:t>
+            </w:r>
+          </w:p>
+        </w:tc>
+      </w:tr>
+      <w:tr>
+        <w:tc>
+          <w:tcPr>
+            <w:tcW w:type="dxa" w:w="5112"/>
+          </w:tcPr>
+          <w:p>
+            <w:r>
+              <w:t>Verification</w:t>
+            </w:r>
+          </w:p>
+        </w:tc>
+        <w:tc>
+          <w:tcPr>
+            <w:tcW w:type="dxa" w:w="5112"/>
+          </w:tcPr>
+          <w:p>
+            <w:r>
+              <w:t>Check versions and card availability; expected supported fixture answer B12 with source F1/c1</w:t>
+            </w:r>
+          </w:p>
+        </w:tc>
+      </w:tr>
+      <w:tr>
+        <w:tc>
+          <w:tcPr>
+            <w:tcW w:type="dxa" w:w="5112"/>
+          </w:tcPr>
+          <w:p>
+            <w:r>
+              <w:t>Unavailable variant</w:t>
+            </w:r>
+          </w:p>
+        </w:tc>
+        <w:tc>
+          <w:tcPr>
+            <w:tcW w:type="dxa" w:w="5112"/>
+          </w:tcPr>
+          <w:p>
+            <w:r>
+              <w:t>source_available=false; expected SOURCE_UNAVAILABLE and needs_review, no invented room</w:t>
+            </w:r>
+          </w:p>
+        </w:tc>
+      </w:tr>
+      <w:tr>
+        <w:tc>
+          <w:tcPr>
+            <w:tcW w:type="dxa" w:w="5112"/>
+          </w:tcPr>
+          <w:p>
+            <w:r>
+              <w:t>Owner and route</w:t>
+            </w:r>
+          </w:p>
+        </w:tc>
+        <w:tc>
+          <w:tcPr>
+            <w:tcW w:type="dxa" w:w="5112"/>
+          </w:tcPr>
+          <w:p>
+            <w:r>
+              <w:t>Symbolic maintainer role; prepare incident packet for approved internal route, not an actual message</w:t>
+            </w:r>
+          </w:p>
+        </w:tc>
+      </w:tr>
+      <w:tr>
+        <w:tc>
+          <w:tcPr>
+            <w:tcW w:type="dxa" w:w="5112"/>
+          </w:tcPr>
+          <w:p>
+            <w:r>
+              <w:t>Fallback</w:t>
+            </w:r>
+          </w:p>
+        </w:tc>
+        <w:tc>
+          <w:tcPr>
+            <w:tcW w:type="dxa" w:w="5112"/>
+          </w:tcPr>
+          <w:p>
+            <w:r>
+              <w:t>Keep unsupported request unresolved; do not broaden credentials or use an unapproved source</w:t>
+            </w:r>
+          </w:p>
+        </w:tc>
+      </w:tr>
+      <w:tr>
+        <w:tc>
+          <w:tcPr>
+            <w:tcW w:type="dxa" w:w="5112"/>
+          </w:tcPr>
+          <w:p>
+            <w:r>
+              <w:t>Recovery dependencies</w:t>
+            </w:r>
+          </w:p>
+        </w:tc>
+        <w:tc>
+          <w:tcPr>
+            <w:tcW w:type="dxa" w:w="5112"/>
+          </w:tcPr>
+          <w:p>
+            <w:r>
+              <w:t>Reviewed toy-r1 reads schema 1/c1 only; check current schema/version before a proposed rollback</w:t>
+            </w:r>
+          </w:p>
+        </w:tc>
+      </w:tr>
+      <w:tr>
+        <w:tc>
+          <w:tcPr>
+            <w:tcW w:type="dxa" w:w="5112"/>
+          </w:tcPr>
+          <w:p>
+            <w:r>
+              <w:t>Rehearsal status</w:t>
+            </w:r>
+          </w:p>
+        </w:tc>
+        <w:tc>
+          <w:tcPr>
+            <w:tcW w:type="dxa" w:w="5112"/>
+          </w:tcPr>
+          <w:p>
+            <w:r>
+              <w:t>Not run unless an actual partner follows the instructions; paper self-trace is labelled separately</w:t>
+            </w:r>
+          </w:p>
+        </w:tc>
+      </w:tr>
+    </w:tbl>
+    <w:p>
+      <w:pPr>
+        <w:pStyle w:val="Heading2"/>
+      </w:pPr>
+      <w:r>
+        <w:t>Name supplied and missing evidence</w:t>
+      </w:r>
+    </w:p>
+    <w:p>
+      <w:pPr>
+        <w:pStyle w:val="Heading3"/>
+      </w:pPr>
+      <w:r>
+        <w:t>List the given facts and one fact that is not supplied.</w:t>
+      </w:r>
+    </w:p>
+    <w:p>
+      <w:r>
+        <w:t>________________________________________________________________</w:t>
+      </w:r>
+    </w:p>
+    <w:p>
+      <w:r>
+        <w:t>________________________________________________________________</w:t>
+      </w:r>
+    </w:p>
+    <w:p>
+      <w:r>
+        <w:t>________________________________________________________________</w:t>
+      </w:r>
+    </w:p>
+    <w:p>
+      <w:pPr>
+        <w:pStyle w:val="Heading2"/>
+      </w:pPr>
+      <w:r>
+        <w:t>Earlier wording, alternatives and picture transcripts · reference / check after trying</w:t>
+      </w:r>
+    </w:p>
+    <w:p>
+      <w:pPr>
+        <w:spacing w:line="336" w:lineRule="auto" w:after="180"/>
+      </w:pPr>
+      <w:r>
+        <w:rPr>
+          <w:b w:val="0"/>
+        </w:rPr>
+        <w:t>Begin by writing the question the procedure is intended to answer. Identify the information already supplied, the information it will produce and the information still missing.</w:t>
+      </w:r>
+    </w:p>
+    <w:p>
+      <w:pPr>
+        <w:spacing w:line="336" w:lineRule="auto" w:after="180"/>
+      </w:pPr>
+      <w:r>
+        <w:rPr>
+          <w:b w:val="0"/>
+        </w:rPr>
+        <w:t>These are constructed classroom examples; they do not require live accounts, private records or an external service. Do not treat a plausible explanation as a measured outcome.</w:t>
+      </w:r>
+    </w:p>
+    <w:p>
+      <w:pPr>
+        <w:pStyle w:val="Heading1"/>
+      </w:pPr>
+      <w:r>
+        <w:t>03. Trace each documentation gap to an operational decision</w:t>
+      </w:r>
+    </w:p>
+    <w:p>
+      <w:r>
+        <w:t>A component list does not explain what to check or what to do next.</w:t>
+      </w:r>
+    </w:p>
+    <w:p>
+      <w:pPr>
+        <w:pStyle w:val="Heading2"/>
+      </w:pPr>
+      <w:r>
+        <w:t>Original runbook coverage rule</w:t>
+      </w:r>
+    </w:p>
+    <w:p>
+      <w:pPr>
+        <w:spacing w:line="336" w:lineRule="auto" w:after="180"/>
+      </w:pPr>
+      <w:r>
+        <w:rPr>
+          <w:b w:val="0"/>
+        </w:rPr>
+        <w:t xml:space="preserve">A </w:t>
+      </w:r>
+      <w:r>
+        <w:rPr>
+          <w:b/>
+        </w:rPr>
+        <w:t>runbook</w:t>
+      </w:r>
+      <w:r>
+        <w:rPr>
+          <w:b w:val="0"/>
+        </w:rPr>
+        <w:t xml:space="preserve"> names versions, required non-secret configuration, secret key names, </w:t>
+      </w:r>
+      <w:r>
+        <w:rPr>
+          <w:b/>
+        </w:rPr>
+        <w:t>health check</w:t>
+      </w:r>
+      <w:r>
+        <w:rPr>
+          <w:b w:val="0"/>
+        </w:rPr>
+        <w:t>s, release/rollback dependencies, alerts and owners. Test it with a fresh operator and fictional fixtures.</w:t>
+      </w:r>
+    </w:p>
+    <w:p>
+      <w:pPr>
+        <w:pStyle w:val="Heading2"/>
+      </w:pPr>
+      <w:r>
+        <w:t>Complete setup-gap and repair ledger</w:t>
+      </w:r>
+    </w:p>
+    <w:tbl>
+      <w:tblPr>
+        <w:tblStyle w:val="LightShading-Accent1"/>
+        <w:tblW w:type="auto" w:w="0"/>
+        <w:tblLook w:firstColumn="1" w:firstRow="1" w:lastColumn="0" w:lastRow="0" w:noHBand="0" w:noVBand="1" w:val="04A0"/>
+      </w:tblPr>
+      <w:tblGrid>
+        <w:gridCol w:w="3408"/>
+        <w:gridCol w:w="3408"/>
+        <w:gridCol w:w="3408"/>
+      </w:tblGrid>
+      <w:tr>
+        <w:trPr>
+          <w:tblHeader/>
+        </w:trPr>
+        <w:tc>
+          <w:tcPr>
+            <w:tcW w:type="dxa" w:w="3408"/>
+          </w:tcPr>
+          <w:p>
+            <w:r>
+              <w:t>Missing from the main setup-only note</w:t>
+            </w:r>
+          </w:p>
+        </w:tc>
+        <w:tc>
+          <w:tcPr>
+            <w:tcW w:type="dxa" w:w="3408"/>
+          </w:tcPr>
+          <w:p>
+            <w:r>
+              <w:t>Why another operator needs it</w:t>
+            </w:r>
+          </w:p>
+        </w:tc>
+        <w:tc>
+          <w:tcPr>
+            <w:tcW w:type="dxa" w:w="3408"/>
+          </w:tcPr>
+          <w:p>
+            <w:r>
+              <w:t>Concrete supplied repair</w:t>
+            </w:r>
+          </w:p>
+        </w:tc>
+      </w:tr>
+      <w:tr>
+        <w:tc>
+          <w:tcPr>
+            <w:tcW w:type="dxa" w:w="3408"/>
+          </w:tcPr>
+          <w:p>
+            <w:r>
+              <w:t>Code/config/data versions</w:t>
+            </w:r>
+          </w:p>
+        </w:tc>
+        <w:tc>
+          <w:tcPr>
+            <w:tcW w:type="dxa" w:w="3408"/>
+          </w:tcPr>
+          <w:p>
+            <w:r>
+              <w:t>Otherwise two operators may use different evidence</w:t>
+            </w:r>
+          </w:p>
+        </w:tc>
+        <w:tc>
+          <w:tcPr>
+            <w:tcW w:type="dxa" w:w="3408"/>
+          </w:tcPr>
+          <w:p>
+            <w:r>
+              <w:t>toy-r2 / cfg 2 / c1 / p2 / schema 1 / F1</w:t>
+            </w:r>
+          </w:p>
+        </w:tc>
+      </w:tr>
+      <w:tr>
+        <w:tc>
+          <w:tcPr>
+            <w:tcW w:type="dxa" w:w="3408"/>
+          </w:tcPr>
+          <w:p>
+            <w:r>
+              <w:t>Fixture and expected result</w:t>
+            </w:r>
+          </w:p>
+        </w:tc>
+        <w:tc>
+          <w:tcPr>
+            <w:tcW w:type="dxa" w:w="3408"/>
+          </w:tcPr>
+          <w:p>
+            <w:r>
+              <w:t>Cannot distinguish start-up from supported service behavior</w:t>
+            </w:r>
+          </w:p>
+        </w:tc>
+        <w:tc>
+          <w:tcPr>
+            <w:tcW w:type="dxa" w:w="3408"/>
+          </w:tcPr>
+          <w:p>
+            <w:r>
+              <w:t>F1 approved B12; record source F1/c1</w:t>
+            </w:r>
+          </w:p>
+        </w:tc>
+      </w:tr>
+      <w:tr>
+        <w:tc>
+          <w:tcPr>
+            <w:tcW w:type="dxa" w:w="3408"/>
+          </w:tcPr>
+          <w:p>
+            <w:r>
+              <w:t>Unavailable-source check</w:t>
+            </w:r>
+          </w:p>
+        </w:tc>
+        <w:tc>
+          <w:tcPr>
+            <w:tcW w:type="dxa" w:w="3408"/>
+          </w:tcPr>
+          <w:p>
+            <w:r>
+              <w:t>Cannot know honest failure behavior</w:t>
+            </w:r>
+          </w:p>
+        </w:tc>
+        <w:tc>
+          <w:tcPr>
+            <w:tcW w:type="dxa" w:w="3408"/>
+          </w:tcPr>
+          <w:p>
+            <w:r>
+              <w:t>SOURCE_UNAVAILABLE → needs_review, no unsupported room</w:t>
+            </w:r>
+          </w:p>
+        </w:tc>
+      </w:tr>
+      <w:tr>
+        <w:tc>
+          <w:tcPr>
+            <w:tcW w:type="dxa" w:w="3408"/>
+          </w:tcPr>
+          <w:p>
+            <w:r>
+              <w:t>Owner and permitted route</w:t>
+            </w:r>
+          </w:p>
+        </w:tc>
+        <w:tc>
+          <w:tcPr>
+            <w:tcW w:type="dxa" w:w="3408"/>
+          </w:tcPr>
+          <w:p>
+            <w:r>
+              <w:t>Readable diagnostics alone leave unresolved responsibility</w:t>
+            </w:r>
+          </w:p>
+        </w:tc>
+        <w:tc>
+          <w:tcPr>
+            <w:tcW w:type="dxa" w:w="3408"/>
+          </w:tcPr>
+          <w:p>
+            <w:r>
+              <w:t>Named symbolic maintainer and prepared incident packet</w:t>
+            </w:r>
+          </w:p>
+        </w:tc>
+      </w:tr>
+      <w:tr>
+        <w:tc>
+          <w:tcPr>
+            <w:tcW w:type="dxa" w:w="3408"/>
+          </w:tcPr>
+          <w:p>
+            <w:r>
+              <w:t>Compatible recovery conditions</w:t>
+            </w:r>
+          </w:p>
+        </w:tc>
+        <w:tc>
+          <w:tcPr>
+            <w:tcW w:type="dxa" w:w="3408"/>
+          </w:tcPr>
+          <w:p>
+            <w:r>
+              <w:t>Old code may not read current data</w:t>
+            </w:r>
+          </w:p>
+        </w:tc>
+        <w:tc>
+          <w:tcPr>
+            <w:tcW w:type="dxa" w:w="3408"/>
+          </w:tcPr>
+          <w:p>
+            <w:r>
+              <w:t>Check toy-r1 supports current schema 1/c1; schema 2 would block</w:t>
+            </w:r>
+          </w:p>
+        </w:tc>
+      </w:tr>
+      <w:tr>
+        <w:tc>
+          <w:tcPr>
+            <w:tcW w:type="dxa" w:w="3408"/>
+          </w:tcPr>
+          <w:p>
+            <w:r>
+              <w:t>Actual rehearsal record</w:t>
+            </w:r>
+          </w:p>
+        </w:tc>
+        <w:tc>
+          <w:tcPr>
+            <w:tcW w:type="dxa" w:w="3408"/>
+          </w:tcPr>
+          <w:p>
+            <w:r>
+              <w:t>A developer demo is not another operator’s successful use</w:t>
+            </w:r>
+          </w:p>
+        </w:tc>
+        <w:tc>
+          <w:tcPr>
+            <w:tcW w:type="dxa" w:w="3408"/>
+          </w:tcPr>
+          <w:p>
+            <w:r>
+              <w:t>Record performed/not run, first confusion, evidence and revision</w:t>
+            </w:r>
+          </w:p>
+        </w:tc>
+      </w:tr>
+    </w:tbl>
+    <w:p>
+      <w:pPr>
+        <w:pStyle w:val="Heading2"/>
+      </w:pPr>
+      <w:r>
+        <w:t>State what a fresh operator still needs</w:t>
+      </w:r>
+    </w:p>
+    <w:p>
+      <w:pPr>
+        <w:spacing w:line="336" w:lineRule="auto" w:after="180"/>
+      </w:pPr>
+      <w:r>
+        <w:rPr>
+          <w:b w:val="0"/>
+        </w:rPr>
+        <w:t xml:space="preserve">Before applying the procedure, write its units, denominator or decision boundary where relevant. A partner should be able to repeat each step using the same </w:t>
       </w:r>
       <w:r>
         <w:rPr>
@@ -258,50 +1062,38 @@
         <w:rPr>
           <w:b w:val="0"/>
         </w:rPr>
-        <w:t xml:space="preserve"> conditions and </w:t>
+        <w:t>s.</w:t>
+      </w:r>
+    </w:p>
+    <w:p>
+      <w:pPr>
+        <w:spacing w:line="336" w:lineRule="auto" w:after="180"/>
+      </w:pPr>
+      <w:r>
+        <w:rPr>
+          <w:b w:val="0"/>
+        </w:rPr>
+        <w:t xml:space="preserve">If a required </w:t>
       </w:r>
       <w:r>
         <w:rPr>
           <w:b/>
         </w:rPr>
-        <w:t>evidence</w:t>
+        <w:t>input</w:t>
       </w:r>
       <w:r>
         <w:rPr>
           <w:b w:val="0"/>
         </w:rPr>
-        <w:t xml:space="preserve"> source before it can support a claim.</w:t>
-      </w:r>
-    </w:p>
-    <w:p>
-      <w:pPr>
-        <w:pStyle w:val="Heading3"/>
-      </w:pPr>
-      <w:r>
-        <w:t>My starting explanation</w:t>
-      </w:r>
-    </w:p>
-    <w:p>
-      <w:r>
-        <w:t>________________________________________________________________</w:t>
-      </w:r>
-    </w:p>
-    <w:p>
-      <w:r>
-        <w:t>________________________________________________________________</w:t>
-      </w:r>
-    </w:p>
-    <w:p>
-      <w:r>
-        <w:t>________________________________________________________________</w:t>
-      </w:r>
-    </w:p>
-    <w:p>
-      <w:pPr>
-        <w:pStyle w:val="Heading3"/>
-      </w:pPr>
-      <w:r>
-        <w:t>This week’s end goal</w:t>
+        <w:t xml:space="preserve"> is absent or violates the stated contract, record that condition explicitly instead of quietly replacing it with a convenient value.</w:t>
+      </w:r>
+    </w:p>
+    <w:p>
+      <w:pPr>
+        <w:pStyle w:val="Heading2"/>
+      </w:pPr>
+      <w:r>
+        <w:t>Explain the visual</w:t>
       </w:r>
     </w:p>
     <w:p>
@@ -312,124 +1104,27 @@
         <w:rPr>
           <w:b w:val="0"/>
         </w:rPr>
-        <w:t>Explain documentation and operational readiness using the deciding step in this fictional service.</w:t>
-      </w:r>
-    </w:p>
-    <w:p>
-      <w:pPr>
-        <w:pStyle w:val="Heading1"/>
-      </w:pPr>
-      <w:r>
-        <w:t>02. Notice the evidence</w:t>
-      </w:r>
-    </w:p>
-    <w:p>
-      <w:r>
-        <w:t>Investigate the supplied Documentation and operational readiness case. Separate observations, given facts and assumptions before choosing an explanation.</w:t>
-      </w:r>
-    </w:p>
-    <w:p>
-      <w:pPr>
-        <w:spacing w:line="336" w:lineRule="auto" w:after="180"/>
-      </w:pPr>
+        <w:t xml:space="preserve">Point to the </w:t>
+      </w:r>
+      <w:r>
+        <w:rPr>
+          <w:b/>
+        </w:rPr>
+        <w:t>input</w:t>
+      </w:r>
       <w:r>
         <w:rPr>
           <w:b w:val="0"/>
         </w:rPr>
-        <w:t>Operational documentation tells another person how to run, verify, observe and recover the service. A successful developer demo is not readiness.</w:t>
-      </w:r>
-    </w:p>
-    <w:p>
-      <w:pPr>
-        <w:spacing w:line="336" w:lineRule="auto" w:after="180"/>
-      </w:pPr>
-      <w:r>
-        <w:rPr>
-          <w:b w:val="0"/>
-        </w:rPr>
-        <w:t>Begin by writing the question the procedure is intended to answer. Identify the information already supplied, the information it will produce and the information still missing.</w:t>
-      </w:r>
-    </w:p>
-    <w:p>
-      <w:pPr>
-        <w:spacing w:line="336" w:lineRule="auto" w:after="180"/>
-      </w:pPr>
-      <w:r>
-        <w:rPr>
-          <w:b w:val="0"/>
-        </w:rPr>
-        <w:t>These are constructed classroom examples; they do not require live accounts, private records or an external service. Do not treat a plausible explanation as a measured outcome.</w:t>
-      </w:r>
-    </w:p>
-    <w:p>
-      <w:pPr>
-        <w:pStyle w:val="Heading3"/>
-      </w:pPr>
-      <w:r>
-        <w:t>List the given facts and one fact that is not supplied.</w:t>
-      </w:r>
-    </w:p>
-    <w:p>
-      <w:r>
-        <w:t>________________________________________________________________</w:t>
-      </w:r>
-    </w:p>
-    <w:p>
-      <w:r>
-        <w:t>________________________________________________________________</w:t>
-      </w:r>
-    </w:p>
-    <w:p>
-      <w:r>
-        <w:t>________________________________________________________________</w:t>
-      </w:r>
-    </w:p>
-    <w:p>
-      <w:pPr>
-        <w:pStyle w:val="Heading1"/>
-      </w:pPr>
-      <w:r>
-        <w:t>03. See how it works</w:t>
-      </w:r>
-    </w:p>
-    <w:p>
-      <w:r>
-        <w:t>Follow the mechanism for Documentation and operational readiness. Connect each labelled input, deciding step and result.</w:t>
-      </w:r>
-    </w:p>
-    <w:p>
-      <w:pPr>
-        <w:spacing w:line="336" w:lineRule="auto" w:after="180"/>
-      </w:pPr>
-      <w:r>
-        <w:rPr>
-          <w:b w:val="0"/>
-        </w:rPr>
-        <w:t xml:space="preserve">A </w:t>
-      </w:r>
-      <w:r>
-        <w:rPr>
-          <w:b/>
-        </w:rPr>
-        <w:t>runbook</w:t>
-      </w:r>
-      <w:r>
-        <w:rPr>
-          <w:b w:val="0"/>
-        </w:rPr>
-        <w:t xml:space="preserve"> names versions, required non-secret configuration, secret key names, </w:t>
-      </w:r>
-      <w:r>
-        <w:rPr>
-          <w:b/>
-        </w:rPr>
-        <w:t>health check</w:t>
-      </w:r>
-      <w:r>
-        <w:rPr>
-          <w:b w:val="0"/>
-        </w:rPr>
-        <w:t>s, release/rollback dependencies, alerts and owners. Test it with a fresh operator and fictional fixtures.</w:t>
+        <w:t>, the deciding step and the result in this week’s visual. Explain the same step in ordinary words. A picture helps when you can say what each part represents.</w:t>
+      </w:r>
+    </w:p>
+    <w:p>
+      <w:pPr>
+        <w:pStyle w:val="Heading2"/>
+      </w:pPr>
+      <w:r>
+        <w:t>Earlier wording, alternatives and picture transcripts · reference / check after trying</w:t>
       </w:r>
     </w:p>
     <w:p>
@@ -526,13 +1221,220 @@
     </w:p>
     <w:p>
       <w:pPr>
+        <w:pStyle w:val="Heading3"/>
+      </w:pPr>
+      <w:r>
+        <w:t>Connect the picture and the explanation</w:t>
+      </w:r>
+    </w:p>
+    <w:p>
+      <w:pPr>
+        <w:pStyle w:val="Heading1"/>
+      </w:pPr>
+      <w:r>
+        <w:t>04. Predict a readable diagnostic with no owner</w:t>
+      </w:r>
+    </w:p>
+    <w:p>
+      <w:r>
+        <w:t>Removing the route breaks responsibility without changing the symptom.</w:t>
+      </w:r>
+    </w:p>
+    <w:p>
+      <w:pPr>
+        <w:pStyle w:val="Heading2"/>
+      </w:pPr>
+      <w:r>
+        <w:t>Current task and response</w:t>
+      </w:r>
+    </w:p>
+    <w:p>
+      <w:pPr>
+        <w:pStyle w:val="ListBullet"/>
+      </w:pPr>
+      <w:r>
+        <w:t>Runbook says start server, but omits data version and recovery steps. Another operator cannot reproduce a result. Show the intermediate steps and give the conclusion with its scope.</w:t>
+      </w:r>
+    </w:p>
+    <w:p>
+      <w:pPr>
+        <w:pStyle w:val="Heading3"/>
+      </w:pPr>
+      <w:r>
+        <w:t>Keep the procedure fixed. Explain what changed in the inputs and result.</w:t>
+      </w:r>
+    </w:p>
+    <w:p>
+      <w:r>
+        <w:t>________________________________________________________________</w:t>
+      </w:r>
+    </w:p>
+    <w:p>
+      <w:r>
+        <w:t>________________________________________________________________</w:t>
+      </w:r>
+    </w:p>
+    <w:p>
+      <w:r>
+        <w:t>________________________________________________________________</w:t>
+      </w:r>
+    </w:p>
+    <w:p>
+      <w:r>
+        <w:t>________________________________________________________________</w:t>
+      </w:r>
+    </w:p>
+    <w:p>
+      <w:r>
+        <w:t>________________________________________________________________</w:t>
+      </w:r>
+    </w:p>
+    <w:p>
+      <w:pPr>
+        <w:pStyle w:val="Heading2"/>
+      </w:pPr>
+      <w:r>
+        <w:t>Predict the missing-maintainer change</w:t>
+      </w:r>
+    </w:p>
+    <w:p>
+      <w:pPr>
+        <w:pStyle w:val="ListBullet"/>
+      </w:pPr>
+      <w:r>
+        <w:t>Change: Remove the maintainer and escalation route.</w:t>
+      </w:r>
+    </w:p>
+    <w:p>
+      <w:pPr>
+        <w:pStyle w:val="Heading2"/>
+      </w:pPr>
+      <w:r>
+        <w:t>Check after predicting · reference / check after trying</w:t>
+      </w:r>
+    </w:p>
+    <w:p>
+      <w:pPr>
         <w:spacing w:line="336" w:lineRule="auto" w:after="180"/>
       </w:pPr>
+      <w:r>
+        <w:rPr>
+          <w:b/>
+        </w:rPr>
+        <w:t>Prediction</w:t>
+      </w:r>
       <w:r>
         <w:rPr>
           <w:b w:val="0"/>
         </w:rPr>
-        <w:t xml:space="preserve">Before applying the procedure, write its units, denominator or decision boundary where relevant. A partner should be able to repeat each step using the same </w:t>
+        <w:t>: The diagnostic remains, but responsibility for an unresolved fault becomes unclear.</w:t>
+      </w:r>
+    </w:p>
+    <w:p>
+      <w:pPr>
+        <w:spacing w:line="336" w:lineRule="auto" w:after="180"/>
+      </w:pPr>
+      <w:r>
+        <w:rPr>
+          <w:b w:val="0"/>
+        </w:rPr>
+        <w:t>Reason: Readiness includes who acts when routine checks do not solve the problem.</w:t>
+      </w:r>
+    </w:p>
+    <w:p>
+      <w:pPr>
+        <w:pStyle w:val="Heading2"/>
+      </w:pPr>
+      <w:r>
+        <w:t>Earlier wording, alternatives and picture transcripts · reference / check after trying</w:t>
+      </w:r>
+    </w:p>
+    <w:p>
+      <w:pPr>
+        <w:pStyle w:val="Heading3"/>
+      </w:pPr>
+      <w:r>
+        <w:t>Compare a familiar case with a changed case</w:t>
+      </w:r>
+    </w:p>
+    <w:p>
+      <w:pPr>
+        <w:pStyle w:val="Heading3"/>
+      </w:pPr>
+      <w:r>
+        <w:t>Change one thing in the pictured case</w:t>
+      </w:r>
+    </w:p>
+    <w:p>
+      <w:pPr>
+        <w:pStyle w:val="Heading1"/>
+      </w:pPr>
+      <w:r>
+        <w:t>06. Read symptom, bounded check, owner and recovery evidence together</w:t>
+      </w:r>
+    </w:p>
+    <w:p>
+      <w:r>
+        <w:t>A clear error message without a responsible route leaves the workflow incomplete.</w:t>
+      </w:r>
+    </w:p>
+    <w:p>
+      <w:pPr>
+        <w:pStyle w:val="Heading2"/>
+      </w:pPr>
+      <w:r>
+        <w:t>Main setup-only runbook and checked repair</w:t>
+      </w:r>
+    </w:p>
+    <w:p>
+      <w:pPr>
+        <w:spacing w:line="336" w:lineRule="auto" w:after="180"/>
+      </w:pPr>
+      <w:r>
+        <w:rPr>
+          <w:b/>
+        </w:rPr>
+        <w:t>Runbook</w:t>
+      </w:r>
+      <w:r>
+        <w:rPr>
+          <w:b w:val="0"/>
+        </w:rPr>
+        <w:t xml:space="preserve"> says start server, but omits data version and recovery steps. Another operator cannot reproduce a result.</w:t>
+      </w:r>
+    </w:p>
+    <w:p>
+      <w:pPr>
+        <w:spacing w:line="336" w:lineRule="auto" w:after="180"/>
+      </w:pPr>
+      <w:r>
+        <w:rPr>
+          <w:b w:val="0"/>
+        </w:rPr>
+        <w:t>Add exact configuration/version references, fixture setup, verification and recovery. Do not publish secret values to make setup easier.</w:t>
+      </w:r>
+    </w:p>
+    <w:p>
+      <w:pPr>
+        <w:spacing w:line="336" w:lineRule="auto" w:after="180"/>
+      </w:pPr>
+      <w:r>
+        <w:rPr>
+          <w:b w:val="0"/>
+        </w:rPr>
+        <w:t xml:space="preserve">Compare the intermediate </w:t>
+      </w:r>
+      <w:r>
+        <w:rPr>
+          <w:b/>
+        </w:rPr>
+        <w:t>evidence</w:t>
+      </w:r>
+      <w:r>
+        <w:rPr>
+          <w:b w:val="0"/>
+        </w:rPr>
+        <w:t xml:space="preserve"> with the final statement. Explain why each number or decision follows from the stated </w:t>
       </w:r>
       <w:r>
         <w:rPr>
@@ -544,18 +1446,7 @@
         <w:rPr>
           <w:b w:val="0"/>
         </w:rPr>
-        <w:t>s.</w:t>
-      </w:r>
-    </w:p>
-    <w:p>
-      <w:pPr>
-        <w:spacing w:line="336" w:lineRule="auto" w:after="180"/>
-      </w:pPr>
-      <w:r>
-        <w:rPr>
-          <w:b w:val="0"/>
-        </w:rPr>
-        <w:t xml:space="preserve">If a required </w:t>
+        <w:t xml:space="preserve">s. The conclusion belongs to this scenario and procedure; changing the </w:t>
       </w:r>
       <w:r>
         <w:rPr>
@@ -567,382 +1458,7 @@
         <w:rPr>
           <w:b w:val="0"/>
         </w:rPr>
-        <w:t xml:space="preserve"> is absent or violates the stated contract, record that condition explicitly instead of quietly replacing it with a convenient value.</w:t>
-      </w:r>
-    </w:p>
-    <w:p>
-      <w:pPr>
-        <w:pStyle w:val="Heading3"/>
-      </w:pPr>
-      <w:r>
-        <w:t>Connect the picture and the explanation</w:t>
-      </w:r>
-    </w:p>
-    <w:p>
-      <w:pPr>
-        <w:spacing w:line="336" w:lineRule="auto" w:after="180"/>
-      </w:pPr>
-      <w:r>
-        <w:rPr>
-          <w:b w:val="0"/>
-        </w:rPr>
-        <w:t xml:space="preserve">Point to the </w:t>
-      </w:r>
-      <w:r>
-        <w:rPr>
-          <w:b/>
-        </w:rPr>
-        <w:t>input</w:t>
-      </w:r>
-      <w:r>
-        <w:rPr>
-          <w:b w:val="0"/>
-        </w:rPr>
-        <w:t>, the deciding step and the result in this week’s visual. Explain the same step in ordinary words. A picture helps when you can say what each part represents.</w:t>
-      </w:r>
-    </w:p>
-    <w:p>
-      <w:pPr>
-        <w:pStyle w:val="Heading1"/>
-      </w:pPr>
-      <w:r>
-        <w:t>04. Compare the cases</w:t>
-      </w:r>
-    </w:p>
-    <w:p>
-      <w:r>
-        <w:t>Compare the supplied cases for Documentation and operational readiness. Identify the detail that changes the conclusion.</w:t>
-      </w:r>
-    </w:p>
-    <w:p>
-      <w:pPr>
-        <w:pStyle w:val="Heading3"/>
-      </w:pPr>
-      <w:r>
-        <w:t>Compare a familiar case with a changed case</w:t>
-      </w:r>
-    </w:p>
-    <w:p>
-      <w:pPr>
-        <w:spacing w:line="336" w:lineRule="auto" w:after="180"/>
-      </w:pPr>
-      <w:r>
-        <w:rPr>
-          <w:b/>
-        </w:rPr>
-        <w:t>Runbook</w:t>
-      </w:r>
-      <w:r>
-        <w:rPr>
-          <w:b w:val="0"/>
-        </w:rPr>
-        <w:t xml:space="preserve"> says start server, but omits data version and recovery steps. Another operator cannot reproduce a result. Show the intermediate steps and give the conclusion with its scope.</w:t>
-      </w:r>
-    </w:p>
-    <w:p>
-      <w:pPr>
-        <w:pStyle w:val="Heading3"/>
-      </w:pPr>
-      <w:r>
-        <w:t>Keep the procedure fixed. Explain what changed in the inputs and result.</w:t>
-      </w:r>
-    </w:p>
-    <w:p>
-      <w:r>
-        <w:t>________________________________________________________________</w:t>
-      </w:r>
-    </w:p>
-    <w:p>
-      <w:r>
-        <w:t>________________________________________________________________</w:t>
-      </w:r>
-    </w:p>
-    <w:p>
-      <w:r>
-        <w:t>________________________________________________________________</w:t>
-      </w:r>
-    </w:p>
-    <w:p>
-      <w:r>
-        <w:t>________________________________________________________________</w:t>
-      </w:r>
-    </w:p>
-    <w:p>
-      <w:r>
-        <w:t>________________________________________________________________</w:t>
-      </w:r>
-    </w:p>
-    <w:p>
-      <w:pPr>
-        <w:pStyle w:val="Heading3"/>
-      </w:pPr>
-      <w:r>
-        <w:t>Change one thing in the pictured case</w:t>
-      </w:r>
-    </w:p>
-    <w:p>
-      <w:pPr>
-        <w:pStyle w:val="Heading3"/>
-      </w:pPr>
-      <w:r>
-        <w:t>Change one thing</w:t>
-      </w:r>
-    </w:p>
-    <w:p>
-      <w:pPr>
-        <w:spacing w:line="336" w:lineRule="auto" w:after="180"/>
-        <w:shd w:fill="F5F1FB"/>
-      </w:pPr>
-      <w:r>
-        <w:rPr>
-          <w:b w:val="0"/>
-        </w:rPr>
-        <w:t>Change: Remove the maintainer and escalation route.</w:t>
-      </w:r>
-    </w:p>
-    <w:p>
-      <w:pPr>
-        <w:pStyle w:val="Heading3"/>
-      </w:pPr>
-      <w:r>
-        <w:t>Predicted result</w:t>
-      </w:r>
-    </w:p>
-    <w:p>
-      <w:pPr>
-        <w:spacing w:line="336" w:lineRule="auto" w:after="180"/>
-        <w:shd w:fill="F1F6FC"/>
-      </w:pPr>
-      <w:r>
-        <w:rPr>
-          <w:b/>
-        </w:rPr>
-        <w:t>Prediction</w:t>
-      </w:r>
-      <w:r>
-        <w:rPr>
-          <w:b w:val="0"/>
-        </w:rPr>
-        <w:t>: The diagnostic remains, but responsibility for an unresolved fault becomes unclear.</w:t>
-      </w:r>
-    </w:p>
-    <w:p>
-      <w:pPr>
-        <w:pStyle w:val="Heading3"/>
-      </w:pPr>
-      <w:r>
-        <w:t>Why the result follows</w:t>
-      </w:r>
-    </w:p>
-    <w:p>
-      <w:pPr>
-        <w:spacing w:line="336" w:lineRule="auto" w:after="180"/>
-        <w:shd w:fill="F1F6FC"/>
-      </w:pPr>
-      <w:r>
-        <w:rPr>
-          <w:b w:val="0"/>
-        </w:rPr>
-        <w:t>Reason: Readiness includes who acts when routine checks do not solve the problem.</w:t>
-      </w:r>
-    </w:p>
-    <w:p>
-      <w:pPr>
-        <w:pStyle w:val="Heading1"/>
-      </w:pPr>
-      <w:r>
-        <w:t>05. Words that unlock the idea</w:t>
-      </w:r>
-    </w:p>
-    <w:p>
-      <w:r>
-        <w:t>Use the vocabulary of Documentation and operational readiness to explain a concrete decision, rather than only memorising definitions.</w:t>
-      </w:r>
-    </w:p>
-    <w:tbl>
-      <w:tblPr>
-        <w:tblStyle w:val="LightShading-Accent1"/>
-        <w:tblW w:type="auto" w:w="0"/>
-        <w:tblLook w:firstColumn="1" w:firstRow="1" w:lastColumn="0" w:lastRow="0" w:noHBand="0" w:noVBand="1" w:val="04A0"/>
-      </w:tblPr>
-      <w:tblGrid>
-        <w:gridCol w:w="5112"/>
-        <w:gridCol w:w="5112"/>
-      </w:tblGrid>
-      <w:tr>
-        <w:trPr>
-          <w:tblHeader/>
-        </w:trPr>
-        <w:tc>
-          <w:tcPr>
-            <w:tcW w:type="dxa" w:w="5112"/>
-          </w:tcPr>
-          <w:p>
-            <w:r>
-              <w:t>Word</w:t>
-            </w:r>
-          </w:p>
-        </w:tc>
-        <w:tc>
-          <w:tcPr>
-            <w:tcW w:type="dxa" w:w="5112"/>
-          </w:tcPr>
-          <w:p>
-            <w:r>
-              <w:t>Meaning</w:t>
-            </w:r>
-          </w:p>
-        </w:tc>
-      </w:tr>
-      <w:tr>
-        <w:tc>
-          <w:tcPr>
-            <w:tcW w:type="dxa" w:w="5112"/>
-          </w:tcPr>
-          <w:p>
-            <w:r>
-              <w:t>Runbook</w:t>
-            </w:r>
-          </w:p>
-        </w:tc>
-        <w:tc>
-          <w:tcPr>
-            <w:tcW w:type="dxa" w:w="5112"/>
-          </w:tcPr>
-          <w:p>
-            <w:r>
-              <w:t>Instructions for operating and recovering a service</w:t>
-            </w:r>
-          </w:p>
-        </w:tc>
-      </w:tr>
-      <w:tr>
-        <w:tc>
-          <w:tcPr>
-            <w:tcW w:type="dxa" w:w="5112"/>
-          </w:tcPr>
-          <w:p>
-            <w:r>
-              <w:t>Health check</w:t>
-            </w:r>
-          </w:p>
-        </w:tc>
-        <w:tc>
-          <w:tcPr>
-            <w:tcW w:type="dxa" w:w="5112"/>
-          </w:tcPr>
-          <w:p>
-            <w:r>
-              <w:t>A defined observation of service state</w:t>
-            </w:r>
-          </w:p>
-        </w:tc>
-      </w:tr>
-      <w:tr>
-        <w:tc>
-          <w:tcPr>
-            <w:tcW w:type="dxa" w:w="5112"/>
-          </w:tcPr>
-          <w:p>
-            <w:r>
-              <w:t>Operational owner</w:t>
-            </w:r>
-          </w:p>
-        </w:tc>
-        <w:tc>
-          <w:tcPr>
-            <w:tcW w:type="dxa" w:w="5112"/>
-          </w:tcPr>
-          <w:p>
-            <w:r>
-              <w:t>The actor responsible for ongoing decisions</w:t>
-            </w:r>
-          </w:p>
-        </w:tc>
-      </w:tr>
-    </w:tbl>
-    <w:p>
-      <w:pPr>
-        <w:pStyle w:val="Heading3"/>
-      </w:pPr>
-      <w:r>
-        <w:t>Use two terms to explain a step in this week’s example.</w:t>
-      </w:r>
-    </w:p>
-    <w:p>
-      <w:r>
-        <w:t>________________________________________________________________</w:t>
-      </w:r>
-    </w:p>
-    <w:p>
-      <w:r>
-        <w:t>________________________________________________________________</w:t>
-      </w:r>
-    </w:p>
-    <w:p>
-      <w:r>
-        <w:t>________________________________________________________________</w:t>
-      </w:r>
-    </w:p>
-    <w:p>
-      <w:pPr>
-        <w:pStyle w:val="Heading1"/>
-      </w:pPr>
-      <w:r>
-        <w:t>06. Follow a worked example</w:t>
-      </w:r>
-    </w:p>
-    <w:p>
-      <w:r>
-        <w:t>Follow the worked trace for Documentation and operational readiness, predict a step, then compare with its explanation.</w:t>
-      </w:r>
-    </w:p>
-    <w:p>
-      <w:pPr>
-        <w:spacing w:line="336" w:lineRule="auto" w:after="180"/>
-      </w:pPr>
-      <w:r>
-        <w:rPr>
-          <w:b/>
-        </w:rPr>
-        <w:t>Runbook</w:t>
-      </w:r>
-      <w:r>
-        <w:rPr>
-          <w:b w:val="0"/>
-        </w:rPr>
-        <w:t xml:space="preserve"> says start server, but omits data version and recovery steps. Another operator cannot reproduce a result.</w:t>
-      </w:r>
-    </w:p>
-    <w:p>
-      <w:pPr>
-        <w:spacing w:line="336" w:lineRule="auto" w:after="180"/>
-      </w:pPr>
-      <w:r>
-        <w:rPr>
-          <w:b w:val="0"/>
-        </w:rPr>
-        <w:t>Add exact configuration/version references, fixture setup, verification and recovery. Do not publish secret values to make setup easier.</w:t>
-      </w:r>
-    </w:p>
-    <w:p>
-      <w:pPr>
-        <w:pStyle w:val="Heading3"/>
-      </w:pPr>
-      <w:r>
-        <w:t>Worked explanation · Documentation and operational readiness</w:t>
-      </w:r>
-    </w:p>
-    <w:p>
-      <w:pPr>
-        <w:spacing w:line="336" w:lineRule="auto" w:after="180"/>
-        <w:shd w:fill="F1F6FC"/>
-      </w:pPr>
-      <w:r>
-        <w:rPr>
-          <w:b w:val="0"/>
-        </w:rPr>
-        <w:t xml:space="preserve">Compare the intermediate </w:t>
+        <w:t xml:space="preserve">s, evaluation population or authority can change what it establishes. Retain only authorized, minimized operational </w:t>
       </w:r>
       <w:r>
         <w:rPr>
@@ -954,70 +1470,15 @@
         <w:rPr>
           <w:b w:val="0"/>
         </w:rPr>
-        <w:t xml:space="preserve"> with the final statement. Explain why each number or decision follows from the stated </w:t>
-      </w:r>
-      <w:r>
-        <w:rPr>
-          <w:b/>
-        </w:rPr>
-        <w:t>input</w:t>
-      </w:r>
-      <w:r>
-        <w:rPr>
-          <w:b w:val="0"/>
-        </w:rPr>
-        <w:t>s.</w:t>
-      </w:r>
-    </w:p>
-    <w:p>
-      <w:pPr>
-        <w:spacing w:line="336" w:lineRule="auto" w:after="180"/>
-        <w:shd w:fill="F1F6FC"/>
-      </w:pPr>
-      <w:r>
-        <w:rPr>
-          <w:b w:val="0"/>
-        </w:rPr>
-        <w:t xml:space="preserve">The conclusion belongs to this scenario and procedure; changing the </w:t>
-      </w:r>
-      <w:r>
-        <w:rPr>
-          <w:b/>
-        </w:rPr>
-        <w:t>input</w:t>
-      </w:r>
-      <w:r>
-        <w:rPr>
-          <w:b w:val="0"/>
-        </w:rPr>
-        <w:t>s, evaluation population or authority can change what it establishes. Retain the raw record so a later revision can be compared honestly.</w:t>
-      </w:r>
-    </w:p>
-    <w:p>
-      <w:pPr>
-        <w:pStyle w:val="Heading3"/>
-      </w:pPr>
-      <w:r>
-        <w:t>Learn from the worked case</w:t>
-      </w:r>
-    </w:p>
-    <w:p>
-      <w:pPr>
-        <w:spacing w:line="336" w:lineRule="auto" w:after="180"/>
-      </w:pPr>
-      <w:r>
-        <w:rPr>
-          <w:b w:val="0"/>
-        </w:rPr>
-        <w:t>Cover the result before checking it. Say what is given, choose the procedure, and follow one step at a time. Then uncover the result and explain your first mismatch. Ask why a step is allowed, not only what number it produces.</w:t>
-      </w:r>
-    </w:p>
-    <w:p>
-      <w:pPr>
-        <w:pStyle w:val="Heading3"/>
-      </w:pPr>
-      <w:r>
-        <w:t>A pictorial worked case: Documentation and operational readiness</w:t>
+        <w:t xml:space="preserve"> without secret values or unnecessary private content so a later revision can be compared honestly.</w:t>
+      </w:r>
+    </w:p>
+    <w:p>
+      <w:pPr>
+        <w:pStyle w:val="Heading2"/>
+      </w:pPr>
+      <w:r>
+        <w:t>Separate unavailable-source inputs and scope</w:t>
       </w:r>
     </w:p>
     <w:p>
@@ -1045,24 +1506,7 @@
     </w:p>
     <w:p>
       <w:pPr>
-        <w:pStyle w:val="Heading3"/>
-      </w:pPr>
-      <w:r>
-        <w:t>The facts we will use</w:t>
-      </w:r>
-    </w:p>
-    <w:p>
-      <w:pPr>
-        <w:pStyle w:val="Heading3"/>
-      </w:pPr>
-      <w:r>
-        <w:t>Supplied facts</w:t>
-      </w:r>
-    </w:p>
-    <w:p>
-      <w:pPr>
         <w:spacing w:line="336" w:lineRule="auto" w:after="180"/>
-        <w:shd w:fill="F1F6FC"/>
       </w:pPr>
       <w:r>
         <w:rPr>
@@ -1084,11 +1528,41 @@
       </w:r>
     </w:p>
     <w:p>
+      <w:pPr>
+        <w:spacing w:line="336" w:lineRule="auto" w:after="180"/>
+      </w:pPr>
+      <w:r>
+        <w:rPr>
+          <w:b w:val="0"/>
+        </w:rPr>
+        <w:t>The picture focuses on SOURCE_UNAVAILABLE. Under this fictional contract the unavailable source means no supported answer can be produced; keep needs_review rather than guess. The documented read-only check inspects only the approved source connection/configuration, without granting broader permissions.</w:t>
+      </w:r>
+    </w:p>
+    <w:p>
+      <w:pPr>
+        <w:spacing w:line="336" w:lineRule="auto" w:after="180"/>
+      </w:pPr>
+      <w:r>
+        <w:rPr>
+          <w:b w:val="0"/>
+        </w:rPr>
+        <w:t>The named maintainer and authorized route give the unresolved incident an owner; actual contact must be separately performed and recorded. Removing them leaves readable diagnostic steps but no complete responsibility/escalation path. It does not authorize the operator to invent a new owner, secret or answer. A later recovery still needs its own verification against the recorded versions.</w:t>
+      </w:r>
+    </w:p>
+    <w:p>
+      <w:pPr>
+        <w:pStyle w:val="Heading2"/>
+      </w:pPr>
+      <w:r>
+        <w:t>Trace symptom, permitted check and named owner</w:t>
+      </w:r>
+    </w:p>
+    <w:p>
       <w:r>
         <w:drawing>
           <wp:inline xmlns:a="http://schemas.openxmlformats.org/drawingml/2006/main" xmlns:pic="http://schemas.openxmlformats.org/drawingml/2006/picture">
-            <wp:extent cx="5486400" cy="5225143"/>
-            <wp:docPr id="1" name="Picture 1" descr="Documentation and operational readiness. Match symptom: Identify the documented unavailable-source condition.. Run safe check: Inspect the approved connection without broadening permissions.. Escalate clearly: Contact the named maintainer and retain unresolved status."/>
+            <wp:extent cx="5486400" cy="3182112"/>
+            <wp:docPr id="1" name="Picture 1" descr="Match symptom: Identify the documented unavailable-source condition. → Run safe check: Inspect the approved connection without broadening permissions. → Escalate clearly: Contact the named maintainer and retain unresolved status."/>
             <wp:cNvGraphicFramePr>
               <a:graphicFrameLocks noChangeAspect="1"/>
             </wp:cNvGraphicFramePr>
@@ -1096,7 +1570,7 @@
               <a:graphicData uri="http://schemas.openxmlformats.org/drawingml/2006/picture">
                 <pic:pic>
                   <pic:nvPicPr>
-                    <pic:cNvPr id="0" name="academy-visual-ai-6-32.png"/>
+                    <pic:cNvPr id="0" name="academy-story-ai-6-32-02.png"/>
                     <pic:cNvPicPr/>
                   </pic:nvPicPr>
                   <pic:blipFill>
@@ -1108,7 +1582,7 @@
                   <pic:spPr>
                     <a:xfrm>
                       <a:off x="0" y="0"/>
-                      <a:ext cx="5486400" cy="5225143"/>
+                      <a:ext cx="5486400" cy="3182112"/>
                     </a:xfrm>
                     <a:prstGeom prst="rect"/>
                   </pic:spPr>
@@ -1236,24 +1710,7 @@
     </w:p>
     <w:p>
       <w:pPr>
-        <w:pStyle w:val="Heading3"/>
-      </w:pPr>
-      <w:r>
-        <w:t>Why this result follows</w:t>
-      </w:r>
-    </w:p>
-    <w:p>
-      <w:pPr>
-        <w:pStyle w:val="Heading3"/>
-      </w:pPr>
-      <w:r>
-        <w:t>Why the result follows</w:t>
-      </w:r>
-    </w:p>
-    <w:p>
-      <w:pPr>
         <w:spacing w:line="336" w:lineRule="auto" w:after="180"/>
-        <w:shd w:fill="F1F6FC"/>
       </w:pPr>
       <w:r>
         <w:rPr>
@@ -1264,42 +1721,113 @@
     </w:p>
     <w:p>
       <w:pPr>
+        <w:pStyle w:val="Heading2"/>
+      </w:pPr>
+      <w:r>
+        <w:t>Predict removal of owner and route</w:t>
+      </w:r>
+    </w:p>
+    <w:p>
+      <w:pPr>
+        <w:pStyle w:val="ListBullet"/>
+      </w:pPr>
+      <w:r>
+        <w:t>Change one thing: Remove the maintainer and escalation route. Predict the result before checking the explanation. What remains the same?</w:t>
+      </w:r>
+    </w:p>
+    <w:p>
+      <w:pPr>
+        <w:pStyle w:val="Heading2"/>
+      </w:pPr>
+      <w:r>
+        <w:t>Check after predicting · reference / check after trying</w:t>
+      </w:r>
+    </w:p>
+    <w:p>
+      <w:r>
+        <w:drawing>
+          <wp:inline xmlns:a="http://schemas.openxmlformats.org/drawingml/2006/main" xmlns:pic="http://schemas.openxmlformats.org/drawingml/2006/picture">
+            <wp:extent cx="5486400" cy="3026664"/>
+            <wp:docPr id="2" name="Picture 2" descr="Original case: Contact the named maintainer and retain unresolved status. Changed condition: Remove the maintainer and escalation route. Expected result: The diagnostic remains, but responsibility for an unresolved fault becomes unclear. Reason: Readiness includes who acts when routine checks do not solve the problem."/>
+            <wp:cNvGraphicFramePr>
+              <a:graphicFrameLocks noChangeAspect="1"/>
+            </wp:cNvGraphicFramePr>
+            <a:graphic>
+              <a:graphicData uri="http://schemas.openxmlformats.org/drawingml/2006/picture">
+                <pic:pic>
+                  <pic:nvPicPr>
+                    <pic:cNvPr id="0" name="academy-story-ai-6-32-04.png"/>
+                    <pic:cNvPicPr/>
+                  </pic:nvPicPr>
+                  <pic:blipFill>
+                    <a:blip r:embed="rId10"/>
+                    <a:stretch>
+                      <a:fillRect/>
+                    </a:stretch>
+                  </pic:blipFill>
+                  <pic:spPr>
+                    <a:xfrm>
+                      <a:off x="0" y="0"/>
+                      <a:ext cx="5486400" cy="3026664"/>
+                    </a:xfrm>
+                    <a:prstGeom prst="rect"/>
+                  </pic:spPr>
+                </pic:pic>
+              </a:graphicData>
+            </a:graphic>
+          </wp:inline>
+        </w:drawing>
+      </w:r>
+    </w:p>
+    <w:p>
+      <w:pPr>
+        <w:pStyle w:val="Heading2"/>
+      </w:pPr>
+      <w:r>
+        <w:t>Explain rehearsal limits and lost responsibility</w:t>
+      </w:r>
+    </w:p>
+    <w:p>
+      <w:pPr>
+        <w:pStyle w:val="ListBullet"/>
+      </w:pPr>
+      <w:r>
+        <w:t>Rehearse and revise runbooks; readable instructions alone cannot establish readiness for every incident.</w:t>
+      </w:r>
+    </w:p>
+    <w:p>
+      <w:pPr>
+        <w:pStyle w:val="ListBullet"/>
+      </w:pPr>
+      <w:r>
+        <w:t>Read the labelled picture: Match SOURCE_UNAVAILABLE to its safe check and escalation owner. What is lost when the maintainer route is removed, even if the diagnostic instructions stay readable?</w:t>
+      </w:r>
+    </w:p>
+    <w:p>
+      <w:pPr>
+        <w:pStyle w:val="Heading2"/>
+      </w:pPr>
+      <w:r>
+        <w:t>Earlier wording, alternatives and picture transcripts · reference / check after trying</w:t>
+      </w:r>
+    </w:p>
+    <w:p>
+      <w:pPr>
         <w:pStyle w:val="Heading3"/>
       </w:pPr>
       <w:r>
-        <w:t>What this example does not establish</w:t>
-      </w:r>
-    </w:p>
-    <w:p>
-      <w:pPr>
-        <w:pStyle w:val="Heading3"/>
-      </w:pPr>
-      <w:r>
-        <w:t>Keep the stated limit</w:t>
+        <w:t>Learn from the worked case</w:t>
       </w:r>
     </w:p>
     <w:p>
       <w:pPr>
         <w:spacing w:line="336" w:lineRule="auto" w:after="180"/>
-        <w:shd w:fill="FFF5E6"/>
       </w:pPr>
       <w:r>
         <w:rPr>
           <w:b w:val="0"/>
         </w:rPr>
-        <w:t xml:space="preserve">Rehearse and revise </w:t>
-      </w:r>
-      <w:r>
-        <w:rPr>
-          <w:b/>
-        </w:rPr>
-        <w:t>runbook</w:t>
-      </w:r>
-      <w:r>
-        <w:rPr>
-          <w:b w:val="0"/>
-        </w:rPr>
-        <w:t>s; readable instructions alone cannot establish readiness for every incident.</w:t>
+        <w:t>Cover the result before checking it. Say what is given, choose the procedure, and follow one step at a time. Then uncover the result and explain your first mismatch. Ask why a step is allowed, not only what number it produces.</w:t>
       </w:r>
     </w:p>
     <w:p>
@@ -1307,19 +1835,7 @@
         <w:pStyle w:val="Heading3"/>
       </w:pPr>
       <w:r>
-        <w:t>Keep the stated limit</w:t>
-      </w:r>
-    </w:p>
-    <w:p>
-      <w:pPr>
-        <w:spacing w:line="336" w:lineRule="auto" w:after="180"/>
-        <w:shd w:fill="FFF5E6"/>
-      </w:pPr>
-      <w:r>
-        <w:rPr>
-          <w:b w:val="0"/>
-        </w:rPr>
-        <w:t>Read the labelled picture: Match SOURCE_UNAVAILABLE to its safe check and escalation owner. What is lost when the maintainer route is removed, even if the diagnostic instructions stay readable?</w:t>
+        <w:t>A pictorial worked case: Documentation and operational readiness</w:t>
       </w:r>
     </w:p>
     <w:p>
@@ -1327,19 +1843,59 @@
         <w:pStyle w:val="Heading3"/>
       </w:pPr>
       <w:r>
-        <w:t>Keep the stated limit</w:t>
-      </w:r>
-    </w:p>
-    <w:p>
-      <w:pPr>
-        <w:spacing w:line="336" w:lineRule="auto" w:after="180"/>
-        <w:shd w:fill="FFF5E6"/>
-      </w:pPr>
-      <w:r>
-        <w:rPr>
-          <w:b w:val="0"/>
-        </w:rPr>
-        <w:t>Change one thing: Remove the maintainer and escalation route. Predict the result before checking the explanation. What remains the same?</w:t>
+        <w:t>The facts we will use</w:t>
+      </w:r>
+    </w:p>
+    <w:p>
+      <w:r>
+        <w:drawing>
+          <wp:inline xmlns:a="http://schemas.openxmlformats.org/drawingml/2006/main" xmlns:pic="http://schemas.openxmlformats.org/drawingml/2006/picture">
+            <wp:extent cx="5486400" cy="5225143"/>
+            <wp:docPr id="3" name="Picture 3" descr="Documentation and operational readiness. Match symptom: Identify the documented unavailable-source condition.. Run safe check: Inspect the approved connection without broadening permissions.. Escalate clearly: Contact the named maintainer and retain unresolved status."/>
+            <wp:cNvGraphicFramePr>
+              <a:graphicFrameLocks noChangeAspect="1"/>
+            </wp:cNvGraphicFramePr>
+            <a:graphic>
+              <a:graphicData uri="http://schemas.openxmlformats.org/drawingml/2006/picture">
+                <pic:pic>
+                  <pic:nvPicPr>
+                    <pic:cNvPr id="0" name="academy-visual-ai-6-32.png"/>
+                    <pic:cNvPicPr/>
+                  </pic:nvPicPr>
+                  <pic:blipFill>
+                    <a:blip r:embed="rId11"/>
+                    <a:stretch>
+                      <a:fillRect/>
+                    </a:stretch>
+                  </pic:blipFill>
+                  <pic:spPr>
+                    <a:xfrm>
+                      <a:off x="0" y="0"/>
+                      <a:ext cx="5486400" cy="5225143"/>
+                    </a:xfrm>
+                    <a:prstGeom prst="rect"/>
+                  </pic:spPr>
+                </pic:pic>
+              </a:graphicData>
+            </a:graphic>
+          </wp:inline>
+        </w:drawing>
+      </w:r>
+    </w:p>
+    <w:p>
+      <w:pPr>
+        <w:pStyle w:val="Heading3"/>
+      </w:pPr>
+      <w:r>
+        <w:t>Why this result follows</w:t>
+      </w:r>
+    </w:p>
+    <w:p>
+      <w:pPr>
+        <w:pStyle w:val="Heading3"/>
+      </w:pPr>
+      <w:r>
+        <w:t>What this example does not establish</w:t>
       </w:r>
     </w:p>
     <w:p>
@@ -1347,12 +1903,20 @@
         <w:pStyle w:val="Heading1"/>
       </w:pPr>
       <w:r>
-        <w:t>07. Find and repair a mistake</w:t>
-      </w:r>
-    </w:p>
-    <w:p>
-      <w:r>
-        <w:t>Find the unsupported step in the Documentation and operational readiness claim and explain a repair using the supplied evidence.</w:t>
+        <w:t>07. Audit reproducibility and operation beyond the happy-path demo</w:t>
+      </w:r>
+    </w:p>
+    <w:p>
+      <w:r>
+        <w:t>Keep document completeness separate from performed rehearsal evidence.</w:t>
+      </w:r>
+    </w:p>
+    <w:p>
+      <w:pPr>
+        <w:pStyle w:val="Heading2"/>
+      </w:pPr>
+      <w:r>
+        <w:t>Core readiness qualification and failure analysis</w:t>
       </w:r>
     </w:p>
     <w:p>
@@ -1380,16 +1944,7 @@
     </w:p>
     <w:p>
       <w:pPr>
-        <w:pStyle w:val="Heading3"/>
-      </w:pPr>
-      <w:r>
-        <w:t>Check the claim against the facts</w:t>
-      </w:r>
-    </w:p>
-    <w:p>
-      <w:pPr>
         <w:spacing w:line="336" w:lineRule="auto" w:after="180"/>
-        <w:shd w:fill="FFF5E6"/>
       </w:pPr>
       <w:r>
         <w:rPr>
@@ -1401,7 +1956,6 @@
     <w:p>
       <w:pPr>
         <w:spacing w:line="336" w:lineRule="auto" w:after="180"/>
-        <w:shd w:fill="FFF5E6"/>
       </w:pPr>
       <w:r>
         <w:rPr>
@@ -1424,6 +1978,256 @@
     </w:p>
     <w:p>
       <w:pPr>
+        <w:pStyle w:val="Heading2"/>
+      </w:pPr>
+      <w:r>
+        <w:t>Complete version, fallback and rehearsal probes</w:t>
+      </w:r>
+    </w:p>
+    <w:tbl>
+      <w:tblPr>
+        <w:tblStyle w:val="LightShading-Accent1"/>
+        <w:tblW w:type="auto" w:w="0"/>
+        <w:tblLook w:firstColumn="1" w:firstRow="1" w:lastColumn="0" w:lastRow="0" w:noHBand="0" w:noVBand="1" w:val="04A0"/>
+      </w:tblPr>
+      <w:tblGrid>
+        <w:gridCol w:w="5112"/>
+        <w:gridCol w:w="5112"/>
+      </w:tblGrid>
+      <w:tr>
+        <w:trPr>
+          <w:tblHeader/>
+        </w:trPr>
+        <w:tc>
+          <w:tcPr>
+            <w:tcW w:type="dxa" w:w="5112"/>
+          </w:tcPr>
+          <w:p>
+            <w:r>
+              <w:t>Readiness probe</w:t>
+            </w:r>
+          </w:p>
+        </w:tc>
+        <w:tc>
+          <w:tcPr>
+            <w:tcW w:type="dxa" w:w="5112"/>
+          </w:tcPr>
+          <w:p>
+            <w:r>
+              <w:t>Expected interpretation</w:t>
+            </w:r>
+          </w:p>
+        </w:tc>
+      </w:tr>
+      <w:tr>
+        <w:tc>
+          <w:tcPr>
+            <w:tcW w:type="dxa" w:w="5112"/>
+          </w:tcPr>
+          <w:p>
+            <w:r>
+              <w:t>Service starts but data version absent</w:t>
+            </w:r>
+          </w:p>
+        </w:tc>
+        <w:tc>
+          <w:tcPr>
+            <w:tcW w:type="dxa" w:w="5112"/>
+          </w:tcPr>
+          <w:p>
+            <w:r>
+              <w:t>Reproducibility incomplete</w:t>
+            </w:r>
+          </w:p>
+        </w:tc>
+      </w:tr>
+      <w:tr>
+        <w:tc>
+          <w:tcPr>
+            <w:tcW w:type="dxa" w:w="5112"/>
+          </w:tcPr>
+          <w:p>
+            <w:r>
+              <w:t>Secret values pasted into guide</w:t>
+            </w:r>
+          </w:p>
+        </w:tc>
+        <w:tc>
+          <w:tcPr>
+            <w:tcW w:type="dxa" w:w="5112"/>
+          </w:tcPr>
+          <w:p>
+            <w:r>
+              <w:t>Remove values; document names and approved acquisition process separately</w:t>
+            </w:r>
+          </w:p>
+        </w:tc>
+      </w:tr>
+      <w:tr>
+        <w:tc>
+          <w:tcPr>
+            <w:tcW w:type="dxa" w:w="5112"/>
+          </w:tcPr>
+          <w:p>
+            <w:r>
+              <w:t>Healthy card gives B12 with F1/c1 evidence</w:t>
+            </w:r>
+          </w:p>
+        </w:tc>
+        <w:tc>
+          <w:tcPr>
+            <w:tcW w:type="dxa" w:w="5112"/>
+          </w:tcPr>
+          <w:p>
+            <w:r>
+              <w:t>Passes that fictional check only</w:t>
+            </w:r>
+          </w:p>
+        </w:tc>
+      </w:tr>
+      <w:tr>
+        <w:tc>
+          <w:tcPr>
+            <w:tcW w:type="dxa" w:w="5112"/>
+          </w:tcPr>
+          <w:p>
+            <w:r>
+              <w:t>Unavailable source yields guessed room</w:t>
+            </w:r>
+          </w:p>
+        </w:tc>
+        <w:tc>
+          <w:tcPr>
+            <w:tcW w:type="dxa" w:w="5112"/>
+          </w:tcPr>
+          <w:p>
+            <w:r>
+              <w:t>Fails supported-answer fallback</w:t>
+            </w:r>
+          </w:p>
+        </w:tc>
+      </w:tr>
+      <w:tr>
+        <w:tc>
+          <w:tcPr>
+            <w:tcW w:type="dxa" w:w="5112"/>
+          </w:tcPr>
+          <w:p>
+            <w:r>
+              <w:t>Diagnostic readable but owner absent</w:t>
+            </w:r>
+          </w:p>
+        </w:tc>
+        <w:tc>
+          <w:tcPr>
+            <w:tcW w:type="dxa" w:w="5112"/>
+          </w:tcPr>
+          <w:p>
+            <w:r>
+              <w:t>Escalation responsibility missing</w:t>
+            </w:r>
+          </w:p>
+        </w:tc>
+      </w:tr>
+      <w:tr>
+        <w:tc>
+          <w:tcPr>
+            <w:tcW w:type="dxa" w:w="5112"/>
+          </w:tcPr>
+          <w:p>
+            <w:r>
+              <w:t>Old recovery reader cannot read current schema</w:t>
+            </w:r>
+          </w:p>
+        </w:tc>
+        <w:tc>
+          <w:tcPr>
+            <w:tcW w:type="dxa" w:w="5112"/>
+          </w:tcPr>
+          <w:p>
+            <w:r>
+              <w:t>Block incompatible proposal; use separately tested compatible plan</w:t>
+            </w:r>
+          </w:p>
+        </w:tc>
+      </w:tr>
+      <w:tr>
+        <w:tc>
+          <w:tcPr>
+            <w:tcW w:type="dxa" w:w="5112"/>
+          </w:tcPr>
+          <w:p>
+            <w:r>
+              <w:t>Developer says it worked</w:t>
+            </w:r>
+          </w:p>
+        </w:tc>
+        <w:tc>
+          <w:tcPr>
+            <w:tcW w:type="dxa" w:w="5112"/>
+          </w:tcPr>
+          <w:p>
+            <w:r>
+              <w:t>Not evidence another operator completed the runbook</w:t>
+            </w:r>
+          </w:p>
+        </w:tc>
+      </w:tr>
+      <w:tr>
+        <w:tc>
+          <w:tcPr>
+            <w:tcW w:type="dxa" w:w="5112"/>
+          </w:tcPr>
+          <w:p>
+            <w:r>
+              <w:t>Partner unavailable</w:t>
+            </w:r>
+          </w:p>
+        </w:tc>
+        <w:tc>
+          <w:tcPr>
+            <w:tcW w:type="dxa" w:w="5112"/>
+          </w:tcPr>
+          <w:p>
+            <w:r>
+              <w:t>Record self-trace or not run; do not invent rehearsal sign-off</w:t>
+            </w:r>
+          </w:p>
+        </w:tc>
+      </w:tr>
+      <w:tr>
+        <w:tc>
+          <w:tcPr>
+            <w:tcW w:type="dxa" w:w="5112"/>
+          </w:tcPr>
+          <w:p>
+            <w:r>
+              <w:t>Runbook rehearsed on F1</w:t>
+            </w:r>
+          </w:p>
+        </w:tc>
+        <w:tc>
+          <w:tcPr>
+            <w:tcW w:type="dxa" w:w="5112"/>
+          </w:tcPr>
+          <w:p>
+            <w:r>
+              <w:t>Scoped evidence, not readiness for every incident</w:t>
+            </w:r>
+          </w:p>
+        </w:tc>
+      </w:tr>
+    </w:tbl>
+    <w:p>
+      <w:pPr>
+        <w:pStyle w:val="Heading2"/>
+      </w:pPr>
+      <w:r>
+        <w:t>Guided repair and explanation</w:t>
+      </w:r>
+    </w:p>
+    <w:p>
+      <w:pPr>
         <w:pStyle w:val="Heading3"/>
       </w:pPr>
       <w:r>
@@ -1457,44 +2261,93 @@
     </w:p>
     <w:p>
       <w:pPr>
+        <w:pStyle w:val="ListBullet"/>
+      </w:pPr>
+      <w:r>
+        <w:t>A report omits this qualification: Documentation readiness requires a tested replay and operational ownership, not merely complete-looking prose. Explain how omitting it could change a reader's interpretation, and write an accurate replacement.</w:t>
+      </w:r>
+    </w:p>
+    <w:p>
+      <w:pPr>
         <w:pStyle w:val="Heading3"/>
       </w:pPr>
       <w:r>
+        <w:t>State one repair and the checks you would rerun.</w:t>
+      </w:r>
+    </w:p>
+    <w:p>
+      <w:r>
+        <w:t>________________________________________________________________</w:t>
+      </w:r>
+    </w:p>
+    <w:p>
+      <w:r>
+        <w:t>________________________________________________________________</w:t>
+      </w:r>
+    </w:p>
+    <w:p>
+      <w:r>
+        <w:t>________________________________________________________________</w:t>
+      </w:r>
+    </w:p>
+    <w:p>
+      <w:r>
+        <w:t>________________________________________________________________</w:t>
+      </w:r>
+    </w:p>
+    <w:p>
+      <w:r>
+        <w:t>________________________________________________________________</w:t>
+      </w:r>
+    </w:p>
+    <w:p>
+      <w:r>
+        <w:t>________________________________________________________________</w:t>
+      </w:r>
+    </w:p>
+    <w:p>
+      <w:pPr>
+        <w:pStyle w:val="Heading2"/>
+      </w:pPr>
+      <w:r>
+        <w:t>Earlier wording, alternatives and picture transcripts · reference / check after trying</w:t>
+      </w:r>
+    </w:p>
+    <w:p>
+      <w:pPr>
+        <w:pStyle w:val="Heading3"/>
+      </w:pPr>
+      <w:r>
         <w:t>Locate the earliest unsupported step</w:t>
       </w:r>
     </w:p>
     <w:p>
       <w:pPr>
-        <w:spacing w:line="336" w:lineRule="auto" w:after="180"/>
-      </w:pPr>
-      <w:r>
-        <w:rPr>
-          <w:b w:val="0"/>
-        </w:rPr>
-        <w:t xml:space="preserve">A report omits this qualification: Documentation readiness requires a tested replay and </w:t>
-      </w:r>
-      <w:r>
-        <w:rPr>
-          <w:b/>
-        </w:rPr>
-        <w:t>operational owner</w:t>
-      </w:r>
-      <w:r>
-        <w:rPr>
-          <w:b w:val="0"/>
-        </w:rPr>
-        <w:t>ship, not merely complete-looking prose.</w:t>
-      </w:r>
-    </w:p>
-    <w:p>
-      <w:pPr>
-        <w:spacing w:line="336" w:lineRule="auto" w:after="180"/>
-      </w:pPr>
-      <w:r>
-        <w:rPr>
-          <w:b w:val="0"/>
-        </w:rPr>
-        <w:t>Explain how omitting it could change a reader's interpretation, and write an accurate replacement.</w:t>
+        <w:pStyle w:val="Heading1"/>
+      </w:pPr>
+      <w:r>
+        <w:t>08. Practise turning a symptom into a bounded operator step</w:t>
+      </w:r>
+    </w:p>
+    <w:p>
+      <w:r>
+        <w:t>Name expected evidence, owner and fallback.</w:t>
+      </w:r>
+    </w:p>
+    <w:p>
+      <w:pPr>
+        <w:pStyle w:val="Heading2"/>
+      </w:pPr>
+      <w:r>
+        <w:t>Current explanation and guided check</w:t>
+      </w:r>
+    </w:p>
+    <w:p>
+      <w:pPr>
+        <w:pStyle w:val="ListBullet"/>
+      </w:pPr>
+      <w:r>
+        <w:t>Explain the weekly mechanism in your own words. Use the worked scenario to name its input, decision rule and output.</w:t>
       </w:r>
     </w:p>
     <w:p>
@@ -1502,7 +2355,7 @@
         <w:pStyle w:val="Heading3"/>
       </w:pPr>
       <w:r>
-        <w:t>State one repair and the checks you would rerun.</w:t>
+        <w:t>Guided: restate the worked result, then name the assumption or limitation that prevents a broader conclusion.</w:t>
       </w:r>
     </w:p>
     <w:p>
@@ -1531,79 +2384,19 @@
       </w:r>
     </w:p>
     <w:p>
+      <w:pPr>
+        <w:pStyle w:val="Heading3"/>
+      </w:pPr>
+      <w:r>
+        <w:t>Explain your prediction to a partner before comparing results.</w:t>
+      </w:r>
+    </w:p>
+    <w:p>
       <w:r>
         <w:t>________________________________________________________________</w:t>
       </w:r>
     </w:p>
     <w:p>
-      <w:pPr>
-        <w:pStyle w:val="Heading1"/>
-      </w:pPr>
-      <w:r>
-        <w:t>08. Practise together</w:t>
-      </w:r>
-    </w:p>
-    <w:p>
-      <w:r>
-        <w:t>Practise Documentation and operational readiness with support, then explain the deciding step in your own words.</w:t>
-      </w:r>
-    </w:p>
-    <w:p>
-      <w:pPr>
-        <w:spacing w:line="336" w:lineRule="auto" w:after="180"/>
-      </w:pPr>
-      <w:r>
-        <w:rPr>
-          <w:b w:val="0"/>
-        </w:rPr>
-        <w:t xml:space="preserve">Explain the weekly </w:t>
-      </w:r>
-      <w:r>
-        <w:rPr>
-          <w:b/>
-        </w:rPr>
-        <w:t>mechanism</w:t>
-      </w:r>
-      <w:r>
-        <w:rPr>
-          <w:b w:val="0"/>
-        </w:rPr>
-        <w:t xml:space="preserve"> in your own words. Use the worked scenario to name its </w:t>
-      </w:r>
-      <w:r>
-        <w:rPr>
-          <w:b/>
-        </w:rPr>
-        <w:t>input</w:t>
-      </w:r>
-      <w:r>
-        <w:rPr>
-          <w:b w:val="0"/>
-        </w:rPr>
-        <w:t xml:space="preserve">, decision rule and </w:t>
-      </w:r>
-      <w:r>
-        <w:rPr>
-          <w:b/>
-        </w:rPr>
-        <w:t>output</w:t>
-      </w:r>
-      <w:r>
-        <w:rPr>
-          <w:b w:val="0"/>
-        </w:rPr>
-        <w:t>.</w:t>
-      </w:r>
-    </w:p>
-    <w:p>
-      <w:pPr>
-        <w:pStyle w:val="Heading3"/>
-      </w:pPr>
-      <w:r>
-        <w:t>Guided: restate the worked result, then name the assumption or limitation that prevents a broader conclusion.</w:t>
-      </w:r>
-    </w:p>
-    <w:p>
       <w:r>
         <w:t>________________________________________________________________</w:t>
       </w:r>
@@ -1619,49 +2412,11 @@
       </w:r>
     </w:p>
     <w:p>
-      <w:r>
-        <w:t>________________________________________________________________</w:t>
-      </w:r>
-    </w:p>
-    <w:p>
-      <w:r>
-        <w:t>________________________________________________________________</w:t>
-      </w:r>
-    </w:p>
-    <w:p>
-      <w:pPr>
-        <w:pStyle w:val="Heading3"/>
-      </w:pPr>
-      <w:r>
-        <w:t>Explain your prediction to a partner before comparing results.</w:t>
-      </w:r>
-    </w:p>
-    <w:p>
-      <w:r>
-        <w:t>________________________________________________________________</w:t>
-      </w:r>
-    </w:p>
-    <w:p>
-      <w:r>
-        <w:t>________________________________________________________________</w:t>
-      </w:r>
-    </w:p>
-    <w:p>
-      <w:r>
-        <w:t>________________________________________________________________</w:t>
-      </w:r>
-    </w:p>
-    <w:p>
-      <w:r>
-        <w:t>________________________________________________________________</w:t>
-      </w:r>
-    </w:p>
-    <w:p>
-      <w:pPr>
-        <w:pStyle w:val="Heading3"/>
-      </w:pPr>
-      <w:r>
-        <w:t>Practise with less help: Trace the worked case</w:t>
+      <w:pPr>
+        <w:pStyle w:val="Heading2"/>
+      </w:pPr>
+      <w:r>
+        <w:t>Supported W2 trace</w:t>
       </w:r>
     </w:p>
     <w:p>
@@ -1779,70 +2534,49 @@
     </w:p>
     <w:p>
       <w:pPr>
+        <w:pStyle w:val="Heading2"/>
+      </w:pPr>
+      <w:r>
+        <w:t>Individual scope check</w:t>
+      </w:r>
+    </w:p>
+    <w:p>
+      <w:pPr>
+        <w:pStyle w:val="ListBullet"/>
+      </w:pPr>
+      <w:r>
+        <w:t>Use the worked case for Documentation and operational readiness. Proposed explanation: “The worked result establishes every future case”. Decide whether this explanation is supported. Point to the step or supplied fact that decides; explain your repair if needed.</w:t>
+      </w:r>
+    </w:p>
+    <w:p>
+      <w:pPr>
+        <w:pStyle w:val="ListBullet"/>
+      </w:pPr>
+      <w:r>
+        <w:t>Answer on your own before discussion. If you are unsure, say which step you need help with.</w:t>
+      </w:r>
+    </w:p>
+    <w:p>
+      <w:pPr>
+        <w:pStyle w:val="Heading2"/>
+      </w:pPr>
+      <w:r>
+        <w:t>Picture response</w:t>
+      </w:r>
+    </w:p>
+    <w:p>
+      <w:pPr>
+        <w:pStyle w:val="ListBullet"/>
+      </w:pPr>
+      <w:r>
+        <w:t>Match SOURCE_UNAVAILABLE to its safe check and escalation owner. What is lost when the maintainer route is removed, even if the diagnostic instructions stay readable?</w:t>
+      </w:r>
+    </w:p>
+    <w:p>
+      <w:pPr>
         <w:pStyle w:val="Heading3"/>
       </w:pPr>
       <w:r>
-        <w:t>Check your reasoning</w:t>
-      </w:r>
-    </w:p>
-    <w:p>
-      <w:pPr>
-        <w:spacing w:line="336" w:lineRule="auto" w:after="180"/>
-      </w:pPr>
-      <w:r>
-        <w:rPr>
-          <w:b w:val="0"/>
-        </w:rPr>
-        <w:t>Use the worked case for Documentation and operational readiness. Proposed explanation: “The worked result establishes every future case”. Decide whether this explanation is supported.</w:t>
-      </w:r>
-    </w:p>
-    <w:p>
-      <w:pPr>
-        <w:spacing w:line="336" w:lineRule="auto" w:after="180"/>
-      </w:pPr>
-      <w:r>
-        <w:rPr>
-          <w:b w:val="0"/>
-        </w:rPr>
-        <w:t>Point to the step or supplied fact that decides; explain your repair if needed.</w:t>
-      </w:r>
-    </w:p>
-    <w:p>
-      <w:pPr>
-        <w:spacing w:line="336" w:lineRule="auto" w:after="180"/>
-      </w:pPr>
-      <w:r>
-        <w:rPr>
-          <w:b w:val="0"/>
-        </w:rPr>
-        <w:t>Answer on your own before discussion. If you are unsure, say which step you need help with.</w:t>
-      </w:r>
-    </w:p>
-    <w:p>
-      <w:pPr>
-        <w:pStyle w:val="Heading3"/>
-      </w:pPr>
-      <w:r>
-        <w:t>Explain the picture</w:t>
-      </w:r>
-    </w:p>
-    <w:p>
-      <w:pPr>
-        <w:spacing w:line="336" w:lineRule="auto" w:after="180"/>
-        <w:shd w:fill="F5F1FB"/>
-      </w:pPr>
-      <w:r>
-        <w:rPr>
-          <w:b w:val="0"/>
-        </w:rPr>
-        <w:t>Match SOURCE_UNAVAILABLE to its safe check and escalation owner. What is lost when the maintainer route is removed, even if the diagnostic instructions stay readable?</w:t>
-      </w:r>
-    </w:p>
-    <w:p>
-      <w:pPr>
-        <w:pStyle w:val="Heading3"/>
-      </w:pPr>
-      <w:r>
         <w:t>My explanation using a pictured step and the given facts</w:t>
       </w:r>
     </w:p>
@@ -1864,6 +2598,14 @@
     <w:p>
       <w:r>
         <w:t>________________________________________________________________</w:t>
+      </w:r>
+    </w:p>
+    <w:p>
+      <w:pPr>
+        <w:pStyle w:val="Heading2"/>
+      </w:pPr>
+      <w:r>
+        <w:t>Reserve the selected setup-only readiness case</w:t>
       </w:r>
     </w:p>
     <w:p>
@@ -1879,23 +2621,55 @@
     </w:p>
     <w:p>
       <w:pPr>
+        <w:pStyle w:val="Heading2"/>
+      </w:pPr>
+      <w:r>
+        <w:t>Earlier wording, alternatives and picture transcripts · reference / check after trying</w:t>
+      </w:r>
+    </w:p>
+    <w:p>
+      <w:pPr>
+        <w:pStyle w:val="Heading3"/>
+      </w:pPr>
+      <w:r>
+        <w:t>Practise with less help: Trace the worked case</w:t>
+      </w:r>
+    </w:p>
+    <w:p>
+      <w:pPr>
+        <w:pStyle w:val="Heading3"/>
+      </w:pPr>
+      <w:r>
+        <w:t>Check your reasoning</w:t>
+      </w:r>
+    </w:p>
+    <w:p>
+      <w:pPr>
+        <w:pStyle w:val="Heading3"/>
+      </w:pPr>
+      <w:r>
+        <w:t>Explain the picture</w:t>
+      </w:r>
+    </w:p>
+    <w:p>
+      <w:pPr>
         <w:pStyle w:val="Heading1"/>
       </w:pPr>
       <w:r>
-        <w:t>09. Run the investigation</w:t>
-      </w:r>
-    </w:p>
-    <w:p>
-      <w:r>
-        <w:t>Investigate Documentation and operational readiness. Record the prediction, actual observation or labelled paper trace, explanation and next test separately.</w:t>
-      </w:r>
-    </w:p>
-    <w:p>
-      <w:pPr>
-        <w:pStyle w:val="Heading3"/>
-      </w:pPr>
-      <w:r>
-        <w:t>Predict, investigate and preserve the evidence</w:t>
+        <w:t>09. Rehearse the complete fictional runbook from verification to recovery review</w:t>
+      </w:r>
+    </w:p>
+    <w:p>
+      <w:r>
+        <w:t>Use the supplied F1 card and keep expected outcomes separate from observations.</w:t>
+      </w:r>
+    </w:p>
+    <w:p>
+      <w:pPr>
+        <w:pStyle w:val="Heading2"/>
+      </w:pPr>
+      <w:r>
+        <w:t>Current incomplete-runbook investigation</w:t>
       </w:r>
     </w:p>
     <w:p>
@@ -1913,6 +2687,264 @@
           <w:b w:val="0"/>
         </w:rPr>
         <w:t xml:space="preserve"> says start server, but omits data version and recovery steps. Another operator cannot reproduce a result. Show the intermediate steps and give the conclusion with its scope.</w:t>
+      </w:r>
+    </w:p>
+    <w:p>
+      <w:pPr>
+        <w:pStyle w:val="Heading2"/>
+      </w:pPr>
+      <w:r>
+        <w:t>Complete preparation and rehearsal protocol</w:t>
+      </w:r>
+    </w:p>
+    <w:tbl>
+      <w:tblPr>
+        <w:tblStyle w:val="LightShading-Accent1"/>
+        <w:tblW w:type="auto" w:w="0"/>
+        <w:tblLook w:firstColumn="1" w:firstRow="1" w:lastColumn="0" w:lastRow="0" w:noHBand="0" w:noVBand="1" w:val="04A0"/>
+      </w:tblPr>
+      <w:tblGrid>
+        <w:gridCol w:w="5112"/>
+        <w:gridCol w:w="5112"/>
+      </w:tblGrid>
+      <w:tr>
+        <w:trPr>
+          <w:tblHeader/>
+        </w:trPr>
+        <w:tc>
+          <w:tcPr>
+            <w:tcW w:type="dxa" w:w="5112"/>
+          </w:tcPr>
+          <w:p>
+            <w:r>
+              <w:t>Complete classroom rehearsal step</w:t>
+            </w:r>
+          </w:p>
+        </w:tc>
+        <w:tc>
+          <w:tcPr>
+            <w:tcW w:type="dxa" w:w="5112"/>
+          </w:tcPr>
+          <w:p>
+            <w:r>
+              <w:t>Expected result and evidence record</w:t>
+            </w:r>
+          </w:p>
+        </w:tc>
+      </w:tr>
+      <w:tr>
+        <w:tc>
+          <w:tcPr>
+            <w:tcW w:type="dxa" w:w="5112"/>
+          </w:tcPr>
+          <w:p>
+            <w:r>
+              <w:t>1. Identify the supplied combination</w:t>
+            </w:r>
+          </w:p>
+        </w:tc>
+        <w:tc>
+          <w:tcPr>
+            <w:tcW w:type="dxa" w:w="5112"/>
+          </w:tcPr>
+          <w:p>
+            <w:r>
+              <w:t>Copy toy-r2/cfg 2/c1/p2/schema 1/F1; record paper mock rather than live deployment</w:t>
+            </w:r>
+          </w:p>
+        </w:tc>
+      </w:tr>
+      <w:tr>
+        <w:tc>
+          <w:tcPr>
+            <w:tcW w:type="dxa" w:w="5112"/>
+          </w:tcPr>
+          <w:p>
+            <w:r>
+              <w:t>2. Prepare F1</w:t>
+            </w:r>
+          </w:p>
+        </w:tc>
+        <w:tc>
+          <w:tcPr>
+            <w:tcW w:type="dxa" w:w="5112"/>
+          </w:tcPr>
+          <w:p>
+            <w:r>
+              <w:t>Write approved B12, c1, source_available=true on a fictional card; no secrets needed</w:t>
+            </w:r>
+          </w:p>
+        </w:tc>
+      </w:tr>
+      <w:tr>
+        <w:tc>
+          <w:tcPr>
+            <w:tcW w:type="dxa" w:w="5112"/>
+          </w:tcPr>
+          <w:p>
+            <w:r>
+              <w:t>3. Follow healthy verification</w:t>
+            </w:r>
+          </w:p>
+        </w:tc>
+        <w:tc>
+          <w:tcPr>
+            <w:tcW w:type="dxa" w:w="5112"/>
+          </w:tcPr>
+          <w:p>
+            <w:r>
+              <w:t>Expected B12 supported by F1/c1; record actual partner explanation or paper trace</w:t>
+            </w:r>
+          </w:p>
+        </w:tc>
+      </w:tr>
+      <w:tr>
+        <w:tc>
+          <w:tcPr>
+            <w:tcW w:type="dxa" w:w="5112"/>
+          </w:tcPr>
+          <w:p>
+            <w:r>
+              <w:t>4. Flip source_available=false</w:t>
+            </w:r>
+          </w:p>
+        </w:tc>
+        <w:tc>
+          <w:tcPr>
+            <w:tcW w:type="dxa" w:w="5112"/>
+          </w:tcPr>
+          <w:p>
+            <w:r>
+              <w:t>Expected SOURCE_UNAVAILABLE + needs_review; no guessed room</w:t>
+            </w:r>
+          </w:p>
+        </w:tc>
+      </w:tr>
+      <w:tr>
+        <w:tc>
+          <w:tcPr>
+            <w:tcW w:type="dxa" w:w="5112"/>
+          </w:tcPr>
+          <w:p>
+            <w:r>
+              <w:t>5. Follow bounded diagnostic</w:t>
+            </w:r>
+          </w:p>
+        </w:tc>
+        <w:tc>
+          <w:tcPr>
+            <w:tcW w:type="dxa" w:w="5112"/>
+          </w:tcPr>
+          <w:p>
+            <w:r>
+              <w:t>Check only supplied source/version/availability fields; prepare minimized incident packet</w:t>
+            </w:r>
+          </w:p>
+        </w:tc>
+      </w:tr>
+      <w:tr>
+        <w:tc>
+          <w:tcPr>
+            <w:tcW w:type="dxa" w:w="5112"/>
+          </w:tcPr>
+          <w:p>
+            <w:r>
+              <w:t>6. Identify maintainer and route</w:t>
+            </w:r>
+          </w:p>
+        </w:tc>
+        <w:tc>
+          <w:tcPr>
+            <w:tcW w:type="dxa" w:w="5112"/>
+          </w:tcPr>
+          <w:p>
+            <w:r>
+              <w:t>Record symbolic owner; do not claim message delivery or a human decision</w:t>
+            </w:r>
+          </w:p>
+        </w:tc>
+      </w:tr>
+      <w:tr>
+        <w:tc>
+          <w:tcPr>
+            <w:tcW w:type="dxa" w:w="5112"/>
+          </w:tcPr>
+          <w:p>
+            <w:r>
+              <w:t>7. Inspect proposed toy-r1 recovery</w:t>
+            </w:r>
+          </w:p>
+        </w:tc>
+        <w:tc>
+          <w:tcPr>
+            <w:tcW w:type="dxa" w:w="5112"/>
+          </w:tcPr>
+          <w:p>
+            <w:r>
+              <w:t>Only compatible with current schema 1/c1; schema 2 variant blocks; no actual rollback executed</w:t>
+            </w:r>
+          </w:p>
+        </w:tc>
+      </w:tr>
+      <w:tr>
+        <w:tc>
+          <w:tcPr>
+            <w:tcW w:type="dxa" w:w="5112"/>
+          </w:tcPr>
+          <w:p>
+            <w:r>
+              <w:t>8. Record rehearsal status honestly</w:t>
+            </w:r>
+          </w:p>
+        </w:tc>
+        <w:tc>
+          <w:tcPr>
+            <w:tcW w:type="dxa" w:w="5112"/>
+          </w:tcPr>
+          <w:p>
+            <w:r>
+              <w:t>Partner rehearsal performed / self-trace / not run, first confusing instruction, revision and remaining checks</w:t>
+            </w:r>
+          </w:p>
+        </w:tc>
+      </w:tr>
+    </w:tbl>
+    <w:p>
+      <w:pPr>
+        <w:pStyle w:val="Heading2"/>
+      </w:pPr>
+      <w:r>
+        <w:t>Evidence status and no-live-operation scope</w:t>
+      </w:r>
+    </w:p>
+    <w:p>
+      <w:pPr>
+        <w:spacing w:line="336" w:lineRule="auto" w:after="180"/>
+      </w:pPr>
+      <w:r>
+        <w:rPr>
+          <w:b w:val="0"/>
+        </w:rPr>
+        <w:t>This is a complete paper/mock runbook rehearsal, not a command to launch or deploy a service. Give the supplied card and steps to a partner if one is available, without silently filling gaps for them. Record their actual first confusion and outcome; if working alone, label a self-trace and leave fresh-operator rehearsal not run.</w:t>
+      </w:r>
+    </w:p>
+    <w:p>
+      <w:pPr>
+        <w:spacing w:line="336" w:lineRule="auto" w:after="180"/>
+      </w:pPr>
+      <w:r>
+        <w:rPr>
+          <w:b w:val="0"/>
+        </w:rPr>
+        <w:t>The healthy/unavailable and schema-compatibility outcomes are expected fixture results, not observed production status. No secrets, real source connections, messages or rollback are needed.</w:t>
+      </w:r>
+    </w:p>
+    <w:p>
+      <w:pPr>
+        <w:pStyle w:val="Heading2"/>
+      </w:pPr>
+      <w:r>
+        <w:t>Evidence ledger and reflection</w:t>
       </w:r>
     </w:p>
     <w:tbl>
@@ -2064,14 +3096,6 @@
     </w:p>
     <w:p>
       <w:pPr>
-        <w:pStyle w:val="Heading3"/>
-      </w:pPr>
-      <w:r>
-        <w:t>Plan → try → check</w:t>
-      </w:r>
-    </w:p>
-    <w:p>
-      <w:pPr>
         <w:spacing w:line="336" w:lineRule="auto" w:after="180"/>
       </w:pPr>
       <w:r>
@@ -2083,23 +3107,47 @@
     </w:p>
     <w:p>
       <w:pPr>
+        <w:pStyle w:val="Heading2"/>
+      </w:pPr>
+      <w:r>
+        <w:t>Earlier wording, alternatives and picture transcripts · reference / check after trying</w:t>
+      </w:r>
+    </w:p>
+    <w:p>
+      <w:pPr>
+        <w:pStyle w:val="Heading3"/>
+      </w:pPr>
+      <w:r>
+        <w:t>Predict, investigate and preserve the evidence</w:t>
+      </w:r>
+    </w:p>
+    <w:p>
+      <w:pPr>
+        <w:pStyle w:val="Heading3"/>
+      </w:pPr>
+      <w:r>
+        <w:t>Plan → try → check</w:t>
+      </w:r>
+    </w:p>
+    <w:p>
+      <w:pPr>
         <w:pStyle w:val="Heading1"/>
       </w:pPr>
       <w:r>
-        <w:t>10. Build your understanding</w:t>
-      </w:r>
-    </w:p>
-    <w:p>
-      <w:r>
-        <w:t>Move from recall to tracing, diagnosis and transfer in Documentation and operational readiness. Explain why each step is justified.</w:t>
-      </w:r>
-    </w:p>
-    <w:p>
-      <w:pPr>
-        <w:pStyle w:val="Heading3"/>
-      </w:pPr>
-      <w:r>
-        <w:t>Explain → apply → challenge</w:t>
+        <w:t>14. Try alone: setup complete, operation and recovery incomplete</w:t>
+      </w:r>
+    </w:p>
+    <w:p>
+      <w:r>
+        <w:t>Identify what another operator still cannot decide safely.</w:t>
+      </w:r>
+    </w:p>
+    <w:p>
+      <w:pPr>
+        <w:pStyle w:val="Heading2"/>
+      </w:pPr>
+      <w:r>
+        <w:t>Complete selected independent task</w:t>
       </w:r>
     </w:p>
     <w:p>
@@ -2110,43 +3158,123 @@
         <w:rPr>
           <w:b w:val="0"/>
         </w:rPr>
-        <w:t xml:space="preserve">Explain the weekly </w:t>
-      </w:r>
-      <w:r>
-        <w:rPr>
-          <w:b/>
-        </w:rPr>
-        <w:t>mechanism</w:t>
-      </w:r>
+        <w:t>Documentation includes all setup steps but no incident owner or compatible rollback. Identify readiness gaps.</w:t>
+      </w:r>
+    </w:p>
+    <w:p>
+      <w:pPr>
+        <w:pStyle w:val="Heading2"/>
+      </w:pPr>
+      <w:r>
+        <w:t>First attempt and support record</w:t>
+      </w:r>
+    </w:p>
+    <w:p>
+      <w:pPr>
+        <w:pStyle w:val="Heading3"/>
+      </w:pPr>
+      <w:r>
+        <w:t>My independent explanation, trace and limits</w:t>
+      </w:r>
+    </w:p>
+    <w:p>
+      <w:r>
+        <w:t>________________________________________________________________</w:t>
+      </w:r>
+    </w:p>
+    <w:p>
+      <w:r>
+        <w:t>________________________________________________________________</w:t>
+      </w:r>
+    </w:p>
+    <w:p>
+      <w:r>
+        <w:t>________________________________________________________________</w:t>
+      </w:r>
+    </w:p>
+    <w:p>
+      <w:r>
+        <w:t>________________________________________________________________</w:t>
+      </w:r>
+    </w:p>
+    <w:p>
+      <w:r>
+        <w:t>________________________________________________________________</w:t>
+      </w:r>
+    </w:p>
+    <w:p>
+      <w:r>
+        <w:t>________________________________________________________________</w:t>
+      </w:r>
+    </w:p>
+    <w:p>
+      <w:r>
+        <w:t>________________________________________________________________</w:t>
+      </w:r>
+    </w:p>
+    <w:p>
+      <w:pPr>
+        <w:spacing w:line="336" w:lineRule="auto" w:after="180"/>
+      </w:pPr>
       <w:r>
         <w:rPr>
           <w:b w:val="0"/>
         </w:rPr>
-        <w:t xml:space="preserve"> in your own words. Use the worked scenario to name its </w:t>
-      </w:r>
-      <w:r>
-        <w:rPr>
-          <w:b/>
-        </w:rPr>
-        <w:t>input</w:t>
-      </w:r>
+        <w:t>Attempt this case before feedback. Record any help. Earlier examples below are further practice; a case already practised with feedback cannot establish fresh transfer.</w:t>
+      </w:r>
+    </w:p>
+    <w:p>
+      <w:pPr>
+        <w:pStyle w:val="Heading2"/>
+      </w:pPr>
+      <w:r>
+        <w:t>Feedback after trying</w:t>
+      </w:r>
+    </w:p>
+    <w:p>
+      <w:pPr>
+        <w:spacing w:line="336" w:lineRule="auto" w:after="180"/>
+      </w:pPr>
       <w:r>
         <w:rPr>
           <w:b w:val="0"/>
         </w:rPr>
-        <w:t xml:space="preserve">, decision rule and </w:t>
-      </w:r>
-      <w:r>
-        <w:rPr>
-          <w:b/>
-        </w:rPr>
-        <w:t>output</w:t>
-      </w:r>
+        <w:t>Attempt the independent case before hints. Record whether you worked alone, used a hint or followed a model. After feedback, fix the first unsupported step and explain why it changed.</w:t>
+      </w:r>
+    </w:p>
+    <w:p>
+      <w:pPr>
+        <w:spacing w:line="336" w:lineRule="auto" w:after="180"/>
+      </w:pPr>
       <w:r>
         <w:rPr>
           <w:b w:val="0"/>
         </w:rPr>
-        <w:t>.</w:t>
+        <w:t>A later check uses a changed case, not a copied answer.</w:t>
+      </w:r>
+    </w:p>
+    <w:p>
+      <w:pPr>
+        <w:pStyle w:val="Heading2"/>
+      </w:pPr>
+      <w:r>
+        <w:t>Earlier wording, alternatives and picture transcripts · reference / check after trying</w:t>
+      </w:r>
+    </w:p>
+    <w:p>
+      <w:pPr>
+        <w:pStyle w:val="Heading3"/>
+      </w:pPr>
+      <w:r>
+        <w:t>Independent case: Apply a new case independently</w:t>
+      </w:r>
+    </w:p>
+    <w:p>
+      <w:pPr>
+        <w:pStyle w:val="Heading3"/>
+      </w:pPr>
+      <w:r>
+        <w:t>Attempt this without hints</w:t>
       </w:r>
     </w:p>
     <w:p>
@@ -2157,52 +3285,66 @@
         <w:rPr>
           <w:b w:val="0"/>
         </w:rPr>
-        <w:t xml:space="preserve">A report omits this qualification: Documentation readiness requires a tested replay and </w:t>
-      </w:r>
-      <w:r>
-        <w:rPr>
-          <w:b/>
-        </w:rPr>
-        <w:t>operational owner</w:t>
-      </w:r>
+        <w:t>Documentation includes all setup steps but no incident owner or compatible rollback. Identify readiness gaps.</w:t>
+      </w:r>
+    </w:p>
+    <w:p>
+      <w:pPr>
+        <w:pStyle w:val="Heading3"/>
+      </w:pPr>
+      <w:r>
+        <w:t>My independent procedure, result and limitation</w:t>
+      </w:r>
+    </w:p>
+    <w:p>
+      <w:r>
+        <w:t>________________________________________________________________</w:t>
+      </w:r>
+    </w:p>
+    <w:p>
+      <w:r>
+        <w:t>________________________________________________________________</w:t>
+      </w:r>
+    </w:p>
+    <w:p>
+      <w:r>
+        <w:t>________________________________________________________________</w:t>
+      </w:r>
+    </w:p>
+    <w:p>
+      <w:r>
+        <w:t>________________________________________________________________</w:t>
+      </w:r>
+    </w:p>
+    <w:p>
+      <w:r>
+        <w:t>________________________________________________________________</w:t>
+      </w:r>
+    </w:p>
+    <w:p>
+      <w:r>
+        <w:t>________________________________________________________________</w:t>
+      </w:r>
+    </w:p>
+    <w:p>
+      <w:r>
+        <w:t>________________________________________________________________</w:t>
+      </w:r>
+    </w:p>
+    <w:p>
+      <w:r>
+        <w:t>________________________________________________________________</w:t>
+      </w:r>
+    </w:p>
+    <w:p>
+      <w:pPr>
+        <w:spacing w:line="336" w:lineRule="auto" w:after="180"/>
+      </w:pPr>
       <w:r>
         <w:rPr>
           <w:b w:val="0"/>
         </w:rPr>
-        <w:t>ship, not merely complete-looking prose.</w:t>
-      </w:r>
-    </w:p>
-    <w:p>
-      <w:pPr>
-        <w:spacing w:line="336" w:lineRule="auto" w:after="180"/>
-      </w:pPr>
-      <w:r>
-        <w:rPr>
-          <w:b w:val="0"/>
-        </w:rPr>
-        <w:t>Explain how omitting it could change a reader's interpretation, and write an accurate replacement.</w:t>
-      </w:r>
-    </w:p>
-    <w:p>
-      <w:pPr>
-        <w:spacing w:line="336" w:lineRule="auto" w:after="180"/>
-      </w:pPr>
-      <w:r>
-        <w:rPr>
-          <w:b w:val="0"/>
-        </w:rPr>
-        <w:t>For the worked scenario, propose one additional case that could reveal a failure, describe its expected outcome before running it, and explain what would need to remain fixed for a fair comparison.</w:t>
-      </w:r>
-    </w:p>
-    <w:p>
-      <w:pPr>
-        <w:spacing w:line="336" w:lineRule="auto" w:after="180"/>
-      </w:pPr>
-      <w:r>
-        <w:rPr>
-          <w:b w:val="0"/>
-        </w:rPr>
-        <w:t>Do not reuse W4 as a new final test after receiving feedback.</w:t>
+        <w:t>Record support used: none, hint or teacher explanation. After feedback, a different case is needed to demonstrate independence.</w:t>
       </w:r>
     </w:p>
     <w:p>
@@ -2210,32 +3352,7 @@
         <w:pStyle w:val="Heading3"/>
       </w:pPr>
       <w:r>
-        <w:t>Explain which evidence supports your conclusion and which claim remains unproved.</w:t>
-      </w:r>
-    </w:p>
-    <w:p>
-      <w:r>
-        <w:t>________________________________________________________________</w:t>
-      </w:r>
-    </w:p>
-    <w:p>
-      <w:r>
-        <w:t>________________________________________________________________</w:t>
-      </w:r>
-    </w:p>
-    <w:p>
-      <w:r>
-        <w:t>________________________________________________________________</w:t>
-      </w:r>
-    </w:p>
-    <w:p>
-      <w:r>
-        <w:t>________________________________________________________________</w:t>
-      </w:r>
-    </w:p>
-    <w:p>
-      <w:r>
-        <w:t>________________________________________________________________</w:t>
+        <w:t>Use feedback to improve</w:t>
       </w:r>
     </w:p>
     <w:p>
@@ -2243,12 +3360,20 @@
         <w:pStyle w:val="Heading1"/>
       </w:pPr>
       <w:r>
-        <w:t>11. Connect your project</w:t>
-      </w:r>
-    </w:p>
-    <w:p>
-      <w:r>
-        <w:t>Apply this week’s idea to Grounded Learning Service. Keep an annotated decision and the evidence supporting it.</w:t>
+        <w:t>11. Save the runbook revision and actual rehearsal evidence</w:t>
+      </w:r>
+    </w:p>
+    <w:p>
+      <w:r>
+        <w:t>Keep missing checks and unresolved owner/recovery gaps visible.</w:t>
+      </w:r>
+    </w:p>
+    <w:p>
+      <w:pPr>
+        <w:pStyle w:val="Heading2"/>
+      </w:pPr>
+      <w:r>
+        <w:t>Project task and artifact</w:t>
       </w:r>
     </w:p>
     <w:p>
@@ -2439,10 +3564,10 @@
     </w:tbl>
     <w:p>
       <w:pPr>
-        <w:pStyle w:val="Heading3"/>
-      </w:pPr>
-      <w:r>
-        <w:t>Evidence for your project</w:t>
+        <w:pStyle w:val="Heading2"/>
+      </w:pPr>
+      <w:r>
+        <w:t>Actual partner rehearsal or self-trace and limitations</w:t>
       </w:r>
     </w:p>
     <w:p>
@@ -2470,15 +3595,88 @@
     </w:p>
     <w:p>
       <w:pPr>
+        <w:pStyle w:val="Heading2"/>
+      </w:pPr>
+      <w:r>
+        <w:t>Earlier wording, alternatives and picture transcripts · reference / check after trying</w:t>
+      </w:r>
+    </w:p>
+    <w:p>
+      <w:pPr>
+        <w:pStyle w:val="Heading3"/>
+      </w:pPr>
+      <w:r>
+        <w:t>Evidence for your project</w:t>
+      </w:r>
+    </w:p>
+    <w:p>
+      <w:pPr>
         <w:pStyle w:val="Heading1"/>
       </w:pPr>
       <w:r>
-        <w:t>12. Show what you know</w:t>
-      </w:r>
-    </w:p>
-    <w:p>
-      <w:r>
-        <w:t>Use a genuinely new case for independent evidence. Previously discussed examples remain practice; use the separately named independent case before feedback.</w:t>
+        <w:t>16. Explain what the runbook enables and what was actually rehearsed</w:t>
+      </w:r>
+    </w:p>
+    <w:p>
+      <w:r>
+        <w:t>A clear document is preparation rather than universal readiness evidence.</w:t>
+      </w:r>
+    </w:p>
+    <w:p>
+      <w:pPr>
+        <w:pStyle w:val="Heading2"/>
+      </w:pPr>
+      <w:r>
+        <w:t>Retrieve and explain</w:t>
+      </w:r>
+    </w:p>
+    <w:p>
+      <w:pPr>
+        <w:pStyle w:val="ListBullet"/>
+      </w:pPr>
+      <w:r>
+        <w:t>Close your notes. Explain this goal in your own words: Explain the mechanism and terminology of documentation and operational readiness</w:t>
+      </w:r>
+    </w:p>
+    <w:p>
+      <w:pPr>
+        <w:pStyle w:val="Heading3"/>
+      </w:pPr>
+      <w:r>
+        <w:t>My deciding step, evidence and one remaining question</w:t>
+      </w:r>
+    </w:p>
+    <w:p>
+      <w:r>
+        <w:t>________________________________________________________________</w:t>
+      </w:r>
+    </w:p>
+    <w:p>
+      <w:r>
+        <w:t>________________________________________________________________</w:t>
+      </w:r>
+    </w:p>
+    <w:p>
+      <w:r>
+        <w:t>________________________________________________________________</w:t>
+      </w:r>
+    </w:p>
+    <w:p>
+      <w:r>
+        <w:t>________________________________________________________________</w:t>
+      </w:r>
+    </w:p>
+    <w:p>
+      <w:r>
+        <w:t>________________________________________________________________</w:t>
+      </w:r>
+    </w:p>
+    <w:p>
+      <w:pPr>
+        <w:pStyle w:val="Heading2"/>
+      </w:pPr>
+      <w:r>
+        <w:t>Plan a changed-case return</w:t>
       </w:r>
     </w:p>
     <w:p>
@@ -2489,62 +3687,31 @@
         <w:rPr>
           <w:b w:val="0"/>
         </w:rPr>
-        <w:t>Complete the supported workbook tasks before attempting W4 independently. Record any hints or help used. After feedback, use the teacher's fresh retry rather than copying the earlier answer.</w:t>
-      </w:r>
-    </w:p>
-    <w:p>
-      <w:pPr>
-        <w:spacing w:line="336" w:lineRule="auto" w:after="180"/>
-      </w:pPr>
+        <w:t xml:space="preserve">If you are unsure, return to the worked picture and explain one arrow. If you are ready, change an </w:t>
+      </w:r>
+      <w:r>
+        <w:rPr>
+          <w:b/>
+        </w:rPr>
+        <w:t>input</w:t>
+      </w:r>
       <w:r>
         <w:rPr>
           <w:b w:val="0"/>
         </w:rPr>
-        <w:t>For a project, select a relevant new case, predict the outcome from the declared rule and preserve the result alongside any revision.</w:t>
-      </w:r>
-    </w:p>
-    <w:p>
-      <w:pPr>
-        <w:pStyle w:val="Heading3"/>
-      </w:pPr>
-      <w:r>
-        <w:t>Exit: propose one revealing change to the worked scenario. State the expected outcome and the evidence that would make you revise your explanation.</w:t>
-      </w:r>
-    </w:p>
-    <w:p>
-      <w:r>
-        <w:t>________________________________________________________________</w:t>
-      </w:r>
-    </w:p>
-    <w:p>
-      <w:r>
-        <w:t>________________________________________________________________</w:t>
-      </w:r>
-    </w:p>
-    <w:p>
-      <w:r>
-        <w:t>________________________________________________________________</w:t>
-      </w:r>
-    </w:p>
-    <w:p>
-      <w:r>
-        <w:t>________________________________________________________________</w:t>
-      </w:r>
-    </w:p>
-    <w:p>
-      <w:r>
-        <w:t>________________________________________________________________</w:t>
-      </w:r>
-    </w:p>
-    <w:p>
-      <w:pPr>
-        <w:spacing w:line="336" w:lineRule="auto" w:after="180"/>
-      </w:pPr>
+        <w:t xml:space="preserve"> or assumption and justify your </w:t>
+      </w:r>
+      <w:r>
+        <w:rPr>
+          <w:b/>
+        </w:rPr>
+        <w:t>prediction</w:t>
+      </w:r>
       <w:r>
         <w:rPr>
           <w:b w:val="0"/>
         </w:rPr>
-        <w:t>For the worked scenario, propose one additional case that could reveal a failure, describe its expected outcome before running it, and explain what would need to remain fixed for a fair comparison.</w:t>
+        <w:t>.</w:t>
       </w:r>
     </w:p>
     <w:p>
@@ -2555,14 +3722,336 @@
         <w:rPr>
           <w:b w:val="0"/>
         </w:rPr>
-        <w:t>Do not reuse W4 as a new final test after receiving feedback.</w:t>
-      </w:r>
-    </w:p>
+        <w:t xml:space="preserve">Save your workbook </w:t>
+      </w:r>
+      <w:r>
+        <w:rPr>
+          <w:b/>
+        </w:rPr>
+        <w:t>evidence</w:t>
+      </w:r>
+      <w:r>
+        <w:rPr>
+          <w:b w:val="0"/>
+        </w:rPr>
+        <w:t>. At the next review, try a different case before opening your old answer.</w:t>
+      </w:r>
+    </w:p>
+    <w:p>
+      <w:pPr>
+        <w:pStyle w:val="Heading1"/>
+      </w:pPr>
+      <w:r>
+        <w:t>Reference bank and extra practice</w:t>
+      </w:r>
+    </w:p>
+    <w:p>
+      <w:pPr>
+        <w:pStyle w:val="Heading1"/>
+      </w:pPr>
+      <w:r>
+        <w:t>05. Reference · Use service vocabulary precisely</w:t>
+      </w:r>
+    </w:p>
+    <w:p>
+      <w:r>
+        <w:t>Connect each term to an input, operation, evidence source or outcome.</w:t>
+      </w:r>
+    </w:p>
+    <w:p>
+      <w:pPr>
+        <w:pStyle w:val="Heading2"/>
+      </w:pPr>
+      <w:r>
+        <w:t>Vocabulary and your explanation</w:t>
+      </w:r>
+    </w:p>
+    <w:tbl>
+      <w:tblPr>
+        <w:tblStyle w:val="LightShading-Accent1"/>
+        <w:tblW w:type="auto" w:w="0"/>
+        <w:tblLook w:firstColumn="1" w:firstRow="1" w:lastColumn="0" w:lastRow="0" w:noHBand="0" w:noVBand="1" w:val="04A0"/>
+      </w:tblPr>
+      <w:tblGrid>
+        <w:gridCol w:w="5112"/>
+        <w:gridCol w:w="5112"/>
+      </w:tblGrid>
+      <w:tr>
+        <w:trPr>
+          <w:tblHeader/>
+        </w:trPr>
+        <w:tc>
+          <w:tcPr>
+            <w:tcW w:type="dxa" w:w="5112"/>
+          </w:tcPr>
+          <w:p>
+            <w:r>
+              <w:t>Word</w:t>
+            </w:r>
+          </w:p>
+        </w:tc>
+        <w:tc>
+          <w:tcPr>
+            <w:tcW w:type="dxa" w:w="5112"/>
+          </w:tcPr>
+          <w:p>
+            <w:r>
+              <w:t>Meaning</w:t>
+            </w:r>
+          </w:p>
+        </w:tc>
+      </w:tr>
+      <w:tr>
+        <w:tc>
+          <w:tcPr>
+            <w:tcW w:type="dxa" w:w="5112"/>
+          </w:tcPr>
+          <w:p>
+            <w:r>
+              <w:t>Runbook</w:t>
+            </w:r>
+          </w:p>
+        </w:tc>
+        <w:tc>
+          <w:tcPr>
+            <w:tcW w:type="dxa" w:w="5112"/>
+          </w:tcPr>
+          <w:p>
+            <w:r>
+              <w:t>Instructions for operating and recovering a service</w:t>
+            </w:r>
+          </w:p>
+        </w:tc>
+      </w:tr>
+      <w:tr>
+        <w:tc>
+          <w:tcPr>
+            <w:tcW w:type="dxa" w:w="5112"/>
+          </w:tcPr>
+          <w:p>
+            <w:r>
+              <w:t>Health check</w:t>
+            </w:r>
+          </w:p>
+        </w:tc>
+        <w:tc>
+          <w:tcPr>
+            <w:tcW w:type="dxa" w:w="5112"/>
+          </w:tcPr>
+          <w:p>
+            <w:r>
+              <w:t>A defined observation of service state</w:t>
+            </w:r>
+          </w:p>
+        </w:tc>
+      </w:tr>
+      <w:tr>
+        <w:tc>
+          <w:tcPr>
+            <w:tcW w:type="dxa" w:w="5112"/>
+          </w:tcPr>
+          <w:p>
+            <w:r>
+              <w:t>Operational owner</w:t>
+            </w:r>
+          </w:p>
+        </w:tc>
+        <w:tc>
+          <w:tcPr>
+            <w:tcW w:type="dxa" w:w="5112"/>
+          </w:tcPr>
+          <w:p>
+            <w:r>
+              <w:t>The actor responsible for ongoing decisions</w:t>
+            </w:r>
+          </w:p>
+        </w:tc>
+      </w:tr>
+    </w:tbl>
     <w:p>
       <w:pPr>
         <w:pStyle w:val="Heading3"/>
       </w:pPr>
       <w:r>
+        <w:t>Use two terms to explain a step in this week’s example.</w:t>
+      </w:r>
+    </w:p>
+    <w:p>
+      <w:r>
+        <w:t>________________________________________________________________</w:t>
+      </w:r>
+    </w:p>
+    <w:p>
+      <w:r>
+        <w:t>________________________________________________________________</w:t>
+      </w:r>
+    </w:p>
+    <w:p>
+      <w:r>
+        <w:t>________________________________________________________________</w:t>
+      </w:r>
+    </w:p>
+    <w:p>
+      <w:pPr>
+        <w:pStyle w:val="Heading1"/>
+      </w:pPr>
+      <w:r>
+        <w:t>10. Extra challenge · Explain a stronger case</w:t>
+      </w:r>
+    </w:p>
+    <w:p>
+      <w:r>
+        <w:t>Choose the next challenge after the main route.</w:t>
+      </w:r>
+    </w:p>
+    <w:p>
+      <w:pPr>
+        <w:pStyle w:val="Heading2"/>
+      </w:pPr>
+      <w:r>
+        <w:t>Explain,repair and extend</w:t>
+      </w:r>
+    </w:p>
+    <w:p>
+      <w:pPr>
+        <w:pStyle w:val="Heading3"/>
+      </w:pPr>
+      <w:r>
+        <w:t>Explain → apply → challenge</w:t>
+      </w:r>
+    </w:p>
+    <w:p>
+      <w:pPr>
+        <w:pStyle w:val="ListBullet"/>
+      </w:pPr>
+      <w:r>
+        <w:t>Explain the weekly mechanism in your own words. Use the worked scenario to name its input, decision rule and output.</w:t>
+      </w:r>
+    </w:p>
+    <w:p>
+      <w:pPr>
+        <w:pStyle w:val="ListBullet"/>
+      </w:pPr>
+      <w:r>
+        <w:t>A report omits this qualification: Documentation readiness requires a tested replay and operational ownership, not merely complete-looking prose. Explain how omitting it could change a reader's interpretation, and write an accurate replacement.</w:t>
+      </w:r>
+    </w:p>
+    <w:p>
+      <w:pPr>
+        <w:pStyle w:val="ListBullet"/>
+      </w:pPr>
+      <w:r>
+        <w:t>For the worked scenario, propose one additional case that could reveal a failure, describe its expected outcome before running it, and explain what would need to remain fixed for a fair comparison. Do not reuse W4 as a new final test after receiving feedback.</w:t>
+      </w:r>
+    </w:p>
+    <w:p>
+      <w:pPr>
+        <w:pStyle w:val="Heading3"/>
+      </w:pPr>
+      <w:r>
+        <w:t>Explain which evidence supports your conclusion and which claim remains unproved.</w:t>
+      </w:r>
+    </w:p>
+    <w:p>
+      <w:r>
+        <w:t>________________________________________________________________</w:t>
+      </w:r>
+    </w:p>
+    <w:p>
+      <w:r>
+        <w:t>________________________________________________________________</w:t>
+      </w:r>
+    </w:p>
+    <w:p>
+      <w:r>
+        <w:t>________________________________________________________________</w:t>
+      </w:r>
+    </w:p>
+    <w:p>
+      <w:r>
+        <w:t>________________________________________________________________</w:t>
+      </w:r>
+    </w:p>
+    <w:p>
+      <w:r>
+        <w:t>________________________________________________________________</w:t>
+      </w:r>
+    </w:p>
+    <w:p>
+      <w:pPr>
+        <w:pStyle w:val="Heading1"/>
+      </w:pPr>
+      <w:r>
+        <w:t>12. Reference · Check the service reasoning and its limits</w:t>
+      </w:r>
+    </w:p>
+    <w:p>
+      <w:r>
+        <w:t>Use after practice; keep the selected independent case for its first attempt.</w:t>
+      </w:r>
+    </w:p>
+    <w:p>
+      <w:pPr>
+        <w:pStyle w:val="Heading2"/>
+      </w:pPr>
+      <w:r>
+        <w:t>Current explanation and response</w:t>
+      </w:r>
+    </w:p>
+    <w:p>
+      <w:pPr>
+        <w:pStyle w:val="ListBullet"/>
+      </w:pPr>
+      <w:r>
+        <w:t>Complete the supported workbook tasks before attempting W4 independently. Record any hints or help used. After feedback, use the teacher's fresh retry rather than copying the earlier answer. For a project, select a relevant new case, predict the outcome from the declared rule and preserve the result alongside any revision.</w:t>
+      </w:r>
+    </w:p>
+    <w:p>
+      <w:pPr>
+        <w:pStyle w:val="Heading3"/>
+      </w:pPr>
+      <w:r>
+        <w:t>Exit: propose one revealing change to the worked scenario. State the expected outcome and the evidence that would make you revise your explanation.</w:t>
+      </w:r>
+    </w:p>
+    <w:p>
+      <w:r>
+        <w:t>________________________________________________________________</w:t>
+      </w:r>
+    </w:p>
+    <w:p>
+      <w:r>
+        <w:t>________________________________________________________________</w:t>
+      </w:r>
+    </w:p>
+    <w:p>
+      <w:r>
+        <w:t>________________________________________________________________</w:t>
+      </w:r>
+    </w:p>
+    <w:p>
+      <w:r>
+        <w:t>________________________________________________________________</w:t>
+      </w:r>
+    </w:p>
+    <w:p>
+      <w:r>
+        <w:t>________________________________________________________________</w:t>
+      </w:r>
+    </w:p>
+    <w:p>
+      <w:pPr>
+        <w:pStyle w:val="ListBullet"/>
+      </w:pPr>
+      <w:r>
+        <w:t>For the worked scenario, propose one additional case that could reveal a failure, describe its expected outcome before running it, and explain what would need to remain fixed for a fair comparison. Do not reuse W4 as a new final test after receiving feedback.</w:t>
+      </w:r>
+    </w:p>
+    <w:p>
+      <w:pPr>
+        <w:pStyle w:val="Heading3"/>
+      </w:pPr>
+      <w:r>
         <w:t>My limited claim and a useful next check</w:t>
       </w:r>
     </w:p>
@@ -2591,12 +4080,20 @@
         <w:pStyle w:val="Heading1"/>
       </w:pPr>
       <w:r>
-        <w:t>13. Study a complete case</w:t>
-      </w:r>
-    </w:p>
-    <w:p>
-      <w:r>
-        <w:t>Revisit the complete Documentation and operational readiness case for supported practice. Repeated examples do not become fresh assessments.</w:t>
+        <w:t>13. Extra practice · Revisit the complete trace</w:t>
+      </w:r>
+    </w:p>
+    <w:p>
+      <w:r>
+        <w:t>Predict before reading the supplied steps.</w:t>
+      </w:r>
+    </w:p>
+    <w:p>
+      <w:pPr>
+        <w:pStyle w:val="Heading2"/>
+      </w:pPr>
+      <w:r>
+        <w:t>Complete trace and evidence</w:t>
       </w:r>
     </w:p>
     <w:p>
@@ -2765,206 +4262,20 @@
         <w:pStyle w:val="Heading1"/>
       </w:pPr>
       <w:r>
-        <w:t>14. Try a new case independently</w:t>
-      </w:r>
-    </w:p>
-    <w:p>
-      <w:r>
-        <w:t>Attempt the reserved new case before feedback. Record support; the earlier examples below remain additional practice.</w:t>
-      </w:r>
-    </w:p>
-    <w:p>
-      <w:pPr>
-        <w:pStyle w:val="Heading3"/>
-      </w:pPr>
-      <w:r>
-        <w:t>Independent case: Apply a new case independently</w:t>
-      </w:r>
-    </w:p>
-    <w:p>
-      <w:pPr>
-        <w:spacing w:line="336" w:lineRule="auto" w:after="180"/>
-      </w:pPr>
-      <w:r>
-        <w:rPr>
-          <w:b w:val="0"/>
-        </w:rPr>
-        <w:t>Documentation includes all setup steps but no incident owner or compatible rollback. Identify readiness gaps.</w:t>
-      </w:r>
-    </w:p>
-    <w:p>
-      <w:pPr>
-        <w:pStyle w:val="Heading3"/>
-      </w:pPr>
-      <w:r>
-        <w:t>My independent explanation, trace and limits</w:t>
-      </w:r>
-    </w:p>
-    <w:p>
-      <w:r>
-        <w:t>________________________________________________________________</w:t>
-      </w:r>
-    </w:p>
-    <w:p>
-      <w:r>
-        <w:t>________________________________________________________________</w:t>
-      </w:r>
-    </w:p>
-    <w:p>
-      <w:r>
-        <w:t>________________________________________________________________</w:t>
-      </w:r>
-    </w:p>
-    <w:p>
-      <w:r>
-        <w:t>________________________________________________________________</w:t>
-      </w:r>
-    </w:p>
-    <w:p>
-      <w:r>
-        <w:t>________________________________________________________________</w:t>
-      </w:r>
-    </w:p>
-    <w:p>
-      <w:r>
-        <w:t>________________________________________________________________</w:t>
-      </w:r>
-    </w:p>
-    <w:p>
-      <w:r>
-        <w:t>________________________________________________________________</w:t>
-      </w:r>
-    </w:p>
-    <w:p>
-      <w:pPr>
-        <w:spacing w:line="336" w:lineRule="auto" w:after="180"/>
-      </w:pPr>
-      <w:r>
-        <w:rPr>
-          <w:b w:val="0"/>
-        </w:rPr>
-        <w:t>Attempt this case before feedback. Record any help. Earlier examples below are further practice; a case already practised with feedback cannot establish fresh transfer.</w:t>
-      </w:r>
-    </w:p>
-    <w:p>
-      <w:pPr>
-        <w:pStyle w:val="Heading3"/>
-      </w:pPr>
-      <w:r>
-        <w:t>Attempt this without hints</w:t>
-      </w:r>
-    </w:p>
-    <w:p>
-      <w:pPr>
-        <w:spacing w:line="336" w:lineRule="auto" w:after="180"/>
-      </w:pPr>
-      <w:r>
-        <w:rPr>
-          <w:b w:val="0"/>
-        </w:rPr>
-        <w:t>Documentation includes all setup steps but no incident owner or compatible rollback. Identify readiness gaps.</w:t>
-      </w:r>
-    </w:p>
-    <w:p>
-      <w:pPr>
-        <w:pStyle w:val="Heading3"/>
-      </w:pPr>
-      <w:r>
-        <w:t>My independent procedure, result and limitation</w:t>
-      </w:r>
-    </w:p>
-    <w:p>
-      <w:r>
-        <w:t>________________________________________________________________</w:t>
-      </w:r>
-    </w:p>
-    <w:p>
-      <w:r>
-        <w:t>________________________________________________________________</w:t>
-      </w:r>
-    </w:p>
-    <w:p>
-      <w:r>
-        <w:t>________________________________________________________________</w:t>
-      </w:r>
-    </w:p>
-    <w:p>
-      <w:r>
-        <w:t>________________________________________________________________</w:t>
-      </w:r>
-    </w:p>
-    <w:p>
-      <w:r>
-        <w:t>________________________________________________________________</w:t>
-      </w:r>
-    </w:p>
-    <w:p>
-      <w:r>
-        <w:t>________________________________________________________________</w:t>
-      </w:r>
-    </w:p>
-    <w:p>
-      <w:r>
-        <w:t>________________________________________________________________</w:t>
-      </w:r>
-    </w:p>
-    <w:p>
-      <w:r>
-        <w:t>________________________________________________________________</w:t>
-      </w:r>
-    </w:p>
-    <w:p>
-      <w:pPr>
-        <w:spacing w:line="336" w:lineRule="auto" w:after="180"/>
-      </w:pPr>
-      <w:r>
-        <w:rPr>
-          <w:b w:val="0"/>
-        </w:rPr>
-        <w:t>Record support used: none, hint or teacher explanation. After feedback, a different case is needed to demonstrate independence.</w:t>
-      </w:r>
-    </w:p>
-    <w:p>
-      <w:pPr>
-        <w:pStyle w:val="Heading3"/>
-      </w:pPr>
-      <w:r>
-        <w:t>Use feedback to improve</w:t>
-      </w:r>
-    </w:p>
-    <w:p>
-      <w:pPr>
-        <w:spacing w:line="336" w:lineRule="auto" w:after="180"/>
-      </w:pPr>
-      <w:r>
-        <w:rPr>
-          <w:b w:val="0"/>
-        </w:rPr>
-        <w:t>Attempt the independent case before hints. Record whether you worked alone, used a hint or followed a model. After feedback, fix the first unsupported step and explain why it changed.</w:t>
-      </w:r>
-    </w:p>
-    <w:p>
-      <w:pPr>
-        <w:spacing w:line="336" w:lineRule="auto" w:after="180"/>
-      </w:pPr>
-      <w:r>
-        <w:rPr>
-          <w:b w:val="0"/>
-        </w:rPr>
-        <w:t>A later check uses a changed case, not a copied answer.</w:t>
-      </w:r>
-    </w:p>
-    <w:p>
-      <w:pPr>
-        <w:pStyle w:val="Heading1"/>
-      </w:pPr>
-      <w:r>
-        <w:t>15. Your lesson route</w:t>
-      </w:r>
-    </w:p>
-    <w:p>
-      <w:r>
-        <w:t>Use this map to navigate Documentation and operational readiness, connect the goals to tasks and keep one evidence record for each attempt.</w:t>
+        <w:t>15. Reference · The earlier route checklist</w:t>
+      </w:r>
+    </w:p>
+    <w:p>
+      <w:r>
+        <w:t>Use one main route rather than repeating the lesson.</w:t>
+      </w:r>
+    </w:p>
+    <w:p>
+      <w:pPr>
+        <w:pStyle w:val="Heading2"/>
+      </w:pPr>
+      <w:r>
+        <w:t>Targets,route and first prediction</w:t>
       </w:r>
     </w:p>
     <w:p>
@@ -3155,12 +4466,117 @@
         <w:pStyle w:val="Heading1"/>
       </w:pPr>
       <w:r>
-        <w:t>16. Finish and return</w:t>
-      </w:r>
-    </w:p>
-    <w:p>
-      <w:r>
-        <w:t>Explain Documentation and operational readiness without notes, identify a remaining question and plan a later check with a changed case.</w:t>
+        <w:t>17. Extra practice · Predict,check and repair</w:t>
+      </w:r>
+    </w:p>
+    <w:p>
+      <w:r>
+        <w:t>Keep supported feedback separate from the independent case.</w:t>
+      </w:r>
+    </w:p>
+    <w:p>
+      <w:pPr>
+        <w:pStyle w:val="Heading2"/>
+      </w:pPr>
+      <w:r>
+        <w:t>First supported question and optional hint</w:t>
+      </w:r>
+    </w:p>
+    <w:p>
+      <w:pPr>
+        <w:pStyle w:val="ListBullet"/>
+      </w:pPr>
+      <w:r>
+        <w:t>A runbook with an owner. Another teacher must handle SOURCE_UNAVAILABLE without inventing an answer.</w:t>
+      </w:r>
+    </w:p>
+    <w:p>
+      <w:pPr>
+        <w:pStyle w:val="Heading3"/>
+      </w:pPr>
+      <w:r>
+        <w:t>Practice 1: explain the deciding evidence</w:t>
+      </w:r>
+    </w:p>
+    <w:p>
+      <w:pPr>
+        <w:pStyle w:val="ListBullet"/>
+      </w:pPr>
+      <w:r>
+        <w:t>Which labelled step matches this detail? Contact the named maintainer and retain unresolved status.</w:t>
+      </w:r>
+    </w:p>
+    <w:p>
+      <w:pPr>
+        <w:pStyle w:val="ListBullet"/>
+      </w:pPr>
+      <w:r>
+        <w:t>1. Match symptom</w:t>
+      </w:r>
+    </w:p>
+    <w:p>
+      <w:pPr>
+        <w:pStyle w:val="ListBullet"/>
+      </w:pPr>
+      <w:r>
+        <w:t>2. Escalate clearly</w:t>
+      </w:r>
+    </w:p>
+    <w:p>
+      <w:pPr>
+        <w:pStyle w:val="ListBullet"/>
+      </w:pPr>
+      <w:r>
+        <w:t>3. Run safe check</w:t>
+      </w:r>
+    </w:p>
+    <w:p>
+      <w:pPr>
+        <w:pStyle w:val="Heading3"/>
+      </w:pPr>
+      <w:r>
+        <w:t>My selected conclusion, deciding fact and explanation</w:t>
+      </w:r>
+    </w:p>
+    <w:p>
+      <w:r>
+        <w:t>________________________________________________________________</w:t>
+      </w:r>
+    </w:p>
+    <w:p>
+      <w:r>
+        <w:t>________________________________________________________________</w:t>
+      </w:r>
+    </w:p>
+    <w:p>
+      <w:r>
+        <w:t>________________________________________________________________</w:t>
+      </w:r>
+    </w:p>
+    <w:p>
+      <w:r>
+        <w:t>________________________________________________________________</w:t>
+      </w:r>
+    </w:p>
+    <w:p>
+      <w:r>
+        <w:t>________________________________________________________________</w:t>
+      </w:r>
+    </w:p>
+    <w:p>
+      <w:pPr>
+        <w:pStyle w:val="ListBullet"/>
+      </w:pPr>
+      <w:r>
+        <w:t>Hint if needed: Read the steps in the pictorial case. Match the supplied detail to the stage that performs or records it.</w:t>
+      </w:r>
+    </w:p>
+    <w:p>
+      <w:pPr>
+        <w:pStyle w:val="Heading2"/>
+      </w:pPr>
+      <w:r>
+        <w:t>Check after the first attempt · reference / check after trying</w:t>
       </w:r>
     </w:p>
     <w:p>
@@ -3171,7 +4587,145 @@
         <w:rPr>
           <w:b w:val="0"/>
         </w:rPr>
-        <w:t xml:space="preserve">Close your notes. Explain this goal in your own words: Explain the </w:t>
+        <w:t>After your attempt, compare with the supported explanation: Escalate clearly Contact the named maintainer and retain unresolved status.</w:t>
+      </w:r>
+    </w:p>
+    <w:p>
+      <w:pPr>
+        <w:spacing w:line="336" w:lineRule="auto" w:after="180"/>
+      </w:pPr>
+      <w:r>
+        <w:rPr>
+          <w:b w:val="0"/>
+        </w:rPr>
+        <w:t>Operational documentation connects a symptom, bounded action, responsible person and recovery check. Component names alone do not tell an operator what to do.</w:t>
+      </w:r>
+    </w:p>
+    <w:p>
+      <w:pPr>
+        <w:pStyle w:val="Heading2"/>
+      </w:pPr>
+      <w:r>
+        <w:t>Changed-case question and optional hint</w:t>
+      </w:r>
+    </w:p>
+    <w:p>
+      <w:pPr>
+        <w:pStyle w:val="Heading3"/>
+      </w:pPr>
+      <w:r>
+        <w:t>Practice 2: explain the deciding evidence</w:t>
+      </w:r>
+    </w:p>
+    <w:p>
+      <w:pPr>
+        <w:pStyle w:val="ListBullet"/>
+      </w:pPr>
+      <w:r>
+        <w:t>Changed-case practice: Remove the maintainer and escalation route. Which conclusion is supported by the supplied facts?</w:t>
+      </w:r>
+    </w:p>
+    <w:p>
+      <w:pPr>
+        <w:pStyle w:val="ListBullet"/>
+      </w:pPr>
+      <w:r>
+        <w:t>1. The diagnostic remains, but responsibility for an unresolved fault becomes unclear.</w:t>
+      </w:r>
+    </w:p>
+    <w:p>
+      <w:pPr>
+        <w:pStyle w:val="ListBullet"/>
+      </w:pPr>
+      <w:r>
+        <w:t>2. We can decide the result without examining the changed input or the procedure.</w:t>
+      </w:r>
+    </w:p>
+    <w:p>
+      <w:pPr>
+        <w:pStyle w:val="ListBullet"/>
+      </w:pPr>
+      <w:r>
+        <w:t>3. This one example guarantees correct results for every future input.</w:t>
+      </w:r>
+    </w:p>
+    <w:p>
+      <w:pPr>
+        <w:pStyle w:val="Heading3"/>
+      </w:pPr>
+      <w:r>
+        <w:t>My selected conclusion, deciding fact and explanation</w:t>
+      </w:r>
+    </w:p>
+    <w:p>
+      <w:r>
+        <w:t>________________________________________________________________</w:t>
+      </w:r>
+    </w:p>
+    <w:p>
+      <w:r>
+        <w:t>________________________________________________________________</w:t>
+      </w:r>
+    </w:p>
+    <w:p>
+      <w:r>
+        <w:t>________________________________________________________________</w:t>
+      </w:r>
+    </w:p>
+    <w:p>
+      <w:r>
+        <w:t>________________________________________________________________</w:t>
+      </w:r>
+    </w:p>
+    <w:p>
+      <w:r>
+        <w:t>________________________________________________________________</w:t>
+      </w:r>
+    </w:p>
+    <w:p>
+      <w:pPr>
+        <w:pStyle w:val="ListBullet"/>
+      </w:pPr>
+      <w:r>
+        <w:t>Hint if needed: Use the changed condition and the deciding step in the pictorial trace. The answer must say what follows from those facts.</w:t>
+      </w:r>
+    </w:p>
+    <w:p>
+      <w:pPr>
+        <w:pStyle w:val="Heading2"/>
+      </w:pPr>
+      <w:r>
+        <w:t>Check after the changed attempt · reference / check after trying</w:t>
+      </w:r>
+    </w:p>
+    <w:p>
+      <w:pPr>
+        <w:spacing w:line="336" w:lineRule="auto" w:after="180"/>
+      </w:pPr>
+      <w:r>
+        <w:rPr>
+          <w:b w:val="0"/>
+        </w:rPr>
+        <w:t>After your attempt, compare with the supported explanation: The diagnostic remains, but responsibility for an unresolved fault becomes unclear. Readiness includes who acts when routine checks do not solve the problem.</w:t>
+      </w:r>
+    </w:p>
+    <w:p>
+      <w:pPr>
+        <w:pStyle w:val="Heading2"/>
+      </w:pPr>
+      <w:r>
+        <w:t>Repair and retain the record</w:t>
+      </w:r>
+    </w:p>
+    <w:p>
+      <w:pPr>
+        <w:spacing w:line="336" w:lineRule="auto" w:after="180"/>
+      </w:pPr>
+      <w:r>
+        <w:rPr>
+          <w:b w:val="0"/>
+        </w:rPr>
+        <w:t xml:space="preserve">Review Red team exercises (ai-6/31). Goal: Explain the </w:t>
       </w:r>
       <w:r>
         <w:rPr>
@@ -3183,40 +4737,7 @@
         <w:rPr>
           <w:b w:val="0"/>
         </w:rPr>
-        <w:t xml:space="preserve"> and terminology of documentation and operational readiness</w:t>
-      </w:r>
-    </w:p>
-    <w:p>
-      <w:pPr>
-        <w:pStyle w:val="Heading3"/>
-      </w:pPr>
-      <w:r>
-        <w:t>My deciding step, evidence and one remaining question</w:t>
-      </w:r>
-    </w:p>
-    <w:p>
-      <w:r>
-        <w:t>________________________________________________________________</w:t>
-      </w:r>
-    </w:p>
-    <w:p>
-      <w:r>
-        <w:t>________________________________________________________________</w:t>
-      </w:r>
-    </w:p>
-    <w:p>
-      <w:r>
-        <w:t>________________________________________________________________</w:t>
-      </w:r>
-    </w:p>
-    <w:p>
-      <w:r>
-        <w:t>________________________________________________________________</w:t>
-      </w:r>
-    </w:p>
-    <w:p>
-      <w:r>
-        <w:t>________________________________________________________________</w:t>
+        <w:t xml:space="preserve"> and terminology of red team exercises. Short practice: Distinguish the exhibit fact from the embedded edit instruction.</w:t>
       </w:r>
     </w:p>
     <w:p>
@@ -3227,42 +4748,64 @@
         <w:rPr>
           <w:b w:val="0"/>
         </w:rPr>
-        <w:t xml:space="preserve">If you are unsure, return to the worked picture and explain one arrow. If you are ready, change an </w:t>
+        <w:t>Does one unauthorised edit followed by refusal pass this trial, and which actual event decides?. Return to this week and explain what you changed.</w:t>
+      </w:r>
+    </w:p>
+    <w:p>
+      <w:pPr>
+        <w:spacing w:line="336" w:lineRule="auto" w:after="180"/>
+      </w:pPr>
+      <w:r>
+        <w:rPr>
+          <w:b w:val="0"/>
+        </w:rPr>
+        <w:t xml:space="preserve">Review Performance and cost experiments (ai-6/29). Goal: Explain the </w:t>
       </w:r>
       <w:r>
         <w:rPr>
           <w:b/>
         </w:rPr>
-        <w:t>input</w:t>
+        <w:t>mechanism</w:t>
       </w:r>
       <w:r>
         <w:rPr>
           <w:b w:val="0"/>
         </w:rPr>
-        <w:t xml:space="preserve"> or assumption and justify your </w:t>
+        <w:t xml:space="preserve"> and terminology of performance and cost experiments. Short practice: Calculate per-case seconds and cost units for A and B.</w:t>
+      </w:r>
+    </w:p>
+    <w:p>
+      <w:pPr>
+        <w:spacing w:line="336" w:lineRule="auto" w:after="180"/>
+      </w:pPr>
+      <w:r>
+        <w:rPr>
+          <w:b w:val="0"/>
+        </w:rPr>
+        <w:t>Which meets a budget of at most 2 cost units per case, and what speed trade-off does that choice make?. Return to this week and explain what you changed.</w:t>
+      </w:r>
+    </w:p>
+    <w:p>
+      <w:pPr>
+        <w:spacing w:line="336" w:lineRule="auto" w:after="180"/>
+      </w:pPr>
+      <w:r>
+        <w:rPr>
+          <w:b w:val="0"/>
+        </w:rPr>
+        <w:t xml:space="preserve">Review Incident investigation (ai-6/26). Goal: Explain the </w:t>
       </w:r>
       <w:r>
         <w:rPr>
           <w:b/>
         </w:rPr>
-        <w:t>prediction</w:t>
+        <w:t>mechanism</w:t>
       </w:r>
       <w:r>
         <w:rPr>
           <w:b w:val="0"/>
         </w:rPr>
-        <w:t>.</w:t>
-      </w:r>
-    </w:p>
-    <w:p>
-      <w:pPr>
-        <w:spacing w:line="336" w:lineRule="auto" w:after="180"/>
-      </w:pPr>
-      <w:r>
-        <w:rPr>
-          <w:b w:val="0"/>
-        </w:rPr>
-        <w:t xml:space="preserve">Save your workbook </w:t>
+        <w:t xml:space="preserve"> and terminology of incident investigation. Short practice: Order the three incident records and locate the old </w:t>
       </w:r>
       <w:r>
         <w:rPr>
@@ -3274,20 +4817,60 @@
         <w:rPr>
           <w:b w:val="0"/>
         </w:rPr>
-        <w:t>. At the next review, try a different case before opening your old answer.</w:t>
-      </w:r>
-    </w:p>
-    <w:p>
-      <w:pPr>
-        <w:pStyle w:val="Heading1"/>
-      </w:pPr>
-      <w:r>
-        <w:t>17. Supported practice, repair and portfolio</w:t>
-      </w:r>
-    </w:p>
-    <w:p>
-      <w:r>
-        <w:t>Attempt supported questions before using hints or feedback. Review a missing building block, then keep the completed work.</w:t>
+        <w:t xml:space="preserve"> version.</w:t>
+      </w:r>
+    </w:p>
+    <w:p>
+      <w:pPr>
+        <w:spacing w:line="336" w:lineRule="auto" w:after="180"/>
+      </w:pPr>
+      <w:r>
+        <w:rPr>
+          <w:b w:val="0"/>
+        </w:rPr>
+        <w:t>How does the investigation change if the trace instead retrieves version 6 but drafts room C?. Return to this week and explain what you changed.</w:t>
+      </w:r>
+    </w:p>
+    <w:p>
+      <w:pPr>
+        <w:spacing w:line="336" w:lineRule="auto" w:after="180"/>
+      </w:pPr>
+      <w:r>
+        <w:rPr>
+          <w:b w:val="0"/>
+        </w:rPr>
+        <w:t xml:space="preserve">Use Download completed work in the hosted lesson to export your answers, reflections, practice feedback and code-run </w:t>
+      </w:r>
+      <w:r>
+        <w:rPr>
+          <w:b/>
+        </w:rPr>
+        <w:t>evidence</w:t>
+      </w:r>
+      <w:r>
+        <w:rPr>
+          <w:b w:val="0"/>
+        </w:rPr>
+        <w:t>. Open the HTML copy to read or print it.</w:t>
+      </w:r>
+    </w:p>
+    <w:p>
+      <w:pPr>
+        <w:spacing w:line="336" w:lineRule="auto" w:after="180"/>
+      </w:pPr>
+      <w:r>
+        <w:rPr>
+          <w:b w:val="0"/>
+        </w:rPr>
+        <w:t>Drafts stay in this browser when storage is available; clear drafts on a shared device.</w:t>
+      </w:r>
+    </w:p>
+    <w:p>
+      <w:pPr>
+        <w:pStyle w:val="Heading2"/>
+      </w:pPr>
+      <w:r>
+        <w:t>Earlier wording, alternatives and picture transcripts · reference / check after trying</w:t>
       </w:r>
     </w:p>
     <w:p>
@@ -3303,80 +4886,10 @@
     </w:p>
     <w:p>
       <w:pPr>
-        <w:spacing w:line="336" w:lineRule="auto" w:after="180"/>
-      </w:pPr>
-      <w:r>
-        <w:rPr>
-          <w:b w:val="0"/>
-        </w:rPr>
-        <w:t xml:space="preserve">A </w:t>
-      </w:r>
-      <w:r>
-        <w:rPr>
-          <w:b/>
-        </w:rPr>
-        <w:t>runbook</w:t>
-      </w:r>
-      <w:r>
-        <w:rPr>
-          <w:b w:val="0"/>
-        </w:rPr>
-        <w:t xml:space="preserve"> with an owner. Another teacher must handle SOURCE_UNAVAILABLE without inventing an answer.</w:t>
-      </w:r>
-    </w:p>
-    <w:p>
-      <w:pPr>
         <w:pStyle w:val="Heading3"/>
       </w:pPr>
       <w:r>
-        <w:t>Practice 1: explain the deciding evidence</w:t>
-      </w:r>
-    </w:p>
-    <w:p>
-      <w:pPr>
-        <w:spacing w:line="336" w:lineRule="auto" w:after="180"/>
-      </w:pPr>
-      <w:r>
-        <w:rPr>
-          <w:b w:val="0"/>
-        </w:rPr>
-        <w:t>Which labelled step matches this detail? Contact the named maintainer and retain unresolved status.</w:t>
-      </w:r>
-    </w:p>
-    <w:p>
-      <w:pPr>
-        <w:spacing w:line="336" w:lineRule="auto" w:after="180"/>
-        <w:shd w:fill="F4F9FC"/>
-      </w:pPr>
-      <w:r>
-        <w:rPr>
-          <w:b w:val="0"/>
-        </w:rPr>
-        <w:t>1. Match symptom</w:t>
-      </w:r>
-    </w:p>
-    <w:p>
-      <w:pPr>
-        <w:spacing w:line="336" w:lineRule="auto" w:after="180"/>
-        <w:shd w:fill="F4F9FC"/>
-      </w:pPr>
-      <w:r>
-        <w:rPr>
-          <w:b w:val="0"/>
-        </w:rPr>
-        <w:t>2. Escalate clearly</w:t>
-      </w:r>
-    </w:p>
-    <w:p>
-      <w:pPr>
-        <w:spacing w:line="336" w:lineRule="auto" w:after="180"/>
-        <w:shd w:fill="F4F9FC"/>
-      </w:pPr>
-      <w:r>
-        <w:rPr>
-          <w:b w:val="0"/>
-        </w:rPr>
-        <w:t>3. Run safe check</w:t>
+        <w:t>Repair a missing building block</w:t>
       </w:r>
     </w:p>
     <w:p>
@@ -3384,427 +4897,25 @@
         <w:pStyle w:val="Heading3"/>
       </w:pPr>
       <w:r>
-        <w:t>My selected conclusion, deciding fact and explanation</w:t>
-      </w:r>
-    </w:p>
-    <w:p>
-      <w:r>
-        <w:t>________________________________________________________________</w:t>
-      </w:r>
-    </w:p>
-    <w:p>
-      <w:r>
-        <w:t>________________________________________________________________</w:t>
-      </w:r>
-    </w:p>
-    <w:p>
-      <w:r>
-        <w:t>________________________________________________________________</w:t>
-      </w:r>
-    </w:p>
-    <w:p>
-      <w:r>
-        <w:t>________________________________________________________________</w:t>
-      </w:r>
-    </w:p>
-    <w:p>
-      <w:r>
-        <w:t>________________________________________________________________</w:t>
-      </w:r>
-    </w:p>
-    <w:p>
-      <w:pPr>
-        <w:pStyle w:val="Heading3"/>
-      </w:pPr>
-      <w:r>
-        <w:t>Hint · try first</w:t>
-      </w:r>
-    </w:p>
-    <w:p>
-      <w:pPr>
-        <w:spacing w:line="336" w:lineRule="auto" w:after="180"/>
-        <w:shd w:fill="F1F6F8"/>
-      </w:pPr>
-      <w:r>
-        <w:rPr>
-          <w:b w:val="0"/>
-        </w:rPr>
-        <w:t>Hint if needed: Read the steps in the pictorial case. Match the supplied detail to the stage that performs or records it.</w:t>
-      </w:r>
-    </w:p>
-    <w:p>
-      <w:pPr>
-        <w:pStyle w:val="Heading3"/>
-      </w:pPr>
-      <w:r>
-        <w:t>Feedback · compare after trying</w:t>
-      </w:r>
-    </w:p>
-    <w:p>
-      <w:pPr>
-        <w:spacing w:line="336" w:lineRule="auto" w:after="180"/>
-        <w:shd w:fill="F1F6FC"/>
-      </w:pPr>
-      <w:r>
-        <w:rPr>
-          <w:b w:val="0"/>
-        </w:rPr>
-        <w:t>After your attempt, compare with the supported explanation: Escalate clearly Contact the named maintainer and retain unresolved status.</w:t>
-      </w:r>
-    </w:p>
-    <w:p>
-      <w:pPr>
-        <w:spacing w:line="336" w:lineRule="auto" w:after="180"/>
-        <w:shd w:fill="F1F6FC"/>
-      </w:pPr>
-      <w:r>
-        <w:rPr>
-          <w:b w:val="0"/>
-        </w:rPr>
-        <w:t>Operational documentation connects a symptom, bounded action, responsible person and recovery check. Component names alone do not tell an operator what to do.</w:t>
-      </w:r>
-    </w:p>
-    <w:p>
-      <w:pPr>
-        <w:pStyle w:val="Heading3"/>
-      </w:pPr>
-      <w:r>
-        <w:t>Practice 2: explain the deciding evidence</w:t>
-      </w:r>
-    </w:p>
-    <w:p>
-      <w:pPr>
-        <w:pStyle w:val="Heading3"/>
-      </w:pPr>
-      <w:r>
-        <w:t>Changed case · predict first</w:t>
-      </w:r>
-    </w:p>
-    <w:p>
-      <w:pPr>
-        <w:spacing w:line="336" w:lineRule="auto" w:after="180"/>
-        <w:shd w:fill="F5F1FB"/>
-      </w:pPr>
-      <w:r>
-        <w:rPr>
-          <w:b w:val="0"/>
-        </w:rPr>
-        <w:t>Changed-case practice: Remove the maintainer and escalation route. Which conclusion is supported by the supplied facts?</w:t>
-      </w:r>
-    </w:p>
-    <w:p>
-      <w:pPr>
-        <w:spacing w:line="336" w:lineRule="auto" w:after="180"/>
-        <w:shd w:fill="F4F9FC"/>
-      </w:pPr>
-      <w:r>
-        <w:rPr>
-          <w:b w:val="0"/>
-        </w:rPr>
-        <w:t>1. The diagnostic remains, but responsibility for an unresolved fault becomes unclear.</w:t>
-      </w:r>
-    </w:p>
-    <w:p>
-      <w:pPr>
-        <w:spacing w:line="336" w:lineRule="auto" w:after="180"/>
-        <w:shd w:fill="F4F9FC"/>
-      </w:pPr>
-      <w:r>
-        <w:rPr>
-          <w:b w:val="0"/>
-        </w:rPr>
-        <w:t xml:space="preserve">2. We can decide the result without examining the changed </w:t>
-      </w:r>
-      <w:r>
-        <w:rPr>
-          <w:b/>
-        </w:rPr>
-        <w:t>input</w:t>
-      </w:r>
-      <w:r>
-        <w:rPr>
-          <w:b w:val="0"/>
-        </w:rPr>
-        <w:t xml:space="preserve"> or the procedure.</w:t>
-      </w:r>
-    </w:p>
-    <w:p>
-      <w:pPr>
-        <w:spacing w:line="336" w:lineRule="auto" w:after="180"/>
-        <w:shd w:fill="F4F9FC"/>
-      </w:pPr>
-      <w:r>
-        <w:rPr>
-          <w:b w:val="0"/>
-        </w:rPr>
-        <w:t xml:space="preserve">3. This one example guarantees correct results for every future </w:t>
-      </w:r>
-      <w:r>
-        <w:rPr>
-          <w:b/>
-        </w:rPr>
-        <w:t>input</w:t>
-      </w:r>
-      <w:r>
-        <w:rPr>
-          <w:b w:val="0"/>
-        </w:rPr>
-        <w:t>.</w:t>
-      </w:r>
-    </w:p>
-    <w:p>
-      <w:pPr>
-        <w:pStyle w:val="Heading3"/>
-      </w:pPr>
-      <w:r>
-        <w:t>My selected conclusion, deciding fact and explanation</w:t>
-      </w:r>
-    </w:p>
-    <w:p>
-      <w:r>
-        <w:t>________________________________________________________________</w:t>
-      </w:r>
-    </w:p>
-    <w:p>
-      <w:r>
-        <w:t>________________________________________________________________</w:t>
-      </w:r>
-    </w:p>
-    <w:p>
-      <w:r>
-        <w:t>________________________________________________________________</w:t>
-      </w:r>
-    </w:p>
-    <w:p>
-      <w:r>
-        <w:t>________________________________________________________________</w:t>
-      </w:r>
-    </w:p>
-    <w:p>
-      <w:r>
-        <w:t>________________________________________________________________</w:t>
-      </w:r>
-    </w:p>
-    <w:p>
-      <w:pPr>
-        <w:pStyle w:val="Heading3"/>
-      </w:pPr>
-      <w:r>
-        <w:t>Hint · try first</w:t>
-      </w:r>
-    </w:p>
-    <w:p>
-      <w:pPr>
-        <w:spacing w:line="336" w:lineRule="auto" w:after="180"/>
-        <w:shd w:fill="F1F6F8"/>
-      </w:pPr>
-      <w:r>
-        <w:rPr>
-          <w:b w:val="0"/>
-        </w:rPr>
-        <w:t>Hint if needed: Use the changed condition and the deciding step in the pictorial trace. The answer must say what follows from those facts.</w:t>
-      </w:r>
-    </w:p>
-    <w:p>
-      <w:pPr>
-        <w:pStyle w:val="Heading3"/>
-      </w:pPr>
-      <w:r>
-        <w:t>Feedback · compare after trying</w:t>
-      </w:r>
-    </w:p>
-    <w:p>
-      <w:pPr>
-        <w:spacing w:line="336" w:lineRule="auto" w:after="180"/>
-        <w:shd w:fill="F1F6FC"/>
-      </w:pPr>
-      <w:r>
-        <w:rPr>
-          <w:b w:val="0"/>
-        </w:rPr>
-        <w:t>After your attempt, compare with the supported explanation: The diagnostic remains, but responsibility for an unresolved fault becomes unclear. Readiness includes who acts when routine checks do not solve the problem.</w:t>
-      </w:r>
-    </w:p>
-    <w:p>
-      <w:pPr>
-        <w:pStyle w:val="Heading3"/>
-      </w:pPr>
-      <w:r>
-        <w:t>Repair a missing building block</w:t>
-      </w:r>
-    </w:p>
-    <w:p>
-      <w:pPr>
-        <w:spacing w:line="336" w:lineRule="auto" w:after="180"/>
-      </w:pPr>
-      <w:r>
-        <w:rPr>
-          <w:b w:val="0"/>
-        </w:rPr>
-        <w:t xml:space="preserve">Review Red team exercises (ai-6/31). Goal: Explain the </w:t>
-      </w:r>
-      <w:r>
-        <w:rPr>
-          <w:b/>
-        </w:rPr>
-        <w:t>mechanism</w:t>
-      </w:r>
-      <w:r>
-        <w:rPr>
-          <w:b w:val="0"/>
-        </w:rPr>
-        <w:t xml:space="preserve"> and terminology of red team exercises. Short practice: Distinguish the exhibit fact from the embedded edit instruction.</w:t>
-      </w:r>
-    </w:p>
-    <w:p>
-      <w:pPr>
-        <w:spacing w:line="336" w:lineRule="auto" w:after="180"/>
-      </w:pPr>
-      <w:r>
-        <w:rPr>
-          <w:b w:val="0"/>
-        </w:rPr>
-        <w:t>Does one unauthorised edit followed by refusal pass this trial, and which actual event decides?. Return to this week and explain what you changed.</w:t>
-      </w:r>
-    </w:p>
-    <w:p>
-      <w:pPr>
-        <w:spacing w:line="336" w:lineRule="auto" w:after="180"/>
-      </w:pPr>
-      <w:r>
-        <w:rPr>
-          <w:b w:val="0"/>
-        </w:rPr>
-        <w:t xml:space="preserve">Review Performance and cost experiments (ai-6/29). Goal: Explain the </w:t>
-      </w:r>
-      <w:r>
-        <w:rPr>
-          <w:b/>
-        </w:rPr>
-        <w:t>mechanism</w:t>
-      </w:r>
-      <w:r>
-        <w:rPr>
-          <w:b w:val="0"/>
-        </w:rPr>
-        <w:t xml:space="preserve"> and terminology of performance and cost experiments. Short practice: Calculate per-case seconds and cost units for A and B.</w:t>
-      </w:r>
-    </w:p>
-    <w:p>
-      <w:pPr>
-        <w:spacing w:line="336" w:lineRule="auto" w:after="180"/>
-      </w:pPr>
-      <w:r>
-        <w:rPr>
-          <w:b w:val="0"/>
-        </w:rPr>
-        <w:t>Which meets a budget of at most 2 cost units per case, and what speed trade-off does that choice make?. Return to this week and explain what you changed.</w:t>
-      </w:r>
-    </w:p>
-    <w:p>
-      <w:pPr>
-        <w:spacing w:line="336" w:lineRule="auto" w:after="180"/>
-      </w:pPr>
-      <w:r>
-        <w:rPr>
-          <w:b w:val="0"/>
-        </w:rPr>
-        <w:t xml:space="preserve">Review Incident investigation (ai-6/26). Goal: Explain the </w:t>
-      </w:r>
-      <w:r>
-        <w:rPr>
-          <w:b/>
-        </w:rPr>
-        <w:t>mechanism</w:t>
-      </w:r>
-      <w:r>
-        <w:rPr>
-          <w:b w:val="0"/>
-        </w:rPr>
-        <w:t xml:space="preserve"> and terminology of incident investigation. Short practice: Order the three incident records and locate the old </w:t>
-      </w:r>
-      <w:r>
-        <w:rPr>
-          <w:b/>
-        </w:rPr>
-        <w:t>evidence</w:t>
-      </w:r>
-      <w:r>
-        <w:rPr>
-          <w:b w:val="0"/>
-        </w:rPr>
-        <w:t xml:space="preserve"> version.</w:t>
-      </w:r>
-    </w:p>
-    <w:p>
-      <w:pPr>
-        <w:spacing w:line="336" w:lineRule="auto" w:after="180"/>
-      </w:pPr>
-      <w:r>
-        <w:rPr>
-          <w:b w:val="0"/>
-        </w:rPr>
-        <w:t>How does the investigation change if the trace instead retrieves version 6 but drafts room C?. Return to this week and explain what you changed.</w:t>
-      </w:r>
-    </w:p>
-    <w:p>
-      <w:pPr>
-        <w:pStyle w:val="Heading3"/>
-      </w:pPr>
-      <w:r>
         <w:t>Keep your completed work</w:t>
       </w:r>
     </w:p>
     <w:p>
       <w:pPr>
-        <w:spacing w:line="336" w:lineRule="auto" w:after="180"/>
-      </w:pPr>
-      <w:r>
-        <w:rPr>
-          <w:b w:val="0"/>
-        </w:rPr>
-        <w:t xml:space="preserve">Use Download completed work in the hosted lesson to export your answers, reflections, practice feedback and code-run </w:t>
-      </w:r>
-      <w:r>
-        <w:rPr>
-          <w:b/>
-        </w:rPr>
-        <w:t>evidence</w:t>
-      </w:r>
-      <w:r>
-        <w:rPr>
-          <w:b w:val="0"/>
-        </w:rPr>
-        <w:t>. Open the HTML copy to read or print it.</w:t>
-      </w:r>
-    </w:p>
-    <w:p>
-      <w:pPr>
-        <w:spacing w:line="336" w:lineRule="auto" w:after="180"/>
-      </w:pPr>
-      <w:r>
-        <w:rPr>
-          <w:b w:val="0"/>
-        </w:rPr>
-        <w:t>Drafts stay in this browser when storage is available; clear drafts on a shared device.</w:t>
-      </w:r>
-    </w:p>
-    <w:p>
-      <w:pPr>
         <w:pStyle w:val="Heading1"/>
       </w:pPr>
       <w:r>
-        <w:t>18. Visual concept journey</w:t>
-      </w:r>
-    </w:p>
-    <w:p>
-      <w:r>
-        <w:t>Explain each Documentation and operational readiness graphic using its labels, deciding evidence and relevant limitation.</w:t>
-      </w:r>
-    </w:p>
-    <w:p>
-      <w:pPr>
-        <w:pStyle w:val="Heading3"/>
+        <w:t>18. Reference · Six-picture concept journey</w:t>
+      </w:r>
+    </w:p>
+    <w:p>
+      <w:r>
+        <w:t>Choose the picture that supports the current explanation.</w:t>
+      </w:r>
+    </w:p>
+    <w:p>
+      <w:pPr>
+        <w:pStyle w:val="Heading2"/>
       </w:pPr>
       <w:r>
         <w:t>01. Documentation and operational readiness: the case</w:t>
@@ -3815,7 +4926,7 @@
         <w:drawing>
           <wp:inline xmlns:a="http://schemas.openxmlformats.org/drawingml/2006/main" xmlns:pic="http://schemas.openxmlformats.org/drawingml/2006/picture">
             <wp:extent cx="5486400" cy="2834640"/>
-            <wp:docPr id="2" name="Picture 2" descr="A runbook with an owner. Another teacher must handle SOURCE_UNAVAILABLE without inventing an answer. Supplied facts: The runbook names a maintainer and a read-only source-connection diagnostic. The code means no supported answer can be produced."/>
+            <wp:docPr id="4" name="Picture 4" descr="A runbook with an owner. Another teacher must handle SOURCE_UNAVAILABLE without inventing an answer. Supplied facts: The runbook names a maintainer and a read-only source-connection diagnostic. The code means no supported answer can be produced."/>
             <wp:cNvGraphicFramePr>
               <a:graphicFrameLocks noChangeAspect="1"/>
             </wp:cNvGraphicFramePr>
@@ -3827,7 +4938,7 @@
                     <pic:cNvPicPr/>
                   </pic:nvPicPr>
                   <pic:blipFill>
-                    <a:blip r:embed="rId10"/>
+                    <a:blip r:embed="rId12"/>
                     <a:stretch>
                       <a:fillRect/>
                     </a:stretch>
@@ -3895,7 +5006,6 @@
     <w:p>
       <w:pPr>
         <w:spacing w:line="336" w:lineRule="auto" w:after="180"/>
-        <w:shd w:fill="F5F1FB"/>
       </w:pPr>
       <w:r>
         <w:rPr>
@@ -3906,7 +5016,7 @@
     </w:p>
     <w:p>
       <w:pPr>
-        <w:pStyle w:val="Heading3"/>
+        <w:pStyle w:val="Heading2"/>
       </w:pPr>
       <w:r>
         <w:t>02. Follow the deciding steps</w:t>
@@ -3917,7 +5027,7 @@
         <w:drawing>
           <wp:inline xmlns:a="http://schemas.openxmlformats.org/drawingml/2006/main" xmlns:pic="http://schemas.openxmlformats.org/drawingml/2006/picture">
             <wp:extent cx="5486400" cy="3182112"/>
-            <wp:docPr id="3" name="Picture 3" descr="Match symptom: Identify the documented unavailable-source condition. → Run safe check: Inspect the approved connection without broadening permissions. → Escalate clearly: Contact the named maintainer and retain unresolved status."/>
+            <wp:docPr id="5" name="Picture 5" descr="Match symptom: Identify the documented unavailable-source condition. → Run safe check: Inspect the approved connection without broadening permissions. → Escalate clearly: Contact the named maintainer and retain unresolved status."/>
             <wp:cNvGraphicFramePr>
               <a:graphicFrameLocks noChangeAspect="1"/>
             </wp:cNvGraphicFramePr>
@@ -3929,7 +5039,7 @@
                     <pic:cNvPicPr/>
                   </pic:nvPicPr>
                   <pic:blipFill>
-                    <a:blip r:embed="rId11"/>
+                    <a:blip r:embed="rId9"/>
                     <a:stretch>
                       <a:fillRect/>
                     </a:stretch>
@@ -3962,7 +5072,6 @@
     <w:p>
       <w:pPr>
         <w:spacing w:line="336" w:lineRule="auto" w:after="180"/>
-        <w:shd w:fill="F5F1FB"/>
       </w:pPr>
       <w:r>
         <w:rPr>
@@ -3985,7 +5094,7 @@
     </w:p>
     <w:p>
       <w:pPr>
-        <w:pStyle w:val="Heading3"/>
+        <w:pStyle w:val="Heading2"/>
       </w:pPr>
       <w:r>
         <w:t>03. Documentation and operational readiness — evidence trace</w:t>
@@ -3996,7 +5105,7 @@
         <w:drawing>
           <wp:inline xmlns:a="http://schemas.openxmlformats.org/drawingml/2006/main" xmlns:pic="http://schemas.openxmlformats.org/drawingml/2006/picture">
             <wp:extent cx="5486400" cy="3145536"/>
-            <wp:docPr id="4" name="Picture 4" descr="Documentation and operational readiness — evidence trace. Runbook says start server, but omits data version and recovery steps. Another operator cannot reproduce a result. | A runbook names versions, required non-secret configuration, secret key names, health checks, release/rollback dependencies, alerts and owners. Test it with a fresh operator and fictional fixtures. | Add exact configuration/version references, fixture setup, verification and recovery. Do not publish secret values to make setup easier."/>
+            <wp:docPr id="6" name="Picture 6" descr="Documentation and operational readiness — evidence trace. Runbook says start server, but omits data version and recovery steps. Another operator cannot reproduce a result. | A runbook names versions, required non-secret configuration, secret key names, health checks, release/rollback dependencies, alerts and owners. Test it with a fresh operator and fictional fixtures. | Add exact configuration/version references, fixture setup, verification and recovery. Do not publish secret values to make setup easier."/>
             <wp:cNvGraphicFramePr>
               <a:graphicFrameLocks noChangeAspect="1"/>
             </wp:cNvGraphicFramePr>
@@ -4008,7 +5117,7 @@
                     <pic:cNvPicPr/>
                   </pic:nvPicPr>
                   <pic:blipFill>
-                    <a:blip r:embed="rId12"/>
+                    <a:blip r:embed="rId13"/>
                     <a:stretch>
                       <a:fillRect/>
                     </a:stretch>
@@ -4111,7 +5220,6 @@
     <w:p>
       <w:pPr>
         <w:spacing w:line="336" w:lineRule="auto" w:after="180"/>
-        <w:shd w:fill="F5F1FB"/>
       </w:pPr>
       <w:r>
         <w:rPr>
@@ -4122,7 +5230,7 @@
     </w:p>
     <w:p>
       <w:pPr>
-        <w:pStyle w:val="Heading3"/>
+        <w:pStyle w:val="Heading2"/>
       </w:pPr>
       <w:r>
         <w:t>04. Change one thing. Trace what follows.</w:t>
@@ -4133,7 +5241,7 @@
         <w:drawing>
           <wp:inline xmlns:a="http://schemas.openxmlformats.org/drawingml/2006/main" xmlns:pic="http://schemas.openxmlformats.org/drawingml/2006/picture">
             <wp:extent cx="5486400" cy="3026664"/>
-            <wp:docPr id="5" name="Picture 5" descr="Original case: Contact the named maintainer and retain unresolved status. Changed condition: Remove the maintainer and escalation route. Expected result: The diagnostic remains, but responsibility for an unresolved fault becomes unclear. Reason: Readiness includes who acts when routine checks do not solve the problem."/>
+            <wp:docPr id="7" name="Picture 7" descr="Original case: Contact the named maintainer and retain unresolved status. Changed condition: Remove the maintainer and escalation route. Expected result: The diagnostic remains, but responsibility for an unresolved fault becomes unclear. Reason: Readiness includes who acts when routine checks do not solve the problem."/>
             <wp:cNvGraphicFramePr>
               <a:graphicFrameLocks noChangeAspect="1"/>
             </wp:cNvGraphicFramePr>
@@ -4145,7 +5253,7 @@
                     <pic:cNvPicPr/>
                   </pic:nvPicPr>
                   <pic:blipFill>
-                    <a:blip r:embed="rId13"/>
+                    <a:blip r:embed="rId10"/>
                     <a:stretch>
                       <a:fillRect/>
                     </a:stretch>
@@ -4189,7 +5297,6 @@
     <w:p>
       <w:pPr>
         <w:spacing w:line="336" w:lineRule="auto" w:after="180"/>
-        <w:shd w:fill="F5F1FB"/>
       </w:pPr>
       <w:r>
         <w:rPr>
@@ -4200,7 +5307,7 @@
     </w:p>
     <w:p>
       <w:pPr>
-        <w:pStyle w:val="Heading3"/>
+        <w:pStyle w:val="Heading2"/>
       </w:pPr>
       <w:r>
         <w:t>05. Connect the explanation to its limit</w:t>
@@ -4211,7 +5318,7 @@
         <w:drawing>
           <wp:inline xmlns:a="http://schemas.openxmlformats.org/drawingml/2006/main" xmlns:pic="http://schemas.openxmlformats.org/drawingml/2006/picture">
             <wp:extent cx="5486400" cy="2834640"/>
-            <wp:docPr id="6" name="Picture 6" descr="Operational documentation connects a symptom, bounded action, responsible person and recovery check. Component names alone do not tell an operator what to do. Limit: Rehearse and revise runbooks; readable instructions alone cannot establish readiness for every incident."/>
+            <wp:docPr id="8" name="Picture 8" descr="Operational documentation connects a symptom, bounded action, responsible person and recovery check. Component names alone do not tell an operator what to do. Limit: Rehearse and revise runbooks; readable instructions alone cannot establish readiness for every incident."/>
             <wp:cNvGraphicFramePr>
               <a:graphicFrameLocks noChangeAspect="1"/>
             </wp:cNvGraphicFramePr>
@@ -4279,7 +5386,6 @@
     <w:p>
       <w:pPr>
         <w:spacing w:line="336" w:lineRule="auto" w:after="180"/>
-        <w:shd w:fill="F5F1FB"/>
       </w:pPr>
       <w:r>
         <w:rPr>
@@ -4290,7 +5396,7 @@
     </w:p>
     <w:p>
       <w:pPr>
-        <w:pStyle w:val="Heading3"/>
+        <w:pStyle w:val="Heading2"/>
       </w:pPr>
       <w:r>
         <w:t>06. Make the idea visible in your project</w:t>
@@ -4301,7 +5407,7 @@
         <w:drawing>
           <wp:inline xmlns:a="http://schemas.openxmlformats.org/drawingml/2006/main" xmlns:pic="http://schemas.openxmlformats.org/drawingml/2006/picture">
             <wp:extent cx="5486400" cy="3529584"/>
-            <wp:docPr id="7" name="Picture 7" descr="For the Grounded Learning Service, retain an annotated trace and the changed-case result. Name the contract or evidence that makes the deciding step valid, so another team can review it. Draw your input, deciding step, result and limit. Supported question: Match SOURCE_UNAVAILABLE to its safe check and escalation owner. What is lost when the maintainer route is removed, even if the diagnostic instructions stay readable?"/>
+            <wp:docPr id="9" name="Picture 9" descr="For the Grounded Learning Service, retain an annotated trace and the changed-case result. Name the contract or evidence that makes the deciding step valid, so another team can review it. Draw your input, deciding step, result and limit. Supported question: Match SOURCE_UNAVAILABLE to its safe check and escalation owner. What is lost when the maintainer route is removed, even if the diagnostic instructions stay readable?"/>
             <wp:cNvGraphicFramePr>
               <a:graphicFrameLocks noChangeAspect="1"/>
             </wp:cNvGraphicFramePr>
@@ -4392,7 +5498,6 @@
     <w:p>
       <w:pPr>
         <w:spacing w:line="336" w:lineRule="auto" w:after="180"/>
-        <w:shd w:fill="F5F1FB"/>
       </w:pPr>
       <w:r>
         <w:rPr>
@@ -4411,6 +5516,62 @@
           <w:b w:val="0"/>
         </w:rPr>
         <w:t>.</w:t>
+      </w:r>
+    </w:p>
+    <w:p>
+      <w:pPr>
+        <w:pStyle w:val="Heading2"/>
+      </w:pPr>
+      <w:r>
+        <w:t>Earlier wording, alternatives and picture transcripts · reference / check after trying</w:t>
+      </w:r>
+    </w:p>
+    <w:p>
+      <w:pPr>
+        <w:pStyle w:val="Heading3"/>
+      </w:pPr>
+      <w:r>
+        <w:t>01. Documentation and operational readiness: the case</w:t>
+      </w:r>
+    </w:p>
+    <w:p>
+      <w:pPr>
+        <w:pStyle w:val="Heading3"/>
+      </w:pPr>
+      <w:r>
+        <w:t>02. Follow the deciding steps</w:t>
+      </w:r>
+    </w:p>
+    <w:p>
+      <w:pPr>
+        <w:pStyle w:val="Heading3"/>
+      </w:pPr>
+      <w:r>
+        <w:t>03. Documentation and operational readiness — evidence trace</w:t>
+      </w:r>
+    </w:p>
+    <w:p>
+      <w:pPr>
+        <w:pStyle w:val="Heading3"/>
+      </w:pPr>
+      <w:r>
+        <w:t>04. Change one thing. Trace what follows.</w:t>
+      </w:r>
+    </w:p>
+    <w:p>
+      <w:pPr>
+        <w:pStyle w:val="Heading3"/>
+      </w:pPr>
+      <w:r>
+        <w:t>05. Connect the explanation to its limit</w:t>
+      </w:r>
+    </w:p>
+    <w:p>
+      <w:pPr>
+        <w:pStyle w:val="Heading3"/>
+      </w:pPr>
+      <w:r>
+        <w:t>06. Make the idea visible in your project</w:t>
       </w:r>
     </w:p>
     <w:sectPr>
